--- a/docs/tables/whole/sec4_aki_2.docx
+++ b/docs/tables/whole/sec4_aki_2.docx
@@ -838,7 +838,7 @@
                 <w:szCs w:val="22"/>
                 <w:color w:val="000000"/>
               </w:rPr>
-              <w:t xml:space="preserve">323</w:t>
+              <w:t xml:space="preserve">322</w:t>
             </w:r>
           </w:p>
         </w:tc>
@@ -891,7 +891,7 @@
                 <w:szCs w:val="22"/>
                 <w:color w:val="000000"/>
               </w:rPr>
-              <w:t xml:space="preserve">1.42</w:t>
+              <w:t xml:space="preserve">1.43</w:t>
             </w:r>
           </w:p>
         </w:tc>
@@ -944,7 +944,7 @@
                 <w:szCs w:val="22"/>
                 <w:color w:val="000000"/>
               </w:rPr>
-              <w:t xml:space="preserve">1.20, 1.68</w:t>
+              <w:t xml:space="preserve">1.20, 1.69</w:t>
             </w:r>
           </w:p>
         </w:tc>
@@ -1050,7 +1050,7 @@
                 <w:szCs w:val="22"/>
                 <w:color w:val="000000"/>
               </w:rPr>
-              <w:t xml:space="preserve">323</w:t>
+              <w:t xml:space="preserve">322</w:t>
             </w:r>
           </w:p>
         </w:tc>
@@ -1103,7 +1103,7 @@
                 <w:szCs w:val="22"/>
                 <w:color w:val="000000"/>
               </w:rPr>
-              <w:t xml:space="preserve">1.79</w:t>
+              <w:t xml:space="preserve">1.78</w:t>
             </w:r>
           </w:p>
         </w:tc>
@@ -1156,7 +1156,7 @@
                 <w:szCs w:val="22"/>
                 <w:color w:val="000000"/>
               </w:rPr>
-              <w:t xml:space="preserve">1.19, 2.70</w:t>
+              <w:t xml:space="preserve">1.19, 2.68</w:t>
             </w:r>
           </w:p>
         </w:tc>
@@ -1321,7 +1321,7 @@
                 <w:szCs w:val="22"/>
                 <w:color w:val="000000"/>
               </w:rPr>
-              <w:t xml:space="preserve">323</w:t>
+              <w:t xml:space="preserve">322</w:t>
             </w:r>
           </w:p>
         </w:tc>
@@ -1480,60 +1480,60 @@
                 <w:szCs w:val="22"/>
                 <w:color w:val="000000"/>
               </w:rPr>
-              <w:t xml:space="preserve">0.290</w:t>
-            </w:r>
-          </w:p>
-        </w:tc>
-        <w:tc>
-          <w:tcPr>
-            <w:tcBorders>
-              <w:bottom w:val="none" w:sz="0" w:space="0" w:color="000000"/>
-              <w:top w:val="none" w:sz="0" w:space="0" w:color="000000"/>
-              <w:left w:val="none" w:sz="0" w:space="0" w:color="000000"/>
-              <w:right w:val="none" w:sz="0" w:space="0" w:color="000000"/>
-            </w:tcBorders>
-            <w:shd w:val="clear" w:color="auto" w:fill="FFFFFF"/>
-            <w:tcMar>
-              <w:top w:w="0" w:type="dxa"/>
-              <w:bottom w:w="0" w:type="dxa"/>
-              <w:left w:w="0" w:type="dxa"/>
-              <w:right w:w="0" w:type="dxa"/>
-            </w:tcMar>
-            <w:vAlign w:val="top"/>
-          </w:tcPr>
-          <w:p>
-            <w:pPr>
-              <w:pStyle w:val="Normal"/>
-              <w:jc w:val="center"/>
-              <w:pBdr>
-                <w:bottom w:val="none" w:sz="0" w:space="0" w:color="000000"/>
-                <w:top w:val="none" w:sz="0" w:space="0" w:color="000000"/>
-                <w:left w:val="none" w:sz="0" w:space="0" w:color="000000"/>
-                <w:right w:val="none" w:sz="0" w:space="0" w:color="000000"/>
-              </w:pBdr>
-              <w:spacing w:after="100" w:before="100" w:line="240"/>
-              <w:ind w:left="100" w:right="100" w:firstLine="0" w:firstLineChars="0"/>
-              <w:rPr>
-                <w:rFonts w:ascii="Helvetica" w:hAnsi="Helvetica" w:eastAsia="Helvetica" w:cs="Helvetica"/>
-                <w:i w:val="false"/>
-                <w:b w:val="false"/>
-                <w:u w:val="none"/>
-                <w:sz w:val="22"/>
-                <w:szCs w:val="22"/>
-                <w:color w:val="000000"/>
-              </w:rPr>
-            </w:pPr>
-            <w:r>
-              <w:rPr>
-                <w:rFonts w:ascii="Helvetica" w:hAnsi="Helvetica" w:eastAsia="Helvetica" w:cs="Helvetica"/>
-                <w:i w:val="false"/>
-                <w:b w:val="false"/>
-                <w:u w:val="none"/>
-                <w:sz w:val="22"/>
-                <w:szCs w:val="22"/>
-                <w:color w:val="000000"/>
-              </w:rPr>
-              <w:t xml:space="preserve">323</w:t>
+              <w:t xml:space="preserve">0.320</w:t>
+            </w:r>
+          </w:p>
+        </w:tc>
+        <w:tc>
+          <w:tcPr>
+            <w:tcBorders>
+              <w:bottom w:val="none" w:sz="0" w:space="0" w:color="000000"/>
+              <w:top w:val="none" w:sz="0" w:space="0" w:color="000000"/>
+              <w:left w:val="none" w:sz="0" w:space="0" w:color="000000"/>
+              <w:right w:val="none" w:sz="0" w:space="0" w:color="000000"/>
+            </w:tcBorders>
+            <w:shd w:val="clear" w:color="auto" w:fill="FFFFFF"/>
+            <w:tcMar>
+              <w:top w:w="0" w:type="dxa"/>
+              <w:bottom w:w="0" w:type="dxa"/>
+              <w:left w:w="0" w:type="dxa"/>
+              <w:right w:w="0" w:type="dxa"/>
+            </w:tcMar>
+            <w:vAlign w:val="top"/>
+          </w:tcPr>
+          <w:p>
+            <w:pPr>
+              <w:pStyle w:val="Normal"/>
+              <w:jc w:val="center"/>
+              <w:pBdr>
+                <w:bottom w:val="none" w:sz="0" w:space="0" w:color="000000"/>
+                <w:top w:val="none" w:sz="0" w:space="0" w:color="000000"/>
+                <w:left w:val="none" w:sz="0" w:space="0" w:color="000000"/>
+                <w:right w:val="none" w:sz="0" w:space="0" w:color="000000"/>
+              </w:pBdr>
+              <w:spacing w:after="100" w:before="100" w:line="240"/>
+              <w:ind w:left="100" w:right="100" w:firstLine="0" w:firstLineChars="0"/>
+              <w:rPr>
+                <w:rFonts w:ascii="Helvetica" w:hAnsi="Helvetica" w:eastAsia="Helvetica" w:cs="Helvetica"/>
+                <w:i w:val="false"/>
+                <w:b w:val="false"/>
+                <w:u w:val="none"/>
+                <w:sz w:val="22"/>
+                <w:szCs w:val="22"/>
+                <w:color w:val="000000"/>
+              </w:rPr>
+            </w:pPr>
+            <w:r>
+              <w:rPr>
+                <w:rFonts w:ascii="Helvetica" w:hAnsi="Helvetica" w:eastAsia="Helvetica" w:cs="Helvetica"/>
+                <w:i w:val="false"/>
+                <w:b w:val="false"/>
+                <w:u w:val="none"/>
+                <w:sz w:val="22"/>
+                <w:szCs w:val="22"/>
+                <w:color w:val="000000"/>
+              </w:rPr>
+              <w:t xml:space="preserve">322</w:t>
             </w:r>
           </w:p>
         </w:tc>
@@ -1692,7 +1692,7 @@
                 <w:szCs w:val="22"/>
                 <w:color w:val="000000"/>
               </w:rPr>
-              <w:t xml:space="preserve">0.650</w:t>
+              <w:t xml:space="preserve">0.680</w:t>
             </w:r>
           </w:p>
         </w:tc>
@@ -1804,7 +1804,7 @@
                 <w:szCs w:val="22"/>
                 <w:color w:val="000000"/>
               </w:rPr>
-              <w:t xml:space="preserve">323</w:t>
+              <w:t xml:space="preserve">322</w:t>
             </w:r>
           </w:p>
         </w:tc>
@@ -2016,7 +2016,7 @@
                 <w:szCs w:val="22"/>
                 <w:color w:val="000000"/>
               </w:rPr>
-              <w:t xml:space="preserve">323</w:t>
+              <w:t xml:space="preserve">322</w:t>
             </w:r>
           </w:p>
         </w:tc>
@@ -2823,113 +2823,113 @@
                 <w:szCs w:val="22"/>
                 <w:color w:val="000000"/>
               </w:rPr>
-              <w:t xml:space="preserve">1.06</w:t>
-            </w:r>
-          </w:p>
-        </w:tc>
-        <w:tc>
-          <w:tcPr>
-            <w:tcBorders>
-              <w:bottom w:val="none" w:sz="0" w:space="0" w:color="000000"/>
-              <w:top w:val="none" w:sz="0" w:space="0" w:color="000000"/>
-              <w:left w:val="none" w:sz="0" w:space="0" w:color="000000"/>
-              <w:right w:val="none" w:sz="0" w:space="0" w:color="000000"/>
-            </w:tcBorders>
-            <w:shd w:val="clear" w:color="auto" w:fill="FFFFFF"/>
-            <w:tcMar>
-              <w:top w:w="0" w:type="dxa"/>
-              <w:bottom w:w="0" w:type="dxa"/>
-              <w:left w:w="0" w:type="dxa"/>
-              <w:right w:w="0" w:type="dxa"/>
-            </w:tcMar>
-            <w:vAlign w:val="top"/>
-          </w:tcPr>
-          <w:p>
-            <w:pPr>
-              <w:pStyle w:val="Normal"/>
-              <w:jc w:val="center"/>
-              <w:pBdr>
-                <w:bottom w:val="none" w:sz="0" w:space="0" w:color="000000"/>
-                <w:top w:val="none" w:sz="0" w:space="0" w:color="000000"/>
-                <w:left w:val="none" w:sz="0" w:space="0" w:color="000000"/>
-                <w:right w:val="none" w:sz="0" w:space="0" w:color="000000"/>
-              </w:pBdr>
-              <w:spacing w:after="100" w:before="100" w:line="240"/>
-              <w:ind w:left="100" w:right="100" w:firstLine="0" w:firstLineChars="0"/>
-              <w:rPr>
-                <w:rFonts w:ascii="Helvetica" w:hAnsi="Helvetica" w:eastAsia="Helvetica" w:cs="Helvetica"/>
-                <w:i w:val="false"/>
-                <w:b w:val="false"/>
-                <w:u w:val="none"/>
-                <w:sz w:val="22"/>
-                <w:szCs w:val="22"/>
-                <w:color w:val="000000"/>
-              </w:rPr>
-            </w:pPr>
-            <w:r>
-              <w:rPr>
-                <w:rFonts w:ascii="Helvetica" w:hAnsi="Helvetica" w:eastAsia="Helvetica" w:cs="Helvetica"/>
-                <w:i w:val="false"/>
-                <w:b w:val="false"/>
-                <w:u w:val="none"/>
-                <w:sz w:val="22"/>
-                <w:szCs w:val="22"/>
-                <w:color w:val="000000"/>
-              </w:rPr>
-              <w:t xml:space="preserve">0.49, 2.30</w:t>
-            </w:r>
-          </w:p>
-        </w:tc>
-        <w:tc>
-          <w:tcPr>
-            <w:tcBorders>
-              <w:bottom w:val="none" w:sz="0" w:space="0" w:color="000000"/>
-              <w:top w:val="none" w:sz="0" w:space="0" w:color="000000"/>
-              <w:left w:val="none" w:sz="0" w:space="0" w:color="000000"/>
-              <w:right w:val="none" w:sz="0" w:space="0" w:color="000000"/>
-            </w:tcBorders>
-            <w:shd w:val="clear" w:color="auto" w:fill="FFFFFF"/>
-            <w:tcMar>
-              <w:top w:w="0" w:type="dxa"/>
-              <w:bottom w:w="0" w:type="dxa"/>
-              <w:left w:w="0" w:type="dxa"/>
-              <w:right w:w="0" w:type="dxa"/>
-            </w:tcMar>
-            <w:vAlign w:val="top"/>
-          </w:tcPr>
-          <w:p>
-            <w:pPr>
-              <w:pStyle w:val="Normal"/>
-              <w:jc w:val="center"/>
-              <w:pBdr>
-                <w:bottom w:val="none" w:sz="0" w:space="0" w:color="000000"/>
-                <w:top w:val="none" w:sz="0" w:space="0" w:color="000000"/>
-                <w:left w:val="none" w:sz="0" w:space="0" w:color="000000"/>
-                <w:right w:val="none" w:sz="0" w:space="0" w:color="000000"/>
-              </w:pBdr>
-              <w:spacing w:after="100" w:before="100" w:line="240"/>
-              <w:ind w:left="100" w:right="100" w:firstLine="0" w:firstLineChars="0"/>
-              <w:rPr>
-                <w:rFonts w:ascii="Helvetica" w:hAnsi="Helvetica" w:eastAsia="Helvetica" w:cs="Helvetica"/>
-                <w:i w:val="false"/>
-                <w:b w:val="false"/>
-                <w:u w:val="none"/>
-                <w:sz w:val="22"/>
-                <w:szCs w:val="22"/>
-                <w:color w:val="000000"/>
-              </w:rPr>
-            </w:pPr>
-            <w:r>
-              <w:rPr>
-                <w:rFonts w:ascii="Helvetica" w:hAnsi="Helvetica" w:eastAsia="Helvetica" w:cs="Helvetica"/>
-                <w:i w:val="false"/>
-                <w:b w:val="false"/>
-                <w:u w:val="none"/>
-                <w:sz w:val="22"/>
-                <w:szCs w:val="22"/>
-                <w:color w:val="000000"/>
-              </w:rPr>
-              <w:t xml:space="preserve">0.890</w:t>
+              <w:t xml:space="preserve">1.04</w:t>
+            </w:r>
+          </w:p>
+        </w:tc>
+        <w:tc>
+          <w:tcPr>
+            <w:tcBorders>
+              <w:bottom w:val="none" w:sz="0" w:space="0" w:color="000000"/>
+              <w:top w:val="none" w:sz="0" w:space="0" w:color="000000"/>
+              <w:left w:val="none" w:sz="0" w:space="0" w:color="000000"/>
+              <w:right w:val="none" w:sz="0" w:space="0" w:color="000000"/>
+            </w:tcBorders>
+            <w:shd w:val="clear" w:color="auto" w:fill="FFFFFF"/>
+            <w:tcMar>
+              <w:top w:w="0" w:type="dxa"/>
+              <w:bottom w:w="0" w:type="dxa"/>
+              <w:left w:w="0" w:type="dxa"/>
+              <w:right w:w="0" w:type="dxa"/>
+            </w:tcMar>
+            <w:vAlign w:val="top"/>
+          </w:tcPr>
+          <w:p>
+            <w:pPr>
+              <w:pStyle w:val="Normal"/>
+              <w:jc w:val="center"/>
+              <w:pBdr>
+                <w:bottom w:val="none" w:sz="0" w:space="0" w:color="000000"/>
+                <w:top w:val="none" w:sz="0" w:space="0" w:color="000000"/>
+                <w:left w:val="none" w:sz="0" w:space="0" w:color="000000"/>
+                <w:right w:val="none" w:sz="0" w:space="0" w:color="000000"/>
+              </w:pBdr>
+              <w:spacing w:after="100" w:before="100" w:line="240"/>
+              <w:ind w:left="100" w:right="100" w:firstLine="0" w:firstLineChars="0"/>
+              <w:rPr>
+                <w:rFonts w:ascii="Helvetica" w:hAnsi="Helvetica" w:eastAsia="Helvetica" w:cs="Helvetica"/>
+                <w:i w:val="false"/>
+                <w:b w:val="false"/>
+                <w:u w:val="none"/>
+                <w:sz w:val="22"/>
+                <w:szCs w:val="22"/>
+                <w:color w:val="000000"/>
+              </w:rPr>
+            </w:pPr>
+            <w:r>
+              <w:rPr>
+                <w:rFonts w:ascii="Helvetica" w:hAnsi="Helvetica" w:eastAsia="Helvetica" w:cs="Helvetica"/>
+                <w:i w:val="false"/>
+                <w:b w:val="false"/>
+                <w:u w:val="none"/>
+                <w:sz w:val="22"/>
+                <w:szCs w:val="22"/>
+                <w:color w:val="000000"/>
+              </w:rPr>
+              <w:t xml:space="preserve">0.48, 2.25</w:t>
+            </w:r>
+          </w:p>
+        </w:tc>
+        <w:tc>
+          <w:tcPr>
+            <w:tcBorders>
+              <w:bottom w:val="none" w:sz="0" w:space="0" w:color="000000"/>
+              <w:top w:val="none" w:sz="0" w:space="0" w:color="000000"/>
+              <w:left w:val="none" w:sz="0" w:space="0" w:color="000000"/>
+              <w:right w:val="none" w:sz="0" w:space="0" w:color="000000"/>
+            </w:tcBorders>
+            <w:shd w:val="clear" w:color="auto" w:fill="FFFFFF"/>
+            <w:tcMar>
+              <w:top w:w="0" w:type="dxa"/>
+              <w:bottom w:w="0" w:type="dxa"/>
+              <w:left w:w="0" w:type="dxa"/>
+              <w:right w:w="0" w:type="dxa"/>
+            </w:tcMar>
+            <w:vAlign w:val="top"/>
+          </w:tcPr>
+          <w:p>
+            <w:pPr>
+              <w:pStyle w:val="Normal"/>
+              <w:jc w:val="center"/>
+              <w:pBdr>
+                <w:bottom w:val="none" w:sz="0" w:space="0" w:color="000000"/>
+                <w:top w:val="none" w:sz="0" w:space="0" w:color="000000"/>
+                <w:left w:val="none" w:sz="0" w:space="0" w:color="000000"/>
+                <w:right w:val="none" w:sz="0" w:space="0" w:color="000000"/>
+              </w:pBdr>
+              <w:spacing w:after="100" w:before="100" w:line="240"/>
+              <w:ind w:left="100" w:right="100" w:firstLine="0" w:firstLineChars="0"/>
+              <w:rPr>
+                <w:rFonts w:ascii="Helvetica" w:hAnsi="Helvetica" w:eastAsia="Helvetica" w:cs="Helvetica"/>
+                <w:i w:val="false"/>
+                <w:b w:val="false"/>
+                <w:u w:val="none"/>
+                <w:sz w:val="22"/>
+                <w:szCs w:val="22"/>
+                <w:color w:val="000000"/>
+              </w:rPr>
+            </w:pPr>
+            <w:r>
+              <w:rPr>
+                <w:rFonts w:ascii="Helvetica" w:hAnsi="Helvetica" w:eastAsia="Helvetica" w:cs="Helvetica"/>
+                <w:i w:val="false"/>
+                <w:b w:val="false"/>
+                <w:u w:val="none"/>
+                <w:sz w:val="22"/>
+                <w:szCs w:val="22"/>
+                <w:color w:val="000000"/>
+              </w:rPr>
+              <w:t xml:space="preserve">0.930</w:t>
             </w:r>
           </w:p>
         </w:tc>
@@ -3035,113 +3035,113 @@
                 <w:szCs w:val="22"/>
                 <w:color w:val="000000"/>
               </w:rPr>
-              <w:t xml:space="preserve">0.39</w:t>
-            </w:r>
-          </w:p>
-        </w:tc>
-        <w:tc>
-          <w:tcPr>
-            <w:tcBorders>
-              <w:bottom w:val="none" w:sz="0" w:space="0" w:color="000000"/>
-              <w:top w:val="none" w:sz="0" w:space="0" w:color="000000"/>
-              <w:left w:val="none" w:sz="0" w:space="0" w:color="000000"/>
-              <w:right w:val="none" w:sz="0" w:space="0" w:color="000000"/>
-            </w:tcBorders>
-            <w:shd w:val="clear" w:color="auto" w:fill="FFFFFF"/>
-            <w:tcMar>
-              <w:top w:w="0" w:type="dxa"/>
-              <w:bottom w:w="0" w:type="dxa"/>
-              <w:left w:w="0" w:type="dxa"/>
-              <w:right w:w="0" w:type="dxa"/>
-            </w:tcMar>
-            <w:vAlign w:val="top"/>
-          </w:tcPr>
-          <w:p>
-            <w:pPr>
-              <w:pStyle w:val="Normal"/>
-              <w:jc w:val="center"/>
-              <w:pBdr>
-                <w:bottom w:val="none" w:sz="0" w:space="0" w:color="000000"/>
-                <w:top w:val="none" w:sz="0" w:space="0" w:color="000000"/>
-                <w:left w:val="none" w:sz="0" w:space="0" w:color="000000"/>
-                <w:right w:val="none" w:sz="0" w:space="0" w:color="000000"/>
-              </w:pBdr>
-              <w:spacing w:after="100" w:before="100" w:line="240"/>
-              <w:ind w:left="100" w:right="100" w:firstLine="0" w:firstLineChars="0"/>
-              <w:rPr>
-                <w:rFonts w:ascii="Helvetica" w:hAnsi="Helvetica" w:eastAsia="Helvetica" w:cs="Helvetica"/>
-                <w:i w:val="false"/>
-                <w:b w:val="false"/>
-                <w:u w:val="none"/>
-                <w:sz w:val="22"/>
-                <w:szCs w:val="22"/>
-                <w:color w:val="000000"/>
-              </w:rPr>
-            </w:pPr>
-            <w:r>
-              <w:rPr>
-                <w:rFonts w:ascii="Helvetica" w:hAnsi="Helvetica" w:eastAsia="Helvetica" w:cs="Helvetica"/>
-                <w:i w:val="false"/>
-                <w:b w:val="false"/>
-                <w:u w:val="none"/>
-                <w:sz w:val="22"/>
-                <w:szCs w:val="22"/>
-                <w:color w:val="000000"/>
-              </w:rPr>
-              <w:t xml:space="preserve">0.10, 1.50</w:t>
-            </w:r>
-          </w:p>
-        </w:tc>
-        <w:tc>
-          <w:tcPr>
-            <w:tcBorders>
-              <w:bottom w:val="none" w:sz="0" w:space="0" w:color="000000"/>
-              <w:top w:val="none" w:sz="0" w:space="0" w:color="000000"/>
-              <w:left w:val="none" w:sz="0" w:space="0" w:color="000000"/>
-              <w:right w:val="none" w:sz="0" w:space="0" w:color="000000"/>
-            </w:tcBorders>
-            <w:shd w:val="clear" w:color="auto" w:fill="FFFFFF"/>
-            <w:tcMar>
-              <w:top w:w="0" w:type="dxa"/>
-              <w:bottom w:w="0" w:type="dxa"/>
-              <w:left w:w="0" w:type="dxa"/>
-              <w:right w:w="0" w:type="dxa"/>
-            </w:tcMar>
-            <w:vAlign w:val="top"/>
-          </w:tcPr>
-          <w:p>
-            <w:pPr>
-              <w:pStyle w:val="Normal"/>
-              <w:jc w:val="center"/>
-              <w:pBdr>
-                <w:bottom w:val="none" w:sz="0" w:space="0" w:color="000000"/>
-                <w:top w:val="none" w:sz="0" w:space="0" w:color="000000"/>
-                <w:left w:val="none" w:sz="0" w:space="0" w:color="000000"/>
-                <w:right w:val="none" w:sz="0" w:space="0" w:color="000000"/>
-              </w:pBdr>
-              <w:spacing w:after="100" w:before="100" w:line="240"/>
-              <w:ind w:left="100" w:right="100" w:firstLine="0" w:firstLineChars="0"/>
-              <w:rPr>
-                <w:rFonts w:ascii="Helvetica" w:hAnsi="Helvetica" w:eastAsia="Helvetica" w:cs="Helvetica"/>
-                <w:i w:val="false"/>
-                <w:b w:val="false"/>
-                <w:u w:val="none"/>
-                <w:sz w:val="22"/>
-                <w:szCs w:val="22"/>
-                <w:color w:val="000000"/>
-              </w:rPr>
-            </w:pPr>
-            <w:r>
-              <w:rPr>
-                <w:rFonts w:ascii="Helvetica" w:hAnsi="Helvetica" w:eastAsia="Helvetica" w:cs="Helvetica"/>
-                <w:i w:val="false"/>
-                <w:b w:val="false"/>
-                <w:u w:val="none"/>
-                <w:sz w:val="22"/>
-                <w:szCs w:val="22"/>
-                <w:color w:val="000000"/>
-              </w:rPr>
-              <w:t xml:space="preserve">0.170</w:t>
+              <w:t xml:space="preserve">0.38</w:t>
+            </w:r>
+          </w:p>
+        </w:tc>
+        <w:tc>
+          <w:tcPr>
+            <w:tcBorders>
+              <w:bottom w:val="none" w:sz="0" w:space="0" w:color="000000"/>
+              <w:top w:val="none" w:sz="0" w:space="0" w:color="000000"/>
+              <w:left w:val="none" w:sz="0" w:space="0" w:color="000000"/>
+              <w:right w:val="none" w:sz="0" w:space="0" w:color="000000"/>
+            </w:tcBorders>
+            <w:shd w:val="clear" w:color="auto" w:fill="FFFFFF"/>
+            <w:tcMar>
+              <w:top w:w="0" w:type="dxa"/>
+              <w:bottom w:w="0" w:type="dxa"/>
+              <w:left w:w="0" w:type="dxa"/>
+              <w:right w:w="0" w:type="dxa"/>
+            </w:tcMar>
+            <w:vAlign w:val="top"/>
+          </w:tcPr>
+          <w:p>
+            <w:pPr>
+              <w:pStyle w:val="Normal"/>
+              <w:jc w:val="center"/>
+              <w:pBdr>
+                <w:bottom w:val="none" w:sz="0" w:space="0" w:color="000000"/>
+                <w:top w:val="none" w:sz="0" w:space="0" w:color="000000"/>
+                <w:left w:val="none" w:sz="0" w:space="0" w:color="000000"/>
+                <w:right w:val="none" w:sz="0" w:space="0" w:color="000000"/>
+              </w:pBdr>
+              <w:spacing w:after="100" w:before="100" w:line="240"/>
+              <w:ind w:left="100" w:right="100" w:firstLine="0" w:firstLineChars="0"/>
+              <w:rPr>
+                <w:rFonts w:ascii="Helvetica" w:hAnsi="Helvetica" w:eastAsia="Helvetica" w:cs="Helvetica"/>
+                <w:i w:val="false"/>
+                <w:b w:val="false"/>
+                <w:u w:val="none"/>
+                <w:sz w:val="22"/>
+                <w:szCs w:val="22"/>
+                <w:color w:val="000000"/>
+              </w:rPr>
+            </w:pPr>
+            <w:r>
+              <w:rPr>
+                <w:rFonts w:ascii="Helvetica" w:hAnsi="Helvetica" w:eastAsia="Helvetica" w:cs="Helvetica"/>
+                <w:i w:val="false"/>
+                <w:b w:val="false"/>
+                <w:u w:val="none"/>
+                <w:sz w:val="22"/>
+                <w:szCs w:val="22"/>
+                <w:color w:val="000000"/>
+              </w:rPr>
+              <w:t xml:space="preserve">0.10, 1.47</w:t>
+            </w:r>
+          </w:p>
+        </w:tc>
+        <w:tc>
+          <w:tcPr>
+            <w:tcBorders>
+              <w:bottom w:val="none" w:sz="0" w:space="0" w:color="000000"/>
+              <w:top w:val="none" w:sz="0" w:space="0" w:color="000000"/>
+              <w:left w:val="none" w:sz="0" w:space="0" w:color="000000"/>
+              <w:right w:val="none" w:sz="0" w:space="0" w:color="000000"/>
+            </w:tcBorders>
+            <w:shd w:val="clear" w:color="auto" w:fill="FFFFFF"/>
+            <w:tcMar>
+              <w:top w:w="0" w:type="dxa"/>
+              <w:bottom w:w="0" w:type="dxa"/>
+              <w:left w:w="0" w:type="dxa"/>
+              <w:right w:w="0" w:type="dxa"/>
+            </w:tcMar>
+            <w:vAlign w:val="top"/>
+          </w:tcPr>
+          <w:p>
+            <w:pPr>
+              <w:pStyle w:val="Normal"/>
+              <w:jc w:val="center"/>
+              <w:pBdr>
+                <w:bottom w:val="none" w:sz="0" w:space="0" w:color="000000"/>
+                <w:top w:val="none" w:sz="0" w:space="0" w:color="000000"/>
+                <w:left w:val="none" w:sz="0" w:space="0" w:color="000000"/>
+                <w:right w:val="none" w:sz="0" w:space="0" w:color="000000"/>
+              </w:pBdr>
+              <w:spacing w:after="100" w:before="100" w:line="240"/>
+              <w:ind w:left="100" w:right="100" w:firstLine="0" w:firstLineChars="0"/>
+              <w:rPr>
+                <w:rFonts w:ascii="Helvetica" w:hAnsi="Helvetica" w:eastAsia="Helvetica" w:cs="Helvetica"/>
+                <w:i w:val="false"/>
+                <w:b w:val="false"/>
+                <w:u w:val="none"/>
+                <w:sz w:val="22"/>
+                <w:szCs w:val="22"/>
+                <w:color w:val="000000"/>
+              </w:rPr>
+            </w:pPr>
+            <w:r>
+              <w:rPr>
+                <w:rFonts w:ascii="Helvetica" w:hAnsi="Helvetica" w:eastAsia="Helvetica" w:cs="Helvetica"/>
+                <w:i w:val="false"/>
+                <w:b w:val="false"/>
+                <w:u w:val="none"/>
+                <w:sz w:val="22"/>
+                <w:szCs w:val="22"/>
+                <w:color w:val="000000"/>
+              </w:rPr>
+              <w:t xml:space="preserve">0.160</w:t>
             </w:r>
           </w:p>
         </w:tc>
@@ -3253,7 +3253,7 @@
                 <w:szCs w:val="22"/>
                 <w:color w:val="000000"/>
               </w:rPr>
-              <w:t xml:space="preserve">323</w:t>
+              <w:t xml:space="preserve">322</w:t>
             </w:r>
           </w:p>
         </w:tc>
@@ -3412,60 +3412,60 @@
                 <w:szCs w:val="22"/>
                 <w:color w:val="000000"/>
               </w:rPr>
-              <w:t xml:space="preserve">0.490</w:t>
-            </w:r>
-          </w:p>
-        </w:tc>
-        <w:tc>
-          <w:tcPr>
-            <w:tcBorders>
-              <w:bottom w:val="none" w:sz="0" w:space="0" w:color="000000"/>
-              <w:top w:val="none" w:sz="0" w:space="0" w:color="000000"/>
-              <w:left w:val="none" w:sz="0" w:space="0" w:color="000000"/>
-              <w:right w:val="none" w:sz="0" w:space="0" w:color="000000"/>
-            </w:tcBorders>
-            <w:shd w:val="clear" w:color="auto" w:fill="FFFFFF"/>
-            <w:tcMar>
-              <w:top w:w="0" w:type="dxa"/>
-              <w:bottom w:w="0" w:type="dxa"/>
-              <w:left w:w="0" w:type="dxa"/>
-              <w:right w:w="0" w:type="dxa"/>
-            </w:tcMar>
-            <w:vAlign w:val="top"/>
-          </w:tcPr>
-          <w:p>
-            <w:pPr>
-              <w:pStyle w:val="Normal"/>
-              <w:jc w:val="center"/>
-              <w:pBdr>
-                <w:bottom w:val="none" w:sz="0" w:space="0" w:color="000000"/>
-                <w:top w:val="none" w:sz="0" w:space="0" w:color="000000"/>
-                <w:left w:val="none" w:sz="0" w:space="0" w:color="000000"/>
-                <w:right w:val="none" w:sz="0" w:space="0" w:color="000000"/>
-              </w:pBdr>
-              <w:spacing w:after="100" w:before="100" w:line="240"/>
-              <w:ind w:left="100" w:right="100" w:firstLine="0" w:firstLineChars="0"/>
-              <w:rPr>
-                <w:rFonts w:ascii="Helvetica" w:hAnsi="Helvetica" w:eastAsia="Helvetica" w:cs="Helvetica"/>
-                <w:i w:val="false"/>
-                <w:b w:val="false"/>
-                <w:u w:val="none"/>
-                <w:sz w:val="22"/>
-                <w:szCs w:val="22"/>
-                <w:color w:val="000000"/>
-              </w:rPr>
-            </w:pPr>
-            <w:r>
-              <w:rPr>
-                <w:rFonts w:ascii="Helvetica" w:hAnsi="Helvetica" w:eastAsia="Helvetica" w:cs="Helvetica"/>
-                <w:i w:val="false"/>
-                <w:b w:val="false"/>
-                <w:u w:val="none"/>
-                <w:sz w:val="22"/>
-                <w:szCs w:val="22"/>
-                <w:color w:val="000000"/>
-              </w:rPr>
-              <w:t xml:space="preserve">323</w:t>
+              <w:t xml:space="preserve">0.450</w:t>
+            </w:r>
+          </w:p>
+        </w:tc>
+        <w:tc>
+          <w:tcPr>
+            <w:tcBorders>
+              <w:bottom w:val="none" w:sz="0" w:space="0" w:color="000000"/>
+              <w:top w:val="none" w:sz="0" w:space="0" w:color="000000"/>
+              <w:left w:val="none" w:sz="0" w:space="0" w:color="000000"/>
+              <w:right w:val="none" w:sz="0" w:space="0" w:color="000000"/>
+            </w:tcBorders>
+            <w:shd w:val="clear" w:color="auto" w:fill="FFFFFF"/>
+            <w:tcMar>
+              <w:top w:w="0" w:type="dxa"/>
+              <w:bottom w:w="0" w:type="dxa"/>
+              <w:left w:w="0" w:type="dxa"/>
+              <w:right w:w="0" w:type="dxa"/>
+            </w:tcMar>
+            <w:vAlign w:val="top"/>
+          </w:tcPr>
+          <w:p>
+            <w:pPr>
+              <w:pStyle w:val="Normal"/>
+              <w:jc w:val="center"/>
+              <w:pBdr>
+                <w:bottom w:val="none" w:sz="0" w:space="0" w:color="000000"/>
+                <w:top w:val="none" w:sz="0" w:space="0" w:color="000000"/>
+                <w:left w:val="none" w:sz="0" w:space="0" w:color="000000"/>
+                <w:right w:val="none" w:sz="0" w:space="0" w:color="000000"/>
+              </w:pBdr>
+              <w:spacing w:after="100" w:before="100" w:line="240"/>
+              <w:ind w:left="100" w:right="100" w:firstLine="0" w:firstLineChars="0"/>
+              <w:rPr>
+                <w:rFonts w:ascii="Helvetica" w:hAnsi="Helvetica" w:eastAsia="Helvetica" w:cs="Helvetica"/>
+                <w:i w:val="false"/>
+                <w:b w:val="false"/>
+                <w:u w:val="none"/>
+                <w:sz w:val="22"/>
+                <w:szCs w:val="22"/>
+                <w:color w:val="000000"/>
+              </w:rPr>
+            </w:pPr>
+            <w:r>
+              <w:rPr>
+                <w:rFonts w:ascii="Helvetica" w:hAnsi="Helvetica" w:eastAsia="Helvetica" w:cs="Helvetica"/>
+                <w:i w:val="false"/>
+                <w:b w:val="false"/>
+                <w:u w:val="none"/>
+                <w:sz w:val="22"/>
+                <w:szCs w:val="22"/>
+                <w:color w:val="000000"/>
+              </w:rPr>
+              <w:t xml:space="preserve">322</w:t>
             </w:r>
           </w:p>
         </w:tc>
@@ -3624,7 +3624,7 @@
                 <w:szCs w:val="22"/>
                 <w:color w:val="000000"/>
               </w:rPr>
-              <w:t xml:space="preserve">0.600</w:t>
+              <w:t xml:space="preserve">0.580</w:t>
             </w:r>
           </w:p>
         </w:tc>
@@ -3736,7 +3736,7 @@
                 <w:szCs w:val="22"/>
                 <w:color w:val="000000"/>
               </w:rPr>
-              <w:t xml:space="preserve">323</w:t>
+              <w:t xml:space="preserve">322</w:t>
             </w:r>
           </w:p>
         </w:tc>
@@ -3948,7 +3948,7 @@
                 <w:szCs w:val="22"/>
                 <w:color w:val="000000"/>
               </w:rPr>
-              <w:t xml:space="preserve">323</w:t>
+              <w:t xml:space="preserve">322</w:t>
             </w:r>
           </w:p>
         </w:tc>
@@ -4755,113 +4755,113 @@
                 <w:szCs w:val="22"/>
                 <w:color w:val="000000"/>
               </w:rPr>
-              <w:t xml:space="preserve">1.09</w:t>
-            </w:r>
-          </w:p>
-        </w:tc>
-        <w:tc>
-          <w:tcPr>
-            <w:tcBorders>
-              <w:bottom w:val="none" w:sz="0" w:space="0" w:color="000000"/>
-              <w:top w:val="none" w:sz="0" w:space="0" w:color="000000"/>
-              <w:left w:val="none" w:sz="0" w:space="0" w:color="000000"/>
-              <w:right w:val="none" w:sz="0" w:space="0" w:color="000000"/>
-            </w:tcBorders>
-            <w:shd w:val="clear" w:color="auto" w:fill="FFFFFF"/>
-            <w:tcMar>
-              <w:top w:w="0" w:type="dxa"/>
-              <w:bottom w:w="0" w:type="dxa"/>
-              <w:left w:w="0" w:type="dxa"/>
-              <w:right w:w="0" w:type="dxa"/>
-            </w:tcMar>
-            <w:vAlign w:val="top"/>
-          </w:tcPr>
-          <w:p>
-            <w:pPr>
-              <w:pStyle w:val="Normal"/>
-              <w:jc w:val="center"/>
-              <w:pBdr>
-                <w:bottom w:val="none" w:sz="0" w:space="0" w:color="000000"/>
-                <w:top w:val="none" w:sz="0" w:space="0" w:color="000000"/>
-                <w:left w:val="none" w:sz="0" w:space="0" w:color="000000"/>
-                <w:right w:val="none" w:sz="0" w:space="0" w:color="000000"/>
-              </w:pBdr>
-              <w:spacing w:after="100" w:before="100" w:line="240"/>
-              <w:ind w:left="100" w:right="100" w:firstLine="0" w:firstLineChars="0"/>
-              <w:rPr>
-                <w:rFonts w:ascii="Helvetica" w:hAnsi="Helvetica" w:eastAsia="Helvetica" w:cs="Helvetica"/>
-                <w:i w:val="false"/>
-                <w:b w:val="false"/>
-                <w:u w:val="none"/>
-                <w:sz w:val="22"/>
-                <w:szCs w:val="22"/>
-                <w:color w:val="000000"/>
-              </w:rPr>
-            </w:pPr>
-            <w:r>
-              <w:rPr>
-                <w:rFonts w:ascii="Helvetica" w:hAnsi="Helvetica" w:eastAsia="Helvetica" w:cs="Helvetica"/>
-                <w:i w:val="false"/>
-                <w:b w:val="false"/>
-                <w:u w:val="none"/>
-                <w:sz w:val="22"/>
-                <w:szCs w:val="22"/>
-                <w:color w:val="000000"/>
-              </w:rPr>
-              <w:t xml:space="preserve">0.49, 2.44</w:t>
-            </w:r>
-          </w:p>
-        </w:tc>
-        <w:tc>
-          <w:tcPr>
-            <w:tcBorders>
-              <w:bottom w:val="none" w:sz="0" w:space="0" w:color="000000"/>
-              <w:top w:val="none" w:sz="0" w:space="0" w:color="000000"/>
-              <w:left w:val="none" w:sz="0" w:space="0" w:color="000000"/>
-              <w:right w:val="none" w:sz="0" w:space="0" w:color="000000"/>
-            </w:tcBorders>
-            <w:shd w:val="clear" w:color="auto" w:fill="FFFFFF"/>
-            <w:tcMar>
-              <w:top w:w="0" w:type="dxa"/>
-              <w:bottom w:w="0" w:type="dxa"/>
-              <w:left w:w="0" w:type="dxa"/>
-              <w:right w:w="0" w:type="dxa"/>
-            </w:tcMar>
-            <w:vAlign w:val="top"/>
-          </w:tcPr>
-          <w:p>
-            <w:pPr>
-              <w:pStyle w:val="Normal"/>
-              <w:jc w:val="center"/>
-              <w:pBdr>
-                <w:bottom w:val="none" w:sz="0" w:space="0" w:color="000000"/>
-                <w:top w:val="none" w:sz="0" w:space="0" w:color="000000"/>
-                <w:left w:val="none" w:sz="0" w:space="0" w:color="000000"/>
-                <w:right w:val="none" w:sz="0" w:space="0" w:color="000000"/>
-              </w:pBdr>
-              <w:spacing w:after="100" w:before="100" w:line="240"/>
-              <w:ind w:left="100" w:right="100" w:firstLine="0" w:firstLineChars="0"/>
-              <w:rPr>
-                <w:rFonts w:ascii="Helvetica" w:hAnsi="Helvetica" w:eastAsia="Helvetica" w:cs="Helvetica"/>
-                <w:i w:val="false"/>
-                <w:b w:val="false"/>
-                <w:u w:val="none"/>
-                <w:sz w:val="22"/>
-                <w:szCs w:val="22"/>
-                <w:color w:val="000000"/>
-              </w:rPr>
-            </w:pPr>
-            <w:r>
-              <w:rPr>
-                <w:rFonts w:ascii="Helvetica" w:hAnsi="Helvetica" w:eastAsia="Helvetica" w:cs="Helvetica"/>
-                <w:i w:val="false"/>
-                <w:b w:val="false"/>
-                <w:u w:val="none"/>
-                <w:sz w:val="22"/>
-                <w:szCs w:val="22"/>
-                <w:color w:val="000000"/>
-              </w:rPr>
-              <w:t xml:space="preserve">0.830</w:t>
+              <w:t xml:space="preserve">1.11</w:t>
+            </w:r>
+          </w:p>
+        </w:tc>
+        <w:tc>
+          <w:tcPr>
+            <w:tcBorders>
+              <w:bottom w:val="none" w:sz="0" w:space="0" w:color="000000"/>
+              <w:top w:val="none" w:sz="0" w:space="0" w:color="000000"/>
+              <w:left w:val="none" w:sz="0" w:space="0" w:color="000000"/>
+              <w:right w:val="none" w:sz="0" w:space="0" w:color="000000"/>
+            </w:tcBorders>
+            <w:shd w:val="clear" w:color="auto" w:fill="FFFFFF"/>
+            <w:tcMar>
+              <w:top w:w="0" w:type="dxa"/>
+              <w:bottom w:w="0" w:type="dxa"/>
+              <w:left w:w="0" w:type="dxa"/>
+              <w:right w:w="0" w:type="dxa"/>
+            </w:tcMar>
+            <w:vAlign w:val="top"/>
+          </w:tcPr>
+          <w:p>
+            <w:pPr>
+              <w:pStyle w:val="Normal"/>
+              <w:jc w:val="center"/>
+              <w:pBdr>
+                <w:bottom w:val="none" w:sz="0" w:space="0" w:color="000000"/>
+                <w:top w:val="none" w:sz="0" w:space="0" w:color="000000"/>
+                <w:left w:val="none" w:sz="0" w:space="0" w:color="000000"/>
+                <w:right w:val="none" w:sz="0" w:space="0" w:color="000000"/>
+              </w:pBdr>
+              <w:spacing w:after="100" w:before="100" w:line="240"/>
+              <w:ind w:left="100" w:right="100" w:firstLine="0" w:firstLineChars="0"/>
+              <w:rPr>
+                <w:rFonts w:ascii="Helvetica" w:hAnsi="Helvetica" w:eastAsia="Helvetica" w:cs="Helvetica"/>
+                <w:i w:val="false"/>
+                <w:b w:val="false"/>
+                <w:u w:val="none"/>
+                <w:sz w:val="22"/>
+                <w:szCs w:val="22"/>
+                <w:color w:val="000000"/>
+              </w:rPr>
+            </w:pPr>
+            <w:r>
+              <w:rPr>
+                <w:rFonts w:ascii="Helvetica" w:hAnsi="Helvetica" w:eastAsia="Helvetica" w:cs="Helvetica"/>
+                <w:i w:val="false"/>
+                <w:b w:val="false"/>
+                <w:u w:val="none"/>
+                <w:sz w:val="22"/>
+                <w:szCs w:val="22"/>
+                <w:color w:val="000000"/>
+              </w:rPr>
+              <w:t xml:space="preserve">0.50, 2.49</w:t>
+            </w:r>
+          </w:p>
+        </w:tc>
+        <w:tc>
+          <w:tcPr>
+            <w:tcBorders>
+              <w:bottom w:val="none" w:sz="0" w:space="0" w:color="000000"/>
+              <w:top w:val="none" w:sz="0" w:space="0" w:color="000000"/>
+              <w:left w:val="none" w:sz="0" w:space="0" w:color="000000"/>
+              <w:right w:val="none" w:sz="0" w:space="0" w:color="000000"/>
+            </w:tcBorders>
+            <w:shd w:val="clear" w:color="auto" w:fill="FFFFFF"/>
+            <w:tcMar>
+              <w:top w:w="0" w:type="dxa"/>
+              <w:bottom w:w="0" w:type="dxa"/>
+              <w:left w:w="0" w:type="dxa"/>
+              <w:right w:w="0" w:type="dxa"/>
+            </w:tcMar>
+            <w:vAlign w:val="top"/>
+          </w:tcPr>
+          <w:p>
+            <w:pPr>
+              <w:pStyle w:val="Normal"/>
+              <w:jc w:val="center"/>
+              <w:pBdr>
+                <w:bottom w:val="none" w:sz="0" w:space="0" w:color="000000"/>
+                <w:top w:val="none" w:sz="0" w:space="0" w:color="000000"/>
+                <w:left w:val="none" w:sz="0" w:space="0" w:color="000000"/>
+                <w:right w:val="none" w:sz="0" w:space="0" w:color="000000"/>
+              </w:pBdr>
+              <w:spacing w:after="100" w:before="100" w:line="240"/>
+              <w:ind w:left="100" w:right="100" w:firstLine="0" w:firstLineChars="0"/>
+              <w:rPr>
+                <w:rFonts w:ascii="Helvetica" w:hAnsi="Helvetica" w:eastAsia="Helvetica" w:cs="Helvetica"/>
+                <w:i w:val="false"/>
+                <w:b w:val="false"/>
+                <w:u w:val="none"/>
+                <w:sz w:val="22"/>
+                <w:szCs w:val="22"/>
+                <w:color w:val="000000"/>
+              </w:rPr>
+            </w:pPr>
+            <w:r>
+              <w:rPr>
+                <w:rFonts w:ascii="Helvetica" w:hAnsi="Helvetica" w:eastAsia="Helvetica" w:cs="Helvetica"/>
+                <w:i w:val="false"/>
+                <w:b w:val="false"/>
+                <w:u w:val="none"/>
+                <w:sz w:val="22"/>
+                <w:szCs w:val="22"/>
+                <w:color w:val="000000"/>
+              </w:rPr>
+              <w:t xml:space="preserve">0.800</w:t>
             </w:r>
           </w:p>
         </w:tc>
@@ -4967,113 +4967,113 @@
                 <w:szCs w:val="22"/>
                 <w:color w:val="000000"/>
               </w:rPr>
-              <w:t xml:space="preserve">0.64</w:t>
-            </w:r>
-          </w:p>
-        </w:tc>
-        <w:tc>
-          <w:tcPr>
-            <w:tcBorders>
-              <w:bottom w:val="none" w:sz="0" w:space="0" w:color="000000"/>
-              <w:top w:val="none" w:sz="0" w:space="0" w:color="000000"/>
-              <w:left w:val="none" w:sz="0" w:space="0" w:color="000000"/>
-              <w:right w:val="none" w:sz="0" w:space="0" w:color="000000"/>
-            </w:tcBorders>
-            <w:shd w:val="clear" w:color="auto" w:fill="FFFFFF"/>
-            <w:tcMar>
-              <w:top w:w="0" w:type="dxa"/>
-              <w:bottom w:w="0" w:type="dxa"/>
-              <w:left w:w="0" w:type="dxa"/>
-              <w:right w:w="0" w:type="dxa"/>
-            </w:tcMar>
-            <w:vAlign w:val="top"/>
-          </w:tcPr>
-          <w:p>
-            <w:pPr>
-              <w:pStyle w:val="Normal"/>
-              <w:jc w:val="center"/>
-              <w:pBdr>
-                <w:bottom w:val="none" w:sz="0" w:space="0" w:color="000000"/>
-                <w:top w:val="none" w:sz="0" w:space="0" w:color="000000"/>
-                <w:left w:val="none" w:sz="0" w:space="0" w:color="000000"/>
-                <w:right w:val="none" w:sz="0" w:space="0" w:color="000000"/>
-              </w:pBdr>
-              <w:spacing w:after="100" w:before="100" w:line="240"/>
-              <w:ind w:left="100" w:right="100" w:firstLine="0" w:firstLineChars="0"/>
-              <w:rPr>
-                <w:rFonts w:ascii="Helvetica" w:hAnsi="Helvetica" w:eastAsia="Helvetica" w:cs="Helvetica"/>
-                <w:i w:val="false"/>
-                <w:b w:val="false"/>
-                <w:u w:val="none"/>
-                <w:sz w:val="22"/>
-                <w:szCs w:val="22"/>
-                <w:color w:val="000000"/>
-              </w:rPr>
-            </w:pPr>
-            <w:r>
-              <w:rPr>
-                <w:rFonts w:ascii="Helvetica" w:hAnsi="Helvetica" w:eastAsia="Helvetica" w:cs="Helvetica"/>
-                <w:i w:val="false"/>
-                <w:b w:val="false"/>
-                <w:u w:val="none"/>
-                <w:sz w:val="22"/>
-                <w:szCs w:val="22"/>
-                <w:color w:val="000000"/>
-              </w:rPr>
-              <w:t xml:space="preserve">0.20, 2.03</w:t>
-            </w:r>
-          </w:p>
-        </w:tc>
-        <w:tc>
-          <w:tcPr>
-            <w:tcBorders>
-              <w:bottom w:val="none" w:sz="0" w:space="0" w:color="000000"/>
-              <w:top w:val="none" w:sz="0" w:space="0" w:color="000000"/>
-              <w:left w:val="none" w:sz="0" w:space="0" w:color="000000"/>
-              <w:right w:val="none" w:sz="0" w:space="0" w:color="000000"/>
-            </w:tcBorders>
-            <w:shd w:val="clear" w:color="auto" w:fill="FFFFFF"/>
-            <w:tcMar>
-              <w:top w:w="0" w:type="dxa"/>
-              <w:bottom w:w="0" w:type="dxa"/>
-              <w:left w:w="0" w:type="dxa"/>
-              <w:right w:w="0" w:type="dxa"/>
-            </w:tcMar>
-            <w:vAlign w:val="top"/>
-          </w:tcPr>
-          <w:p>
-            <w:pPr>
-              <w:pStyle w:val="Normal"/>
-              <w:jc w:val="center"/>
-              <w:pBdr>
-                <w:bottom w:val="none" w:sz="0" w:space="0" w:color="000000"/>
-                <w:top w:val="none" w:sz="0" w:space="0" w:color="000000"/>
-                <w:left w:val="none" w:sz="0" w:space="0" w:color="000000"/>
-                <w:right w:val="none" w:sz="0" w:space="0" w:color="000000"/>
-              </w:pBdr>
-              <w:spacing w:after="100" w:before="100" w:line="240"/>
-              <w:ind w:left="100" w:right="100" w:firstLine="0" w:firstLineChars="0"/>
-              <w:rPr>
-                <w:rFonts w:ascii="Helvetica" w:hAnsi="Helvetica" w:eastAsia="Helvetica" w:cs="Helvetica"/>
-                <w:i w:val="false"/>
-                <w:b w:val="false"/>
-                <w:u w:val="none"/>
-                <w:sz w:val="22"/>
-                <w:szCs w:val="22"/>
-                <w:color w:val="000000"/>
-              </w:rPr>
-            </w:pPr>
-            <w:r>
-              <w:rPr>
-                <w:rFonts w:ascii="Helvetica" w:hAnsi="Helvetica" w:eastAsia="Helvetica" w:cs="Helvetica"/>
-                <w:i w:val="false"/>
-                <w:b w:val="false"/>
-                <w:u w:val="none"/>
-                <w:sz w:val="22"/>
-                <w:szCs w:val="22"/>
-                <w:color w:val="000000"/>
-              </w:rPr>
-              <w:t xml:space="preserve">0.450</w:t>
+              <w:t xml:space="preserve">0.66</w:t>
+            </w:r>
+          </w:p>
+        </w:tc>
+        <w:tc>
+          <w:tcPr>
+            <w:tcBorders>
+              <w:bottom w:val="none" w:sz="0" w:space="0" w:color="000000"/>
+              <w:top w:val="none" w:sz="0" w:space="0" w:color="000000"/>
+              <w:left w:val="none" w:sz="0" w:space="0" w:color="000000"/>
+              <w:right w:val="none" w:sz="0" w:space="0" w:color="000000"/>
+            </w:tcBorders>
+            <w:shd w:val="clear" w:color="auto" w:fill="FFFFFF"/>
+            <w:tcMar>
+              <w:top w:w="0" w:type="dxa"/>
+              <w:bottom w:w="0" w:type="dxa"/>
+              <w:left w:w="0" w:type="dxa"/>
+              <w:right w:w="0" w:type="dxa"/>
+            </w:tcMar>
+            <w:vAlign w:val="top"/>
+          </w:tcPr>
+          <w:p>
+            <w:pPr>
+              <w:pStyle w:val="Normal"/>
+              <w:jc w:val="center"/>
+              <w:pBdr>
+                <w:bottom w:val="none" w:sz="0" w:space="0" w:color="000000"/>
+                <w:top w:val="none" w:sz="0" w:space="0" w:color="000000"/>
+                <w:left w:val="none" w:sz="0" w:space="0" w:color="000000"/>
+                <w:right w:val="none" w:sz="0" w:space="0" w:color="000000"/>
+              </w:pBdr>
+              <w:spacing w:after="100" w:before="100" w:line="240"/>
+              <w:ind w:left="100" w:right="100" w:firstLine="0" w:firstLineChars="0"/>
+              <w:rPr>
+                <w:rFonts w:ascii="Helvetica" w:hAnsi="Helvetica" w:eastAsia="Helvetica" w:cs="Helvetica"/>
+                <w:i w:val="false"/>
+                <w:b w:val="false"/>
+                <w:u w:val="none"/>
+                <w:sz w:val="22"/>
+                <w:szCs w:val="22"/>
+                <w:color w:val="000000"/>
+              </w:rPr>
+            </w:pPr>
+            <w:r>
+              <w:rPr>
+                <w:rFonts w:ascii="Helvetica" w:hAnsi="Helvetica" w:eastAsia="Helvetica" w:cs="Helvetica"/>
+                <w:i w:val="false"/>
+                <w:b w:val="false"/>
+                <w:u w:val="none"/>
+                <w:sz w:val="22"/>
+                <w:szCs w:val="22"/>
+                <w:color w:val="000000"/>
+              </w:rPr>
+              <w:t xml:space="preserve">0.21, 2.06</w:t>
+            </w:r>
+          </w:p>
+        </w:tc>
+        <w:tc>
+          <w:tcPr>
+            <w:tcBorders>
+              <w:bottom w:val="none" w:sz="0" w:space="0" w:color="000000"/>
+              <w:top w:val="none" w:sz="0" w:space="0" w:color="000000"/>
+              <w:left w:val="none" w:sz="0" w:space="0" w:color="000000"/>
+              <w:right w:val="none" w:sz="0" w:space="0" w:color="000000"/>
+            </w:tcBorders>
+            <w:shd w:val="clear" w:color="auto" w:fill="FFFFFF"/>
+            <w:tcMar>
+              <w:top w:w="0" w:type="dxa"/>
+              <w:bottom w:w="0" w:type="dxa"/>
+              <w:left w:w="0" w:type="dxa"/>
+              <w:right w:w="0" w:type="dxa"/>
+            </w:tcMar>
+            <w:vAlign w:val="top"/>
+          </w:tcPr>
+          <w:p>
+            <w:pPr>
+              <w:pStyle w:val="Normal"/>
+              <w:jc w:val="center"/>
+              <w:pBdr>
+                <w:bottom w:val="none" w:sz="0" w:space="0" w:color="000000"/>
+                <w:top w:val="none" w:sz="0" w:space="0" w:color="000000"/>
+                <w:left w:val="none" w:sz="0" w:space="0" w:color="000000"/>
+                <w:right w:val="none" w:sz="0" w:space="0" w:color="000000"/>
+              </w:pBdr>
+              <w:spacing w:after="100" w:before="100" w:line="240"/>
+              <w:ind w:left="100" w:right="100" w:firstLine="0" w:firstLineChars="0"/>
+              <w:rPr>
+                <w:rFonts w:ascii="Helvetica" w:hAnsi="Helvetica" w:eastAsia="Helvetica" w:cs="Helvetica"/>
+                <w:i w:val="false"/>
+                <w:b w:val="false"/>
+                <w:u w:val="none"/>
+                <w:sz w:val="22"/>
+                <w:szCs w:val="22"/>
+                <w:color w:val="000000"/>
+              </w:rPr>
+            </w:pPr>
+            <w:r>
+              <w:rPr>
+                <w:rFonts w:ascii="Helvetica" w:hAnsi="Helvetica" w:eastAsia="Helvetica" w:cs="Helvetica"/>
+                <w:i w:val="false"/>
+                <w:b w:val="false"/>
+                <w:u w:val="none"/>
+                <w:sz w:val="22"/>
+                <w:szCs w:val="22"/>
+                <w:color w:val="000000"/>
+              </w:rPr>
+              <w:t xml:space="preserve">0.470</w:t>
             </w:r>
           </w:p>
         </w:tc>
@@ -5185,7 +5185,7 @@
                 <w:szCs w:val="22"/>
                 <w:color w:val="000000"/>
               </w:rPr>
-              <w:t xml:space="preserve">323</w:t>
+              <w:t xml:space="preserve">322</w:t>
             </w:r>
           </w:p>
         </w:tc>
@@ -5397,7 +5397,7 @@
                 <w:szCs w:val="22"/>
                 <w:color w:val="000000"/>
               </w:rPr>
-              <w:t xml:space="preserve">323</w:t>
+              <w:t xml:space="preserve">322</w:t>
             </w:r>
           </w:p>
         </w:tc>
@@ -6204,113 +6204,113 @@
                 <w:szCs w:val="22"/>
                 <w:color w:val="000000"/>
               </w:rPr>
-              <w:t xml:space="preserve">0.30</w:t>
-            </w:r>
-          </w:p>
-        </w:tc>
-        <w:tc>
-          <w:tcPr>
-            <w:tcBorders>
-              <w:bottom w:val="none" w:sz="0" w:space="0" w:color="000000"/>
-              <w:top w:val="none" w:sz="0" w:space="0" w:color="000000"/>
-              <w:left w:val="none" w:sz="0" w:space="0" w:color="000000"/>
-              <w:right w:val="none" w:sz="0" w:space="0" w:color="000000"/>
-            </w:tcBorders>
-            <w:shd w:val="clear" w:color="auto" w:fill="FFFFFF"/>
-            <w:tcMar>
-              <w:top w:w="0" w:type="dxa"/>
-              <w:bottom w:w="0" w:type="dxa"/>
-              <w:left w:w="0" w:type="dxa"/>
-              <w:right w:w="0" w:type="dxa"/>
-            </w:tcMar>
-            <w:vAlign w:val="top"/>
-          </w:tcPr>
-          <w:p>
-            <w:pPr>
-              <w:pStyle w:val="Normal"/>
-              <w:jc w:val="center"/>
-              <w:pBdr>
-                <w:bottom w:val="none" w:sz="0" w:space="0" w:color="000000"/>
-                <w:top w:val="none" w:sz="0" w:space="0" w:color="000000"/>
-                <w:left w:val="none" w:sz="0" w:space="0" w:color="000000"/>
-                <w:right w:val="none" w:sz="0" w:space="0" w:color="000000"/>
-              </w:pBdr>
-              <w:spacing w:after="100" w:before="100" w:line="240"/>
-              <w:ind w:left="100" w:right="100" w:firstLine="0" w:firstLineChars="0"/>
-              <w:rPr>
-                <w:rFonts w:ascii="Helvetica" w:hAnsi="Helvetica" w:eastAsia="Helvetica" w:cs="Helvetica"/>
-                <w:i w:val="false"/>
-                <w:b w:val="false"/>
-                <w:u w:val="none"/>
-                <w:sz w:val="22"/>
-                <w:szCs w:val="22"/>
-                <w:color w:val="000000"/>
-              </w:rPr>
-            </w:pPr>
-            <w:r>
-              <w:rPr>
-                <w:rFonts w:ascii="Helvetica" w:hAnsi="Helvetica" w:eastAsia="Helvetica" w:cs="Helvetica"/>
-                <w:i w:val="false"/>
-                <w:b w:val="false"/>
-                <w:u w:val="none"/>
-                <w:sz w:val="22"/>
-                <w:szCs w:val="22"/>
-                <w:color w:val="000000"/>
-              </w:rPr>
-              <w:t xml:space="preserve">0.06, 1.41</w:t>
-            </w:r>
-          </w:p>
-        </w:tc>
-        <w:tc>
-          <w:tcPr>
-            <w:tcBorders>
-              <w:bottom w:val="none" w:sz="0" w:space="0" w:color="000000"/>
-              <w:top w:val="none" w:sz="0" w:space="0" w:color="000000"/>
-              <w:left w:val="none" w:sz="0" w:space="0" w:color="000000"/>
-              <w:right w:val="none" w:sz="0" w:space="0" w:color="000000"/>
-            </w:tcBorders>
-            <w:shd w:val="clear" w:color="auto" w:fill="FFFFFF"/>
-            <w:tcMar>
-              <w:top w:w="0" w:type="dxa"/>
-              <w:bottom w:w="0" w:type="dxa"/>
-              <w:left w:w="0" w:type="dxa"/>
-              <w:right w:w="0" w:type="dxa"/>
-            </w:tcMar>
-            <w:vAlign w:val="top"/>
-          </w:tcPr>
-          <w:p>
-            <w:pPr>
-              <w:pStyle w:val="Normal"/>
-              <w:jc w:val="center"/>
-              <w:pBdr>
-                <w:bottom w:val="none" w:sz="0" w:space="0" w:color="000000"/>
-                <w:top w:val="none" w:sz="0" w:space="0" w:color="000000"/>
-                <w:left w:val="none" w:sz="0" w:space="0" w:color="000000"/>
-                <w:right w:val="none" w:sz="0" w:space="0" w:color="000000"/>
-              </w:pBdr>
-              <w:spacing w:after="100" w:before="100" w:line="240"/>
-              <w:ind w:left="100" w:right="100" w:firstLine="0" w:firstLineChars="0"/>
-              <w:rPr>
-                <w:rFonts w:ascii="Helvetica" w:hAnsi="Helvetica" w:eastAsia="Helvetica" w:cs="Helvetica"/>
-                <w:i w:val="false"/>
-                <w:b w:val="false"/>
-                <w:u w:val="none"/>
-                <w:sz w:val="22"/>
-                <w:szCs w:val="22"/>
-                <w:color w:val="000000"/>
-              </w:rPr>
-            </w:pPr>
-            <w:r>
-              <w:rPr>
-                <w:rFonts w:ascii="Helvetica" w:hAnsi="Helvetica" w:eastAsia="Helvetica" w:cs="Helvetica"/>
-                <w:i w:val="false"/>
-                <w:b w:val="false"/>
-                <w:u w:val="none"/>
-                <w:sz w:val="22"/>
-                <w:szCs w:val="22"/>
-                <w:color w:val="000000"/>
-              </w:rPr>
-              <w:t xml:space="preserve">0.130</w:t>
+              <w:t xml:space="preserve">0.29</w:t>
+            </w:r>
+          </w:p>
+        </w:tc>
+        <w:tc>
+          <w:tcPr>
+            <w:tcBorders>
+              <w:bottom w:val="none" w:sz="0" w:space="0" w:color="000000"/>
+              <w:top w:val="none" w:sz="0" w:space="0" w:color="000000"/>
+              <w:left w:val="none" w:sz="0" w:space="0" w:color="000000"/>
+              <w:right w:val="none" w:sz="0" w:space="0" w:color="000000"/>
+            </w:tcBorders>
+            <w:shd w:val="clear" w:color="auto" w:fill="FFFFFF"/>
+            <w:tcMar>
+              <w:top w:w="0" w:type="dxa"/>
+              <w:bottom w:w="0" w:type="dxa"/>
+              <w:left w:w="0" w:type="dxa"/>
+              <w:right w:w="0" w:type="dxa"/>
+            </w:tcMar>
+            <w:vAlign w:val="top"/>
+          </w:tcPr>
+          <w:p>
+            <w:pPr>
+              <w:pStyle w:val="Normal"/>
+              <w:jc w:val="center"/>
+              <w:pBdr>
+                <w:bottom w:val="none" w:sz="0" w:space="0" w:color="000000"/>
+                <w:top w:val="none" w:sz="0" w:space="0" w:color="000000"/>
+                <w:left w:val="none" w:sz="0" w:space="0" w:color="000000"/>
+                <w:right w:val="none" w:sz="0" w:space="0" w:color="000000"/>
+              </w:pBdr>
+              <w:spacing w:after="100" w:before="100" w:line="240"/>
+              <w:ind w:left="100" w:right="100" w:firstLine="0" w:firstLineChars="0"/>
+              <w:rPr>
+                <w:rFonts w:ascii="Helvetica" w:hAnsi="Helvetica" w:eastAsia="Helvetica" w:cs="Helvetica"/>
+                <w:i w:val="false"/>
+                <w:b w:val="false"/>
+                <w:u w:val="none"/>
+                <w:sz w:val="22"/>
+                <w:szCs w:val="22"/>
+                <w:color w:val="000000"/>
+              </w:rPr>
+            </w:pPr>
+            <w:r>
+              <w:rPr>
+                <w:rFonts w:ascii="Helvetica" w:hAnsi="Helvetica" w:eastAsia="Helvetica" w:cs="Helvetica"/>
+                <w:i w:val="false"/>
+                <w:b w:val="false"/>
+                <w:u w:val="none"/>
+                <w:sz w:val="22"/>
+                <w:szCs w:val="22"/>
+                <w:color w:val="000000"/>
+              </w:rPr>
+              <w:t xml:space="preserve">0.06, 1.38</w:t>
+            </w:r>
+          </w:p>
+        </w:tc>
+        <w:tc>
+          <w:tcPr>
+            <w:tcBorders>
+              <w:bottom w:val="none" w:sz="0" w:space="0" w:color="000000"/>
+              <w:top w:val="none" w:sz="0" w:space="0" w:color="000000"/>
+              <w:left w:val="none" w:sz="0" w:space="0" w:color="000000"/>
+              <w:right w:val="none" w:sz="0" w:space="0" w:color="000000"/>
+            </w:tcBorders>
+            <w:shd w:val="clear" w:color="auto" w:fill="FFFFFF"/>
+            <w:tcMar>
+              <w:top w:w="0" w:type="dxa"/>
+              <w:bottom w:w="0" w:type="dxa"/>
+              <w:left w:w="0" w:type="dxa"/>
+              <w:right w:w="0" w:type="dxa"/>
+            </w:tcMar>
+            <w:vAlign w:val="top"/>
+          </w:tcPr>
+          <w:p>
+            <w:pPr>
+              <w:pStyle w:val="Normal"/>
+              <w:jc w:val="center"/>
+              <w:pBdr>
+                <w:bottom w:val="none" w:sz="0" w:space="0" w:color="000000"/>
+                <w:top w:val="none" w:sz="0" w:space="0" w:color="000000"/>
+                <w:left w:val="none" w:sz="0" w:space="0" w:color="000000"/>
+                <w:right w:val="none" w:sz="0" w:space="0" w:color="000000"/>
+              </w:pBdr>
+              <w:spacing w:after="100" w:before="100" w:line="240"/>
+              <w:ind w:left="100" w:right="100" w:firstLine="0" w:firstLineChars="0"/>
+              <w:rPr>
+                <w:rFonts w:ascii="Helvetica" w:hAnsi="Helvetica" w:eastAsia="Helvetica" w:cs="Helvetica"/>
+                <w:i w:val="false"/>
+                <w:b w:val="false"/>
+                <w:u w:val="none"/>
+                <w:sz w:val="22"/>
+                <w:szCs w:val="22"/>
+                <w:color w:val="000000"/>
+              </w:rPr>
+            </w:pPr>
+            <w:r>
+              <w:rPr>
+                <w:rFonts w:ascii="Helvetica" w:hAnsi="Helvetica" w:eastAsia="Helvetica" w:cs="Helvetica"/>
+                <w:i w:val="false"/>
+                <w:b w:val="false"/>
+                <w:u w:val="none"/>
+                <w:sz w:val="22"/>
+                <w:szCs w:val="22"/>
+                <w:color w:val="000000"/>
+              </w:rPr>
+              <w:t xml:space="preserve">0.120</w:t>
             </w:r>
           </w:p>
         </w:tc>
@@ -6416,113 +6416,113 @@
                 <w:szCs w:val="22"/>
                 <w:color w:val="000000"/>
               </w:rPr>
-              <w:t xml:space="preserve">0.25</w:t>
-            </w:r>
-          </w:p>
-        </w:tc>
-        <w:tc>
-          <w:tcPr>
-            <w:tcBorders>
-              <w:bottom w:val="none" w:sz="0" w:space="0" w:color="000000"/>
-              <w:top w:val="none" w:sz="0" w:space="0" w:color="000000"/>
-              <w:left w:val="none" w:sz="0" w:space="0" w:color="000000"/>
-              <w:right w:val="none" w:sz="0" w:space="0" w:color="000000"/>
-            </w:tcBorders>
-            <w:shd w:val="clear" w:color="auto" w:fill="FFFFFF"/>
-            <w:tcMar>
-              <w:top w:w="0" w:type="dxa"/>
-              <w:bottom w:w="0" w:type="dxa"/>
-              <w:left w:w="0" w:type="dxa"/>
-              <w:right w:w="0" w:type="dxa"/>
-            </w:tcMar>
-            <w:vAlign w:val="top"/>
-          </w:tcPr>
-          <w:p>
-            <w:pPr>
-              <w:pStyle w:val="Normal"/>
-              <w:jc w:val="center"/>
-              <w:pBdr>
-                <w:bottom w:val="none" w:sz="0" w:space="0" w:color="000000"/>
-                <w:top w:val="none" w:sz="0" w:space="0" w:color="000000"/>
-                <w:left w:val="none" w:sz="0" w:space="0" w:color="000000"/>
-                <w:right w:val="none" w:sz="0" w:space="0" w:color="000000"/>
-              </w:pBdr>
-              <w:spacing w:after="100" w:before="100" w:line="240"/>
-              <w:ind w:left="100" w:right="100" w:firstLine="0" w:firstLineChars="0"/>
-              <w:rPr>
-                <w:rFonts w:ascii="Helvetica" w:hAnsi="Helvetica" w:eastAsia="Helvetica" w:cs="Helvetica"/>
-                <w:i w:val="false"/>
-                <w:b w:val="false"/>
-                <w:u w:val="none"/>
-                <w:sz w:val="22"/>
-                <w:szCs w:val="22"/>
-                <w:color w:val="000000"/>
-              </w:rPr>
-            </w:pPr>
-            <w:r>
-              <w:rPr>
-                <w:rFonts w:ascii="Helvetica" w:hAnsi="Helvetica" w:eastAsia="Helvetica" w:cs="Helvetica"/>
-                <w:i w:val="false"/>
-                <w:b w:val="false"/>
-                <w:u w:val="none"/>
-                <w:sz w:val="22"/>
-                <w:szCs w:val="22"/>
-                <w:color w:val="000000"/>
-              </w:rPr>
-              <w:t xml:space="preserve">0.02, 2.54</w:t>
-            </w:r>
-          </w:p>
-        </w:tc>
-        <w:tc>
-          <w:tcPr>
-            <w:tcBorders>
-              <w:bottom w:val="none" w:sz="0" w:space="0" w:color="000000"/>
-              <w:top w:val="none" w:sz="0" w:space="0" w:color="000000"/>
-              <w:left w:val="none" w:sz="0" w:space="0" w:color="000000"/>
-              <w:right w:val="none" w:sz="0" w:space="0" w:color="000000"/>
-            </w:tcBorders>
-            <w:shd w:val="clear" w:color="auto" w:fill="FFFFFF"/>
-            <w:tcMar>
-              <w:top w:w="0" w:type="dxa"/>
-              <w:bottom w:w="0" w:type="dxa"/>
-              <w:left w:w="0" w:type="dxa"/>
-              <w:right w:w="0" w:type="dxa"/>
-            </w:tcMar>
-            <w:vAlign w:val="top"/>
-          </w:tcPr>
-          <w:p>
-            <w:pPr>
-              <w:pStyle w:val="Normal"/>
-              <w:jc w:val="center"/>
-              <w:pBdr>
-                <w:bottom w:val="none" w:sz="0" w:space="0" w:color="000000"/>
-                <w:top w:val="none" w:sz="0" w:space="0" w:color="000000"/>
-                <w:left w:val="none" w:sz="0" w:space="0" w:color="000000"/>
-                <w:right w:val="none" w:sz="0" w:space="0" w:color="000000"/>
-              </w:pBdr>
-              <w:spacing w:after="100" w:before="100" w:line="240"/>
-              <w:ind w:left="100" w:right="100" w:firstLine="0" w:firstLineChars="0"/>
-              <w:rPr>
-                <w:rFonts w:ascii="Helvetica" w:hAnsi="Helvetica" w:eastAsia="Helvetica" w:cs="Helvetica"/>
-                <w:i w:val="false"/>
-                <w:b w:val="false"/>
-                <w:u w:val="none"/>
-                <w:sz w:val="22"/>
-                <w:szCs w:val="22"/>
-                <w:color w:val="000000"/>
-              </w:rPr>
-            </w:pPr>
-            <w:r>
-              <w:rPr>
-                <w:rFonts w:ascii="Helvetica" w:hAnsi="Helvetica" w:eastAsia="Helvetica" w:cs="Helvetica"/>
-                <w:i w:val="false"/>
-                <w:b w:val="false"/>
-                <w:u w:val="none"/>
-                <w:sz w:val="22"/>
-                <w:szCs w:val="22"/>
-                <w:color w:val="000000"/>
-              </w:rPr>
-              <w:t xml:space="preserve">0.240</w:t>
+              <w:t xml:space="preserve">0.24</w:t>
+            </w:r>
+          </w:p>
+        </w:tc>
+        <w:tc>
+          <w:tcPr>
+            <w:tcBorders>
+              <w:bottom w:val="none" w:sz="0" w:space="0" w:color="000000"/>
+              <w:top w:val="none" w:sz="0" w:space="0" w:color="000000"/>
+              <w:left w:val="none" w:sz="0" w:space="0" w:color="000000"/>
+              <w:right w:val="none" w:sz="0" w:space="0" w:color="000000"/>
+            </w:tcBorders>
+            <w:shd w:val="clear" w:color="auto" w:fill="FFFFFF"/>
+            <w:tcMar>
+              <w:top w:w="0" w:type="dxa"/>
+              <w:bottom w:w="0" w:type="dxa"/>
+              <w:left w:w="0" w:type="dxa"/>
+              <w:right w:w="0" w:type="dxa"/>
+            </w:tcMar>
+            <w:vAlign w:val="top"/>
+          </w:tcPr>
+          <w:p>
+            <w:pPr>
+              <w:pStyle w:val="Normal"/>
+              <w:jc w:val="center"/>
+              <w:pBdr>
+                <w:bottom w:val="none" w:sz="0" w:space="0" w:color="000000"/>
+                <w:top w:val="none" w:sz="0" w:space="0" w:color="000000"/>
+                <w:left w:val="none" w:sz="0" w:space="0" w:color="000000"/>
+                <w:right w:val="none" w:sz="0" w:space="0" w:color="000000"/>
+              </w:pBdr>
+              <w:spacing w:after="100" w:before="100" w:line="240"/>
+              <w:ind w:left="100" w:right="100" w:firstLine="0" w:firstLineChars="0"/>
+              <w:rPr>
+                <w:rFonts w:ascii="Helvetica" w:hAnsi="Helvetica" w:eastAsia="Helvetica" w:cs="Helvetica"/>
+                <w:i w:val="false"/>
+                <w:b w:val="false"/>
+                <w:u w:val="none"/>
+                <w:sz w:val="22"/>
+                <w:szCs w:val="22"/>
+                <w:color w:val="000000"/>
+              </w:rPr>
+            </w:pPr>
+            <w:r>
+              <w:rPr>
+                <w:rFonts w:ascii="Helvetica" w:hAnsi="Helvetica" w:eastAsia="Helvetica" w:cs="Helvetica"/>
+                <w:i w:val="false"/>
+                <w:b w:val="false"/>
+                <w:u w:val="none"/>
+                <w:sz w:val="22"/>
+                <w:szCs w:val="22"/>
+                <w:color w:val="000000"/>
+              </w:rPr>
+              <w:t xml:space="preserve">0.02, 2.41</w:t>
+            </w:r>
+          </w:p>
+        </w:tc>
+        <w:tc>
+          <w:tcPr>
+            <w:tcBorders>
+              <w:bottom w:val="none" w:sz="0" w:space="0" w:color="000000"/>
+              <w:top w:val="none" w:sz="0" w:space="0" w:color="000000"/>
+              <w:left w:val="none" w:sz="0" w:space="0" w:color="000000"/>
+              <w:right w:val="none" w:sz="0" w:space="0" w:color="000000"/>
+            </w:tcBorders>
+            <w:shd w:val="clear" w:color="auto" w:fill="FFFFFF"/>
+            <w:tcMar>
+              <w:top w:w="0" w:type="dxa"/>
+              <w:bottom w:w="0" w:type="dxa"/>
+              <w:left w:w="0" w:type="dxa"/>
+              <w:right w:w="0" w:type="dxa"/>
+            </w:tcMar>
+            <w:vAlign w:val="top"/>
+          </w:tcPr>
+          <w:p>
+            <w:pPr>
+              <w:pStyle w:val="Normal"/>
+              <w:jc w:val="center"/>
+              <w:pBdr>
+                <w:bottom w:val="none" w:sz="0" w:space="0" w:color="000000"/>
+                <w:top w:val="none" w:sz="0" w:space="0" w:color="000000"/>
+                <w:left w:val="none" w:sz="0" w:space="0" w:color="000000"/>
+                <w:right w:val="none" w:sz="0" w:space="0" w:color="000000"/>
+              </w:pBdr>
+              <w:spacing w:after="100" w:before="100" w:line="240"/>
+              <w:ind w:left="100" w:right="100" w:firstLine="0" w:firstLineChars="0"/>
+              <w:rPr>
+                <w:rFonts w:ascii="Helvetica" w:hAnsi="Helvetica" w:eastAsia="Helvetica" w:cs="Helvetica"/>
+                <w:i w:val="false"/>
+                <w:b w:val="false"/>
+                <w:u w:val="none"/>
+                <w:sz w:val="22"/>
+                <w:szCs w:val="22"/>
+                <w:color w:val="000000"/>
+              </w:rPr>
+            </w:pPr>
+            <w:r>
+              <w:rPr>
+                <w:rFonts w:ascii="Helvetica" w:hAnsi="Helvetica" w:eastAsia="Helvetica" w:cs="Helvetica"/>
+                <w:i w:val="false"/>
+                <w:b w:val="false"/>
+                <w:u w:val="none"/>
+                <w:sz w:val="22"/>
+                <w:szCs w:val="22"/>
+                <w:color w:val="000000"/>
+              </w:rPr>
+              <w:t xml:space="preserve">0.220</w:t>
             </w:r>
           </w:p>
         </w:tc>
@@ -7170,113 +7170,113 @@
                 <w:szCs w:val="22"/>
                 <w:color w:val="000000"/>
               </w:rPr>
-              <w:t xml:space="preserve">0.76</w:t>
-            </w:r>
-          </w:p>
-        </w:tc>
-        <w:tc>
-          <w:tcPr>
-            <w:tcBorders>
-              <w:bottom w:val="none" w:sz="0" w:space="0" w:color="000000"/>
-              <w:top w:val="none" w:sz="0" w:space="0" w:color="000000"/>
-              <w:left w:val="none" w:sz="0" w:space="0" w:color="000000"/>
-              <w:right w:val="none" w:sz="0" w:space="0" w:color="000000"/>
-            </w:tcBorders>
-            <w:shd w:val="clear" w:color="auto" w:fill="FFFFFF"/>
-            <w:tcMar>
-              <w:top w:w="0" w:type="dxa"/>
-              <w:bottom w:w="0" w:type="dxa"/>
-              <w:left w:w="0" w:type="dxa"/>
-              <w:right w:w="0" w:type="dxa"/>
-            </w:tcMar>
-            <w:vAlign w:val="top"/>
-          </w:tcPr>
-          <w:p>
-            <w:pPr>
-              <w:pStyle w:val="Normal"/>
-              <w:jc w:val="center"/>
-              <w:pBdr>
-                <w:bottom w:val="none" w:sz="0" w:space="0" w:color="000000"/>
-                <w:top w:val="none" w:sz="0" w:space="0" w:color="000000"/>
-                <w:left w:val="none" w:sz="0" w:space="0" w:color="000000"/>
-                <w:right w:val="none" w:sz="0" w:space="0" w:color="000000"/>
-              </w:pBdr>
-              <w:spacing w:after="100" w:before="100" w:line="240"/>
-              <w:ind w:left="100" w:right="100" w:firstLine="0" w:firstLineChars="0"/>
-              <w:rPr>
-                <w:rFonts w:ascii="Helvetica" w:hAnsi="Helvetica" w:eastAsia="Helvetica" w:cs="Helvetica"/>
-                <w:i w:val="false"/>
-                <w:b w:val="false"/>
-                <w:u w:val="none"/>
-                <w:sz w:val="22"/>
-                <w:szCs w:val="22"/>
-                <w:color w:val="000000"/>
-              </w:rPr>
-            </w:pPr>
-            <w:r>
-              <w:rPr>
-                <w:rFonts w:ascii="Helvetica" w:hAnsi="Helvetica" w:eastAsia="Helvetica" w:cs="Helvetica"/>
-                <w:i w:val="false"/>
-                <w:b w:val="false"/>
-                <w:u w:val="none"/>
-                <w:sz w:val="22"/>
-                <w:szCs w:val="22"/>
-                <w:color w:val="000000"/>
-              </w:rPr>
-              <w:t xml:space="preserve">0.23, 2.59</w:t>
-            </w:r>
-          </w:p>
-        </w:tc>
-        <w:tc>
-          <w:tcPr>
-            <w:tcBorders>
-              <w:bottom w:val="none" w:sz="0" w:space="0" w:color="000000"/>
-              <w:top w:val="none" w:sz="0" w:space="0" w:color="000000"/>
-              <w:left w:val="none" w:sz="0" w:space="0" w:color="000000"/>
-              <w:right w:val="none" w:sz="0" w:space="0" w:color="000000"/>
-            </w:tcBorders>
-            <w:shd w:val="clear" w:color="auto" w:fill="FFFFFF"/>
-            <w:tcMar>
-              <w:top w:w="0" w:type="dxa"/>
-              <w:bottom w:w="0" w:type="dxa"/>
-              <w:left w:w="0" w:type="dxa"/>
-              <w:right w:w="0" w:type="dxa"/>
-            </w:tcMar>
-            <w:vAlign w:val="top"/>
-          </w:tcPr>
-          <w:p>
-            <w:pPr>
-              <w:pStyle w:val="Normal"/>
-              <w:jc w:val="center"/>
-              <w:pBdr>
-                <w:bottom w:val="none" w:sz="0" w:space="0" w:color="000000"/>
-                <w:top w:val="none" w:sz="0" w:space="0" w:color="000000"/>
-                <w:left w:val="none" w:sz="0" w:space="0" w:color="000000"/>
-                <w:right w:val="none" w:sz="0" w:space="0" w:color="000000"/>
-              </w:pBdr>
-              <w:spacing w:after="100" w:before="100" w:line="240"/>
-              <w:ind w:left="100" w:right="100" w:firstLine="0" w:firstLineChars="0"/>
-              <w:rPr>
-                <w:rFonts w:ascii="Helvetica" w:hAnsi="Helvetica" w:eastAsia="Helvetica" w:cs="Helvetica"/>
-                <w:i w:val="false"/>
-                <w:b w:val="false"/>
-                <w:u w:val="none"/>
-                <w:sz w:val="22"/>
-                <w:szCs w:val="22"/>
-                <w:color w:val="000000"/>
-              </w:rPr>
-            </w:pPr>
-            <w:r>
-              <w:rPr>
-                <w:rFonts w:ascii="Helvetica" w:hAnsi="Helvetica" w:eastAsia="Helvetica" w:cs="Helvetica"/>
-                <w:i w:val="false"/>
-                <w:b w:val="false"/>
-                <w:u w:val="none"/>
-                <w:sz w:val="22"/>
-                <w:szCs w:val="22"/>
-                <w:color w:val="000000"/>
-              </w:rPr>
-              <w:t xml:space="preserve">0.670</w:t>
+              <w:t xml:space="preserve">0.75</w:t>
+            </w:r>
+          </w:p>
+        </w:tc>
+        <w:tc>
+          <w:tcPr>
+            <w:tcBorders>
+              <w:bottom w:val="none" w:sz="0" w:space="0" w:color="000000"/>
+              <w:top w:val="none" w:sz="0" w:space="0" w:color="000000"/>
+              <w:left w:val="none" w:sz="0" w:space="0" w:color="000000"/>
+              <w:right w:val="none" w:sz="0" w:space="0" w:color="000000"/>
+            </w:tcBorders>
+            <w:shd w:val="clear" w:color="auto" w:fill="FFFFFF"/>
+            <w:tcMar>
+              <w:top w:w="0" w:type="dxa"/>
+              <w:bottom w:w="0" w:type="dxa"/>
+              <w:left w:w="0" w:type="dxa"/>
+              <w:right w:w="0" w:type="dxa"/>
+            </w:tcMar>
+            <w:vAlign w:val="top"/>
+          </w:tcPr>
+          <w:p>
+            <w:pPr>
+              <w:pStyle w:val="Normal"/>
+              <w:jc w:val="center"/>
+              <w:pBdr>
+                <w:bottom w:val="none" w:sz="0" w:space="0" w:color="000000"/>
+                <w:top w:val="none" w:sz="0" w:space="0" w:color="000000"/>
+                <w:left w:val="none" w:sz="0" w:space="0" w:color="000000"/>
+                <w:right w:val="none" w:sz="0" w:space="0" w:color="000000"/>
+              </w:pBdr>
+              <w:spacing w:after="100" w:before="100" w:line="240"/>
+              <w:ind w:left="100" w:right="100" w:firstLine="0" w:firstLineChars="0"/>
+              <w:rPr>
+                <w:rFonts w:ascii="Helvetica" w:hAnsi="Helvetica" w:eastAsia="Helvetica" w:cs="Helvetica"/>
+                <w:i w:val="false"/>
+                <w:b w:val="false"/>
+                <w:u w:val="none"/>
+                <w:sz w:val="22"/>
+                <w:szCs w:val="22"/>
+                <w:color w:val="000000"/>
+              </w:rPr>
+            </w:pPr>
+            <w:r>
+              <w:rPr>
+                <w:rFonts w:ascii="Helvetica" w:hAnsi="Helvetica" w:eastAsia="Helvetica" w:cs="Helvetica"/>
+                <w:i w:val="false"/>
+                <w:b w:val="false"/>
+                <w:u w:val="none"/>
+                <w:sz w:val="22"/>
+                <w:szCs w:val="22"/>
+                <w:color w:val="000000"/>
+              </w:rPr>
+              <w:t xml:space="preserve">0.22, 2.54</w:t>
+            </w:r>
+          </w:p>
+        </w:tc>
+        <w:tc>
+          <w:tcPr>
+            <w:tcBorders>
+              <w:bottom w:val="none" w:sz="0" w:space="0" w:color="000000"/>
+              <w:top w:val="none" w:sz="0" w:space="0" w:color="000000"/>
+              <w:left w:val="none" w:sz="0" w:space="0" w:color="000000"/>
+              <w:right w:val="none" w:sz="0" w:space="0" w:color="000000"/>
+            </w:tcBorders>
+            <w:shd w:val="clear" w:color="auto" w:fill="FFFFFF"/>
+            <w:tcMar>
+              <w:top w:w="0" w:type="dxa"/>
+              <w:bottom w:w="0" w:type="dxa"/>
+              <w:left w:w="0" w:type="dxa"/>
+              <w:right w:w="0" w:type="dxa"/>
+            </w:tcMar>
+            <w:vAlign w:val="top"/>
+          </w:tcPr>
+          <w:p>
+            <w:pPr>
+              <w:pStyle w:val="Normal"/>
+              <w:jc w:val="center"/>
+              <w:pBdr>
+                <w:bottom w:val="none" w:sz="0" w:space="0" w:color="000000"/>
+                <w:top w:val="none" w:sz="0" w:space="0" w:color="000000"/>
+                <w:left w:val="none" w:sz="0" w:space="0" w:color="000000"/>
+                <w:right w:val="none" w:sz="0" w:space="0" w:color="000000"/>
+              </w:pBdr>
+              <w:spacing w:after="100" w:before="100" w:line="240"/>
+              <w:ind w:left="100" w:right="100" w:firstLine="0" w:firstLineChars="0"/>
+              <w:rPr>
+                <w:rFonts w:ascii="Helvetica" w:hAnsi="Helvetica" w:eastAsia="Helvetica" w:cs="Helvetica"/>
+                <w:i w:val="false"/>
+                <w:b w:val="false"/>
+                <w:u w:val="none"/>
+                <w:sz w:val="22"/>
+                <w:szCs w:val="22"/>
+                <w:color w:val="000000"/>
+              </w:rPr>
+            </w:pPr>
+            <w:r>
+              <w:rPr>
+                <w:rFonts w:ascii="Helvetica" w:hAnsi="Helvetica" w:eastAsia="Helvetica" w:cs="Helvetica"/>
+                <w:i w:val="false"/>
+                <w:b w:val="false"/>
+                <w:u w:val="none"/>
+                <w:sz w:val="22"/>
+                <w:szCs w:val="22"/>
+                <w:color w:val="000000"/>
+              </w:rPr>
+              <w:t xml:space="preserve">0.640</w:t>
             </w:r>
           </w:p>
         </w:tc>
@@ -7382,113 +7382,113 @@
                 <w:szCs w:val="22"/>
                 <w:color w:val="000000"/>
               </w:rPr>
-              <w:t xml:space="preserve">0.68</w:t>
-            </w:r>
-          </w:p>
-        </w:tc>
-        <w:tc>
-          <w:tcPr>
-            <w:tcBorders>
-              <w:bottom w:val="none" w:sz="0" w:space="0" w:color="000000"/>
-              <w:top w:val="none" w:sz="0" w:space="0" w:color="000000"/>
-              <w:left w:val="none" w:sz="0" w:space="0" w:color="000000"/>
-              <w:right w:val="none" w:sz="0" w:space="0" w:color="000000"/>
-            </w:tcBorders>
-            <w:shd w:val="clear" w:color="auto" w:fill="FFFFFF"/>
-            <w:tcMar>
-              <w:top w:w="0" w:type="dxa"/>
-              <w:bottom w:w="0" w:type="dxa"/>
-              <w:left w:w="0" w:type="dxa"/>
-              <w:right w:w="0" w:type="dxa"/>
-            </w:tcMar>
-            <w:vAlign w:val="top"/>
-          </w:tcPr>
-          <w:p>
-            <w:pPr>
-              <w:pStyle w:val="Normal"/>
-              <w:jc w:val="center"/>
-              <w:pBdr>
-                <w:bottom w:val="none" w:sz="0" w:space="0" w:color="000000"/>
-                <w:top w:val="none" w:sz="0" w:space="0" w:color="000000"/>
-                <w:left w:val="none" w:sz="0" w:space="0" w:color="000000"/>
-                <w:right w:val="none" w:sz="0" w:space="0" w:color="000000"/>
-              </w:pBdr>
-              <w:spacing w:after="100" w:before="100" w:line="240"/>
-              <w:ind w:left="100" w:right="100" w:firstLine="0" w:firstLineChars="0"/>
-              <w:rPr>
-                <w:rFonts w:ascii="Helvetica" w:hAnsi="Helvetica" w:eastAsia="Helvetica" w:cs="Helvetica"/>
-                <w:i w:val="false"/>
-                <w:b w:val="false"/>
-                <w:u w:val="none"/>
-                <w:sz w:val="22"/>
-                <w:szCs w:val="22"/>
-                <w:color w:val="000000"/>
-              </w:rPr>
-            </w:pPr>
-            <w:r>
-              <w:rPr>
-                <w:rFonts w:ascii="Helvetica" w:hAnsi="Helvetica" w:eastAsia="Helvetica" w:cs="Helvetica"/>
-                <w:i w:val="false"/>
-                <w:b w:val="false"/>
-                <w:u w:val="none"/>
-                <w:sz w:val="22"/>
-                <w:szCs w:val="22"/>
-                <w:color w:val="000000"/>
-              </w:rPr>
-              <w:t xml:space="preserve">0.04, 11.0</w:t>
-            </w:r>
-          </w:p>
-        </w:tc>
-        <w:tc>
-          <w:tcPr>
-            <w:tcBorders>
-              <w:bottom w:val="none" w:sz="0" w:space="0" w:color="000000"/>
-              <w:top w:val="none" w:sz="0" w:space="0" w:color="000000"/>
-              <w:left w:val="none" w:sz="0" w:space="0" w:color="000000"/>
-              <w:right w:val="none" w:sz="0" w:space="0" w:color="000000"/>
-            </w:tcBorders>
-            <w:shd w:val="clear" w:color="auto" w:fill="FFFFFF"/>
-            <w:tcMar>
-              <w:top w:w="0" w:type="dxa"/>
-              <w:bottom w:w="0" w:type="dxa"/>
-              <w:left w:w="0" w:type="dxa"/>
-              <w:right w:w="0" w:type="dxa"/>
-            </w:tcMar>
-            <w:vAlign w:val="top"/>
-          </w:tcPr>
-          <w:p>
-            <w:pPr>
-              <w:pStyle w:val="Normal"/>
-              <w:jc w:val="center"/>
-              <w:pBdr>
-                <w:bottom w:val="none" w:sz="0" w:space="0" w:color="000000"/>
-                <w:top w:val="none" w:sz="0" w:space="0" w:color="000000"/>
-                <w:left w:val="none" w:sz="0" w:space="0" w:color="000000"/>
-                <w:right w:val="none" w:sz="0" w:space="0" w:color="000000"/>
-              </w:pBdr>
-              <w:spacing w:after="100" w:before="100" w:line="240"/>
-              <w:ind w:left="100" w:right="100" w:firstLine="0" w:firstLineChars="0"/>
-              <w:rPr>
-                <w:rFonts w:ascii="Helvetica" w:hAnsi="Helvetica" w:eastAsia="Helvetica" w:cs="Helvetica"/>
-                <w:i w:val="false"/>
-                <w:b w:val="false"/>
-                <w:u w:val="none"/>
-                <w:sz w:val="22"/>
-                <w:szCs w:val="22"/>
-                <w:color w:val="000000"/>
-              </w:rPr>
-            </w:pPr>
-            <w:r>
-              <w:rPr>
-                <w:rFonts w:ascii="Helvetica" w:hAnsi="Helvetica" w:eastAsia="Helvetica" w:cs="Helvetica"/>
-                <w:i w:val="false"/>
-                <w:b w:val="false"/>
-                <w:u w:val="none"/>
-                <w:sz w:val="22"/>
-                <w:szCs w:val="22"/>
-                <w:color w:val="000000"/>
-              </w:rPr>
-              <w:t xml:space="preserve">0.790</w:t>
+              <w:t xml:space="preserve">0.67</w:t>
+            </w:r>
+          </w:p>
+        </w:tc>
+        <w:tc>
+          <w:tcPr>
+            <w:tcBorders>
+              <w:bottom w:val="none" w:sz="0" w:space="0" w:color="000000"/>
+              <w:top w:val="none" w:sz="0" w:space="0" w:color="000000"/>
+              <w:left w:val="none" w:sz="0" w:space="0" w:color="000000"/>
+              <w:right w:val="none" w:sz="0" w:space="0" w:color="000000"/>
+            </w:tcBorders>
+            <w:shd w:val="clear" w:color="auto" w:fill="FFFFFF"/>
+            <w:tcMar>
+              <w:top w:w="0" w:type="dxa"/>
+              <w:bottom w:w="0" w:type="dxa"/>
+              <w:left w:w="0" w:type="dxa"/>
+              <w:right w:w="0" w:type="dxa"/>
+            </w:tcMar>
+            <w:vAlign w:val="top"/>
+          </w:tcPr>
+          <w:p>
+            <w:pPr>
+              <w:pStyle w:val="Normal"/>
+              <w:jc w:val="center"/>
+              <w:pBdr>
+                <w:bottom w:val="none" w:sz="0" w:space="0" w:color="000000"/>
+                <w:top w:val="none" w:sz="0" w:space="0" w:color="000000"/>
+                <w:left w:val="none" w:sz="0" w:space="0" w:color="000000"/>
+                <w:right w:val="none" w:sz="0" w:space="0" w:color="000000"/>
+              </w:pBdr>
+              <w:spacing w:after="100" w:before="100" w:line="240"/>
+              <w:ind w:left="100" w:right="100" w:firstLine="0" w:firstLineChars="0"/>
+              <w:rPr>
+                <w:rFonts w:ascii="Helvetica" w:hAnsi="Helvetica" w:eastAsia="Helvetica" w:cs="Helvetica"/>
+                <w:i w:val="false"/>
+                <w:b w:val="false"/>
+                <w:u w:val="none"/>
+                <w:sz w:val="22"/>
+                <w:szCs w:val="22"/>
+                <w:color w:val="000000"/>
+              </w:rPr>
+            </w:pPr>
+            <w:r>
+              <w:rPr>
+                <w:rFonts w:ascii="Helvetica" w:hAnsi="Helvetica" w:eastAsia="Helvetica" w:cs="Helvetica"/>
+                <w:i w:val="false"/>
+                <w:b w:val="false"/>
+                <w:u w:val="none"/>
+                <w:sz w:val="22"/>
+                <w:szCs w:val="22"/>
+                <w:color w:val="000000"/>
+              </w:rPr>
+              <w:t xml:space="preserve">0.04, 11.2</w:t>
+            </w:r>
+          </w:p>
+        </w:tc>
+        <w:tc>
+          <w:tcPr>
+            <w:tcBorders>
+              <w:bottom w:val="none" w:sz="0" w:space="0" w:color="000000"/>
+              <w:top w:val="none" w:sz="0" w:space="0" w:color="000000"/>
+              <w:left w:val="none" w:sz="0" w:space="0" w:color="000000"/>
+              <w:right w:val="none" w:sz="0" w:space="0" w:color="000000"/>
+            </w:tcBorders>
+            <w:shd w:val="clear" w:color="auto" w:fill="FFFFFF"/>
+            <w:tcMar>
+              <w:top w:w="0" w:type="dxa"/>
+              <w:bottom w:w="0" w:type="dxa"/>
+              <w:left w:w="0" w:type="dxa"/>
+              <w:right w:w="0" w:type="dxa"/>
+            </w:tcMar>
+            <w:vAlign w:val="top"/>
+          </w:tcPr>
+          <w:p>
+            <w:pPr>
+              <w:pStyle w:val="Normal"/>
+              <w:jc w:val="center"/>
+              <w:pBdr>
+                <w:bottom w:val="none" w:sz="0" w:space="0" w:color="000000"/>
+                <w:top w:val="none" w:sz="0" w:space="0" w:color="000000"/>
+                <w:left w:val="none" w:sz="0" w:space="0" w:color="000000"/>
+                <w:right w:val="none" w:sz="0" w:space="0" w:color="000000"/>
+              </w:pBdr>
+              <w:spacing w:after="100" w:before="100" w:line="240"/>
+              <w:ind w:left="100" w:right="100" w:firstLine="0" w:firstLineChars="0"/>
+              <w:rPr>
+                <w:rFonts w:ascii="Helvetica" w:hAnsi="Helvetica" w:eastAsia="Helvetica" w:cs="Helvetica"/>
+                <w:i w:val="false"/>
+                <w:b w:val="false"/>
+                <w:u w:val="none"/>
+                <w:sz w:val="22"/>
+                <w:szCs w:val="22"/>
+                <w:color w:val="000000"/>
+              </w:rPr>
+            </w:pPr>
+            <w:r>
+              <w:rPr>
+                <w:rFonts w:ascii="Helvetica" w:hAnsi="Helvetica" w:eastAsia="Helvetica" w:cs="Helvetica"/>
+                <w:i w:val="false"/>
+                <w:b w:val="false"/>
+                <w:u w:val="none"/>
+                <w:sz w:val="22"/>
+                <w:szCs w:val="22"/>
+                <w:color w:val="000000"/>
+              </w:rPr>
+              <w:t xml:space="preserve">0.780</w:t>
             </w:r>
           </w:p>
         </w:tc>
@@ -7653,113 +7653,113 @@
                 <w:szCs w:val="22"/>
                 <w:color w:val="000000"/>
               </w:rPr>
-              <w:t xml:space="preserve">0.46</w:t>
-            </w:r>
-          </w:p>
-        </w:tc>
-        <w:tc>
-          <w:tcPr>
-            <w:tcBorders>
-              <w:bottom w:val="none" w:sz="0" w:space="0" w:color="000000"/>
-              <w:top w:val="none" w:sz="0" w:space="0" w:color="000000"/>
-              <w:left w:val="none" w:sz="0" w:space="0" w:color="000000"/>
-              <w:right w:val="none" w:sz="0" w:space="0" w:color="000000"/>
-            </w:tcBorders>
-            <w:shd w:val="clear" w:color="auto" w:fill="FFFFFF"/>
-            <w:tcMar>
-              <w:top w:w="0" w:type="dxa"/>
-              <w:bottom w:w="0" w:type="dxa"/>
-              <w:left w:w="0" w:type="dxa"/>
-              <w:right w:w="0" w:type="dxa"/>
-            </w:tcMar>
-            <w:vAlign w:val="top"/>
-          </w:tcPr>
-          <w:p>
-            <w:pPr>
-              <w:pStyle w:val="Normal"/>
-              <w:jc w:val="center"/>
-              <w:pBdr>
-                <w:bottom w:val="none" w:sz="0" w:space="0" w:color="000000"/>
-                <w:top w:val="none" w:sz="0" w:space="0" w:color="000000"/>
-                <w:left w:val="none" w:sz="0" w:space="0" w:color="000000"/>
-                <w:right w:val="none" w:sz="0" w:space="0" w:color="000000"/>
-              </w:pBdr>
-              <w:spacing w:after="100" w:before="100" w:line="240"/>
-              <w:ind w:left="100" w:right="100" w:firstLine="0" w:firstLineChars="0"/>
-              <w:rPr>
-                <w:rFonts w:ascii="Helvetica" w:hAnsi="Helvetica" w:eastAsia="Helvetica" w:cs="Helvetica"/>
-                <w:i w:val="false"/>
-                <w:b w:val="false"/>
-                <w:u w:val="none"/>
-                <w:sz w:val="22"/>
-                <w:szCs w:val="22"/>
-                <w:color w:val="000000"/>
-              </w:rPr>
-            </w:pPr>
-            <w:r>
-              <w:rPr>
-                <w:rFonts w:ascii="Helvetica" w:hAnsi="Helvetica" w:eastAsia="Helvetica" w:cs="Helvetica"/>
-                <w:i w:val="false"/>
-                <w:b w:val="false"/>
-                <w:u w:val="none"/>
-                <w:sz w:val="22"/>
-                <w:szCs w:val="22"/>
-                <w:color w:val="000000"/>
-              </w:rPr>
-              <w:t xml:space="preserve">0.15, 1.44</w:t>
-            </w:r>
-          </w:p>
-        </w:tc>
-        <w:tc>
-          <w:tcPr>
-            <w:tcBorders>
-              <w:bottom w:val="none" w:sz="0" w:space="0" w:color="000000"/>
-              <w:top w:val="none" w:sz="0" w:space="0" w:color="000000"/>
-              <w:left w:val="none" w:sz="0" w:space="0" w:color="000000"/>
-              <w:right w:val="none" w:sz="0" w:space="0" w:color="000000"/>
-            </w:tcBorders>
-            <w:shd w:val="clear" w:color="auto" w:fill="FFFFFF"/>
-            <w:tcMar>
-              <w:top w:w="0" w:type="dxa"/>
-              <w:bottom w:w="0" w:type="dxa"/>
-              <w:left w:w="0" w:type="dxa"/>
-              <w:right w:w="0" w:type="dxa"/>
-            </w:tcMar>
-            <w:vAlign w:val="top"/>
-          </w:tcPr>
-          <w:p>
-            <w:pPr>
-              <w:pStyle w:val="Normal"/>
-              <w:jc w:val="center"/>
-              <w:pBdr>
-                <w:bottom w:val="none" w:sz="0" w:space="0" w:color="000000"/>
-                <w:top w:val="none" w:sz="0" w:space="0" w:color="000000"/>
-                <w:left w:val="none" w:sz="0" w:space="0" w:color="000000"/>
-                <w:right w:val="none" w:sz="0" w:space="0" w:color="000000"/>
-              </w:pBdr>
-              <w:spacing w:after="100" w:before="100" w:line="240"/>
-              <w:ind w:left="100" w:right="100" w:firstLine="0" w:firstLineChars="0"/>
-              <w:rPr>
-                <w:rFonts w:ascii="Helvetica" w:hAnsi="Helvetica" w:eastAsia="Helvetica" w:cs="Helvetica"/>
-                <w:i w:val="false"/>
-                <w:b w:val="false"/>
-                <w:u w:val="none"/>
-                <w:sz w:val="22"/>
-                <w:szCs w:val="22"/>
-                <w:color w:val="000000"/>
-              </w:rPr>
-            </w:pPr>
-            <w:r>
-              <w:rPr>
-                <w:rFonts w:ascii="Helvetica" w:hAnsi="Helvetica" w:eastAsia="Helvetica" w:cs="Helvetica"/>
-                <w:i w:val="false"/>
-                <w:b w:val="false"/>
-                <w:u w:val="none"/>
-                <w:sz w:val="22"/>
-                <w:szCs w:val="22"/>
-                <w:color w:val="000000"/>
-              </w:rPr>
-              <w:t xml:space="preserve">0.180</w:t>
+              <w:t xml:space="preserve">0.45</w:t>
+            </w:r>
+          </w:p>
+        </w:tc>
+        <w:tc>
+          <w:tcPr>
+            <w:tcBorders>
+              <w:bottom w:val="none" w:sz="0" w:space="0" w:color="000000"/>
+              <w:top w:val="none" w:sz="0" w:space="0" w:color="000000"/>
+              <w:left w:val="none" w:sz="0" w:space="0" w:color="000000"/>
+              <w:right w:val="none" w:sz="0" w:space="0" w:color="000000"/>
+            </w:tcBorders>
+            <w:shd w:val="clear" w:color="auto" w:fill="FFFFFF"/>
+            <w:tcMar>
+              <w:top w:w="0" w:type="dxa"/>
+              <w:bottom w:w="0" w:type="dxa"/>
+              <w:left w:w="0" w:type="dxa"/>
+              <w:right w:w="0" w:type="dxa"/>
+            </w:tcMar>
+            <w:vAlign w:val="top"/>
+          </w:tcPr>
+          <w:p>
+            <w:pPr>
+              <w:pStyle w:val="Normal"/>
+              <w:jc w:val="center"/>
+              <w:pBdr>
+                <w:bottom w:val="none" w:sz="0" w:space="0" w:color="000000"/>
+                <w:top w:val="none" w:sz="0" w:space="0" w:color="000000"/>
+                <w:left w:val="none" w:sz="0" w:space="0" w:color="000000"/>
+                <w:right w:val="none" w:sz="0" w:space="0" w:color="000000"/>
+              </w:pBdr>
+              <w:spacing w:after="100" w:before="100" w:line="240"/>
+              <w:ind w:left="100" w:right="100" w:firstLine="0" w:firstLineChars="0"/>
+              <w:rPr>
+                <w:rFonts w:ascii="Helvetica" w:hAnsi="Helvetica" w:eastAsia="Helvetica" w:cs="Helvetica"/>
+                <w:i w:val="false"/>
+                <w:b w:val="false"/>
+                <w:u w:val="none"/>
+                <w:sz w:val="22"/>
+                <w:szCs w:val="22"/>
+                <w:color w:val="000000"/>
+              </w:rPr>
+            </w:pPr>
+            <w:r>
+              <w:rPr>
+                <w:rFonts w:ascii="Helvetica" w:hAnsi="Helvetica" w:eastAsia="Helvetica" w:cs="Helvetica"/>
+                <w:i w:val="false"/>
+                <w:b w:val="false"/>
+                <w:u w:val="none"/>
+                <w:sz w:val="22"/>
+                <w:szCs w:val="22"/>
+                <w:color w:val="000000"/>
+              </w:rPr>
+              <w:t xml:space="preserve">0.14, 1.41</w:t>
+            </w:r>
+          </w:p>
+        </w:tc>
+        <w:tc>
+          <w:tcPr>
+            <w:tcBorders>
+              <w:bottom w:val="none" w:sz="0" w:space="0" w:color="000000"/>
+              <w:top w:val="none" w:sz="0" w:space="0" w:color="000000"/>
+              <w:left w:val="none" w:sz="0" w:space="0" w:color="000000"/>
+              <w:right w:val="none" w:sz="0" w:space="0" w:color="000000"/>
+            </w:tcBorders>
+            <w:shd w:val="clear" w:color="auto" w:fill="FFFFFF"/>
+            <w:tcMar>
+              <w:top w:w="0" w:type="dxa"/>
+              <w:bottom w:w="0" w:type="dxa"/>
+              <w:left w:w="0" w:type="dxa"/>
+              <w:right w:w="0" w:type="dxa"/>
+            </w:tcMar>
+            <w:vAlign w:val="top"/>
+          </w:tcPr>
+          <w:p>
+            <w:pPr>
+              <w:pStyle w:val="Normal"/>
+              <w:jc w:val="center"/>
+              <w:pBdr>
+                <w:bottom w:val="none" w:sz="0" w:space="0" w:color="000000"/>
+                <w:top w:val="none" w:sz="0" w:space="0" w:color="000000"/>
+                <w:left w:val="none" w:sz="0" w:space="0" w:color="000000"/>
+                <w:right w:val="none" w:sz="0" w:space="0" w:color="000000"/>
+              </w:pBdr>
+              <w:spacing w:after="100" w:before="100" w:line="240"/>
+              <w:ind w:left="100" w:right="100" w:firstLine="0" w:firstLineChars="0"/>
+              <w:rPr>
+                <w:rFonts w:ascii="Helvetica" w:hAnsi="Helvetica" w:eastAsia="Helvetica" w:cs="Helvetica"/>
+                <w:i w:val="false"/>
+                <w:b w:val="false"/>
+                <w:u w:val="none"/>
+                <w:sz w:val="22"/>
+                <w:szCs w:val="22"/>
+                <w:color w:val="000000"/>
+              </w:rPr>
+            </w:pPr>
+            <w:r>
+              <w:rPr>
+                <w:rFonts w:ascii="Helvetica" w:hAnsi="Helvetica" w:eastAsia="Helvetica" w:cs="Helvetica"/>
+                <w:i w:val="false"/>
+                <w:b w:val="false"/>
+                <w:u w:val="none"/>
+                <w:sz w:val="22"/>
+                <w:szCs w:val="22"/>
+                <w:color w:val="000000"/>
+              </w:rPr>
+              <w:t xml:space="preserve">0.170</w:t>
             </w:r>
           </w:p>
         </w:tc>
@@ -7918,7 +7918,7 @@
                 <w:szCs w:val="22"/>
                 <w:color w:val="000000"/>
               </w:rPr>
-              <w:t xml:space="preserve">0.03, 5.33</w:t>
+              <w:t xml:space="preserve">0.03, 5.17</w:t>
             </w:r>
           </w:p>
         </w:tc>
@@ -8136,113 +8136,113 @@
                 <w:szCs w:val="22"/>
                 <w:color w:val="000000"/>
               </w:rPr>
-              <w:t xml:space="preserve">0.95</w:t>
-            </w:r>
-          </w:p>
-        </w:tc>
-        <w:tc>
-          <w:tcPr>
-            <w:tcBorders>
-              <w:bottom w:val="none" w:sz="0" w:space="0" w:color="000000"/>
-              <w:top w:val="none" w:sz="0" w:space="0" w:color="000000"/>
-              <w:left w:val="none" w:sz="0" w:space="0" w:color="000000"/>
-              <w:right w:val="none" w:sz="0" w:space="0" w:color="000000"/>
-            </w:tcBorders>
-            <w:shd w:val="clear" w:color="auto" w:fill="FFFFFF"/>
-            <w:tcMar>
-              <w:top w:w="0" w:type="dxa"/>
-              <w:bottom w:w="0" w:type="dxa"/>
-              <w:left w:w="0" w:type="dxa"/>
-              <w:right w:w="0" w:type="dxa"/>
-            </w:tcMar>
-            <w:vAlign w:val="top"/>
-          </w:tcPr>
-          <w:p>
-            <w:pPr>
-              <w:pStyle w:val="Normal"/>
-              <w:jc w:val="center"/>
-              <w:pBdr>
-                <w:bottom w:val="none" w:sz="0" w:space="0" w:color="000000"/>
-                <w:top w:val="none" w:sz="0" w:space="0" w:color="000000"/>
-                <w:left w:val="none" w:sz="0" w:space="0" w:color="000000"/>
-                <w:right w:val="none" w:sz="0" w:space="0" w:color="000000"/>
-              </w:pBdr>
-              <w:spacing w:after="100" w:before="100" w:line="240"/>
-              <w:ind w:left="100" w:right="100" w:firstLine="0" w:firstLineChars="0"/>
-              <w:rPr>
-                <w:rFonts w:ascii="Helvetica" w:hAnsi="Helvetica" w:eastAsia="Helvetica" w:cs="Helvetica"/>
-                <w:i w:val="false"/>
-                <w:b w:val="false"/>
-                <w:u w:val="none"/>
-                <w:sz w:val="22"/>
-                <w:szCs w:val="22"/>
-                <w:color w:val="000000"/>
-              </w:rPr>
-            </w:pPr>
-            <w:r>
-              <w:rPr>
-                <w:rFonts w:ascii="Helvetica" w:hAnsi="Helvetica" w:eastAsia="Helvetica" w:cs="Helvetica"/>
-                <w:i w:val="false"/>
-                <w:b w:val="false"/>
-                <w:u w:val="none"/>
-                <w:sz w:val="22"/>
-                <w:szCs w:val="22"/>
-                <w:color w:val="000000"/>
-              </w:rPr>
-              <w:t xml:space="preserve">0.34, 2.63</w:t>
-            </w:r>
-          </w:p>
-        </w:tc>
-        <w:tc>
-          <w:tcPr>
-            <w:tcBorders>
-              <w:bottom w:val="none" w:sz="0" w:space="0" w:color="000000"/>
-              <w:top w:val="none" w:sz="0" w:space="0" w:color="000000"/>
-              <w:left w:val="none" w:sz="0" w:space="0" w:color="000000"/>
-              <w:right w:val="none" w:sz="0" w:space="0" w:color="000000"/>
-            </w:tcBorders>
-            <w:shd w:val="clear" w:color="auto" w:fill="FFFFFF"/>
-            <w:tcMar>
-              <w:top w:w="0" w:type="dxa"/>
-              <w:bottom w:w="0" w:type="dxa"/>
-              <w:left w:w="0" w:type="dxa"/>
-              <w:right w:w="0" w:type="dxa"/>
-            </w:tcMar>
-            <w:vAlign w:val="top"/>
-          </w:tcPr>
-          <w:p>
-            <w:pPr>
-              <w:pStyle w:val="Normal"/>
-              <w:jc w:val="center"/>
-              <w:pBdr>
-                <w:bottom w:val="none" w:sz="0" w:space="0" w:color="000000"/>
-                <w:top w:val="none" w:sz="0" w:space="0" w:color="000000"/>
-                <w:left w:val="none" w:sz="0" w:space="0" w:color="000000"/>
-                <w:right w:val="none" w:sz="0" w:space="0" w:color="000000"/>
-              </w:pBdr>
-              <w:spacing w:after="100" w:before="100" w:line="240"/>
-              <w:ind w:left="100" w:right="100" w:firstLine="0" w:firstLineChars="0"/>
-              <w:rPr>
-                <w:rFonts w:ascii="Helvetica" w:hAnsi="Helvetica" w:eastAsia="Helvetica" w:cs="Helvetica"/>
-                <w:i w:val="false"/>
-                <w:b w:val="false"/>
-                <w:u w:val="none"/>
-                <w:sz w:val="22"/>
-                <w:szCs w:val="22"/>
-                <w:color w:val="000000"/>
-              </w:rPr>
-            </w:pPr>
-            <w:r>
-              <w:rPr>
-                <w:rFonts w:ascii="Helvetica" w:hAnsi="Helvetica" w:eastAsia="Helvetica" w:cs="Helvetica"/>
-                <w:i w:val="false"/>
-                <w:b w:val="false"/>
-                <w:u w:val="none"/>
-                <w:sz w:val="22"/>
-                <w:szCs w:val="22"/>
-                <w:color w:val="000000"/>
-              </w:rPr>
-              <w:t xml:space="preserve">0.920</w:t>
+              <w:t xml:space="preserve">0.92</w:t>
+            </w:r>
+          </w:p>
+        </w:tc>
+        <w:tc>
+          <w:tcPr>
+            <w:tcBorders>
+              <w:bottom w:val="none" w:sz="0" w:space="0" w:color="000000"/>
+              <w:top w:val="none" w:sz="0" w:space="0" w:color="000000"/>
+              <w:left w:val="none" w:sz="0" w:space="0" w:color="000000"/>
+              <w:right w:val="none" w:sz="0" w:space="0" w:color="000000"/>
+            </w:tcBorders>
+            <w:shd w:val="clear" w:color="auto" w:fill="FFFFFF"/>
+            <w:tcMar>
+              <w:top w:w="0" w:type="dxa"/>
+              <w:bottom w:w="0" w:type="dxa"/>
+              <w:left w:w="0" w:type="dxa"/>
+              <w:right w:w="0" w:type="dxa"/>
+            </w:tcMar>
+            <w:vAlign w:val="top"/>
+          </w:tcPr>
+          <w:p>
+            <w:pPr>
+              <w:pStyle w:val="Normal"/>
+              <w:jc w:val="center"/>
+              <w:pBdr>
+                <w:bottom w:val="none" w:sz="0" w:space="0" w:color="000000"/>
+                <w:top w:val="none" w:sz="0" w:space="0" w:color="000000"/>
+                <w:left w:val="none" w:sz="0" w:space="0" w:color="000000"/>
+                <w:right w:val="none" w:sz="0" w:space="0" w:color="000000"/>
+              </w:pBdr>
+              <w:spacing w:after="100" w:before="100" w:line="240"/>
+              <w:ind w:left="100" w:right="100" w:firstLine="0" w:firstLineChars="0"/>
+              <w:rPr>
+                <w:rFonts w:ascii="Helvetica" w:hAnsi="Helvetica" w:eastAsia="Helvetica" w:cs="Helvetica"/>
+                <w:i w:val="false"/>
+                <w:b w:val="false"/>
+                <w:u w:val="none"/>
+                <w:sz w:val="22"/>
+                <w:szCs w:val="22"/>
+                <w:color w:val="000000"/>
+              </w:rPr>
+            </w:pPr>
+            <w:r>
+              <w:rPr>
+                <w:rFonts w:ascii="Helvetica" w:hAnsi="Helvetica" w:eastAsia="Helvetica" w:cs="Helvetica"/>
+                <w:i w:val="false"/>
+                <w:b w:val="false"/>
+                <w:u w:val="none"/>
+                <w:sz w:val="22"/>
+                <w:szCs w:val="22"/>
+                <w:color w:val="000000"/>
+              </w:rPr>
+              <w:t xml:space="preserve">0.33, 2.54</w:t>
+            </w:r>
+          </w:p>
+        </w:tc>
+        <w:tc>
+          <w:tcPr>
+            <w:tcBorders>
+              <w:bottom w:val="none" w:sz="0" w:space="0" w:color="000000"/>
+              <w:top w:val="none" w:sz="0" w:space="0" w:color="000000"/>
+              <w:left w:val="none" w:sz="0" w:space="0" w:color="000000"/>
+              <w:right w:val="none" w:sz="0" w:space="0" w:color="000000"/>
+            </w:tcBorders>
+            <w:shd w:val="clear" w:color="auto" w:fill="FFFFFF"/>
+            <w:tcMar>
+              <w:top w:w="0" w:type="dxa"/>
+              <w:bottom w:w="0" w:type="dxa"/>
+              <w:left w:w="0" w:type="dxa"/>
+              <w:right w:w="0" w:type="dxa"/>
+            </w:tcMar>
+            <w:vAlign w:val="top"/>
+          </w:tcPr>
+          <w:p>
+            <w:pPr>
+              <w:pStyle w:val="Normal"/>
+              <w:jc w:val="center"/>
+              <w:pBdr>
+                <w:bottom w:val="none" w:sz="0" w:space="0" w:color="000000"/>
+                <w:top w:val="none" w:sz="0" w:space="0" w:color="000000"/>
+                <w:left w:val="none" w:sz="0" w:space="0" w:color="000000"/>
+                <w:right w:val="none" w:sz="0" w:space="0" w:color="000000"/>
+              </w:pBdr>
+              <w:spacing w:after="100" w:before="100" w:line="240"/>
+              <w:ind w:left="100" w:right="100" w:firstLine="0" w:firstLineChars="0"/>
+              <w:rPr>
+                <w:rFonts w:ascii="Helvetica" w:hAnsi="Helvetica" w:eastAsia="Helvetica" w:cs="Helvetica"/>
+                <w:i w:val="false"/>
+                <w:b w:val="false"/>
+                <w:u w:val="none"/>
+                <w:sz w:val="22"/>
+                <w:szCs w:val="22"/>
+                <w:color w:val="000000"/>
+              </w:rPr>
+            </w:pPr>
+            <w:r>
+              <w:rPr>
+                <w:rFonts w:ascii="Helvetica" w:hAnsi="Helvetica" w:eastAsia="Helvetica" w:cs="Helvetica"/>
+                <w:i w:val="false"/>
+                <w:b w:val="false"/>
+                <w:u w:val="none"/>
+                <w:sz w:val="22"/>
+                <w:szCs w:val="22"/>
+                <w:color w:val="000000"/>
+              </w:rPr>
+              <w:t xml:space="preserve">0.870</w:t>
             </w:r>
           </w:p>
         </w:tc>
@@ -8348,113 +8348,113 @@
                 <w:szCs w:val="22"/>
                 <w:color w:val="000000"/>
               </w:rPr>
-              <w:t xml:space="preserve">0.68</w:t>
-            </w:r>
-          </w:p>
-        </w:tc>
-        <w:tc>
-          <w:tcPr>
-            <w:tcBorders>
-              <w:bottom w:val="none" w:sz="0" w:space="0" w:color="000000"/>
-              <w:top w:val="none" w:sz="0" w:space="0" w:color="000000"/>
-              <w:left w:val="none" w:sz="0" w:space="0" w:color="000000"/>
-              <w:right w:val="none" w:sz="0" w:space="0" w:color="000000"/>
-            </w:tcBorders>
-            <w:shd w:val="clear" w:color="auto" w:fill="FFFFFF"/>
-            <w:tcMar>
-              <w:top w:w="0" w:type="dxa"/>
-              <w:bottom w:w="0" w:type="dxa"/>
-              <w:left w:w="0" w:type="dxa"/>
-              <w:right w:w="0" w:type="dxa"/>
-            </w:tcMar>
-            <w:vAlign w:val="top"/>
-          </w:tcPr>
-          <w:p>
-            <w:pPr>
-              <w:pStyle w:val="Normal"/>
-              <w:jc w:val="center"/>
-              <w:pBdr>
-                <w:bottom w:val="none" w:sz="0" w:space="0" w:color="000000"/>
-                <w:top w:val="none" w:sz="0" w:space="0" w:color="000000"/>
-                <w:left w:val="none" w:sz="0" w:space="0" w:color="000000"/>
-                <w:right w:val="none" w:sz="0" w:space="0" w:color="000000"/>
-              </w:pBdr>
-              <w:spacing w:after="100" w:before="100" w:line="240"/>
-              <w:ind w:left="100" w:right="100" w:firstLine="0" w:firstLineChars="0"/>
-              <w:rPr>
-                <w:rFonts w:ascii="Helvetica" w:hAnsi="Helvetica" w:eastAsia="Helvetica" w:cs="Helvetica"/>
-                <w:i w:val="false"/>
-                <w:b w:val="false"/>
-                <w:u w:val="none"/>
-                <w:sz w:val="22"/>
-                <w:szCs w:val="22"/>
-                <w:color w:val="000000"/>
-              </w:rPr>
-            </w:pPr>
-            <w:r>
-              <w:rPr>
-                <w:rFonts w:ascii="Helvetica" w:hAnsi="Helvetica" w:eastAsia="Helvetica" w:cs="Helvetica"/>
-                <w:i w:val="false"/>
-                <w:b w:val="false"/>
-                <w:u w:val="none"/>
-                <w:sz w:val="22"/>
-                <w:szCs w:val="22"/>
-                <w:color w:val="000000"/>
-              </w:rPr>
-              <w:t xml:space="preserve">0.12, 3.98</w:t>
-            </w:r>
-          </w:p>
-        </w:tc>
-        <w:tc>
-          <w:tcPr>
-            <w:tcBorders>
-              <w:bottom w:val="none" w:sz="0" w:space="0" w:color="000000"/>
-              <w:top w:val="none" w:sz="0" w:space="0" w:color="000000"/>
-              <w:left w:val="none" w:sz="0" w:space="0" w:color="000000"/>
-              <w:right w:val="none" w:sz="0" w:space="0" w:color="000000"/>
-            </w:tcBorders>
-            <w:shd w:val="clear" w:color="auto" w:fill="FFFFFF"/>
-            <w:tcMar>
-              <w:top w:w="0" w:type="dxa"/>
-              <w:bottom w:w="0" w:type="dxa"/>
-              <w:left w:w="0" w:type="dxa"/>
-              <w:right w:w="0" w:type="dxa"/>
-            </w:tcMar>
-            <w:vAlign w:val="top"/>
-          </w:tcPr>
-          <w:p>
-            <w:pPr>
-              <w:pStyle w:val="Normal"/>
-              <w:jc w:val="center"/>
-              <w:pBdr>
-                <w:bottom w:val="none" w:sz="0" w:space="0" w:color="000000"/>
-                <w:top w:val="none" w:sz="0" w:space="0" w:color="000000"/>
-                <w:left w:val="none" w:sz="0" w:space="0" w:color="000000"/>
-                <w:right w:val="none" w:sz="0" w:space="0" w:color="000000"/>
-              </w:pBdr>
-              <w:spacing w:after="100" w:before="100" w:line="240"/>
-              <w:ind w:left="100" w:right="100" w:firstLine="0" w:firstLineChars="0"/>
-              <w:rPr>
-                <w:rFonts w:ascii="Helvetica" w:hAnsi="Helvetica" w:eastAsia="Helvetica" w:cs="Helvetica"/>
-                <w:i w:val="false"/>
-                <w:b w:val="false"/>
-                <w:u w:val="none"/>
-                <w:sz w:val="22"/>
-                <w:szCs w:val="22"/>
-                <w:color w:val="000000"/>
-              </w:rPr>
-            </w:pPr>
-            <w:r>
-              <w:rPr>
-                <w:rFonts w:ascii="Helvetica" w:hAnsi="Helvetica" w:eastAsia="Helvetica" w:cs="Helvetica"/>
-                <w:i w:val="false"/>
-                <w:b w:val="false"/>
-                <w:u w:val="none"/>
-                <w:sz w:val="22"/>
-                <w:szCs w:val="22"/>
-                <w:color w:val="000000"/>
-              </w:rPr>
-              <w:t xml:space="preserve">0.670</w:t>
+              <w:t xml:space="preserve">0.66</w:t>
+            </w:r>
+          </w:p>
+        </w:tc>
+        <w:tc>
+          <w:tcPr>
+            <w:tcBorders>
+              <w:bottom w:val="none" w:sz="0" w:space="0" w:color="000000"/>
+              <w:top w:val="none" w:sz="0" w:space="0" w:color="000000"/>
+              <w:left w:val="none" w:sz="0" w:space="0" w:color="000000"/>
+              <w:right w:val="none" w:sz="0" w:space="0" w:color="000000"/>
+            </w:tcBorders>
+            <w:shd w:val="clear" w:color="auto" w:fill="FFFFFF"/>
+            <w:tcMar>
+              <w:top w:w="0" w:type="dxa"/>
+              <w:bottom w:w="0" w:type="dxa"/>
+              <w:left w:w="0" w:type="dxa"/>
+              <w:right w:w="0" w:type="dxa"/>
+            </w:tcMar>
+            <w:vAlign w:val="top"/>
+          </w:tcPr>
+          <w:p>
+            <w:pPr>
+              <w:pStyle w:val="Normal"/>
+              <w:jc w:val="center"/>
+              <w:pBdr>
+                <w:bottom w:val="none" w:sz="0" w:space="0" w:color="000000"/>
+                <w:top w:val="none" w:sz="0" w:space="0" w:color="000000"/>
+                <w:left w:val="none" w:sz="0" w:space="0" w:color="000000"/>
+                <w:right w:val="none" w:sz="0" w:space="0" w:color="000000"/>
+              </w:pBdr>
+              <w:spacing w:after="100" w:before="100" w:line="240"/>
+              <w:ind w:left="100" w:right="100" w:firstLine="0" w:firstLineChars="0"/>
+              <w:rPr>
+                <w:rFonts w:ascii="Helvetica" w:hAnsi="Helvetica" w:eastAsia="Helvetica" w:cs="Helvetica"/>
+                <w:i w:val="false"/>
+                <w:b w:val="false"/>
+                <w:u w:val="none"/>
+                <w:sz w:val="22"/>
+                <w:szCs w:val="22"/>
+                <w:color w:val="000000"/>
+              </w:rPr>
+            </w:pPr>
+            <w:r>
+              <w:rPr>
+                <w:rFonts w:ascii="Helvetica" w:hAnsi="Helvetica" w:eastAsia="Helvetica" w:cs="Helvetica"/>
+                <w:i w:val="false"/>
+                <w:b w:val="false"/>
+                <w:u w:val="none"/>
+                <w:sz w:val="22"/>
+                <w:szCs w:val="22"/>
+                <w:color w:val="000000"/>
+              </w:rPr>
+              <w:t xml:space="preserve">0.11, 3.90</w:t>
+            </w:r>
+          </w:p>
+        </w:tc>
+        <w:tc>
+          <w:tcPr>
+            <w:tcBorders>
+              <w:bottom w:val="none" w:sz="0" w:space="0" w:color="000000"/>
+              <w:top w:val="none" w:sz="0" w:space="0" w:color="000000"/>
+              <w:left w:val="none" w:sz="0" w:space="0" w:color="000000"/>
+              <w:right w:val="none" w:sz="0" w:space="0" w:color="000000"/>
+            </w:tcBorders>
+            <w:shd w:val="clear" w:color="auto" w:fill="FFFFFF"/>
+            <w:tcMar>
+              <w:top w:w="0" w:type="dxa"/>
+              <w:bottom w:w="0" w:type="dxa"/>
+              <w:left w:w="0" w:type="dxa"/>
+              <w:right w:w="0" w:type="dxa"/>
+            </w:tcMar>
+            <w:vAlign w:val="top"/>
+          </w:tcPr>
+          <w:p>
+            <w:pPr>
+              <w:pStyle w:val="Normal"/>
+              <w:jc w:val="center"/>
+              <w:pBdr>
+                <w:bottom w:val="none" w:sz="0" w:space="0" w:color="000000"/>
+                <w:top w:val="none" w:sz="0" w:space="0" w:color="000000"/>
+                <w:left w:val="none" w:sz="0" w:space="0" w:color="000000"/>
+                <w:right w:val="none" w:sz="0" w:space="0" w:color="000000"/>
+              </w:pBdr>
+              <w:spacing w:after="100" w:before="100" w:line="240"/>
+              <w:ind w:left="100" w:right="100" w:firstLine="0" w:firstLineChars="0"/>
+              <w:rPr>
+                <w:rFonts w:ascii="Helvetica" w:hAnsi="Helvetica" w:eastAsia="Helvetica" w:cs="Helvetica"/>
+                <w:i w:val="false"/>
+                <w:b w:val="false"/>
+                <w:u w:val="none"/>
+                <w:sz w:val="22"/>
+                <w:szCs w:val="22"/>
+                <w:color w:val="000000"/>
+              </w:rPr>
+            </w:pPr>
+            <w:r>
+              <w:rPr>
+                <w:rFonts w:ascii="Helvetica" w:hAnsi="Helvetica" w:eastAsia="Helvetica" w:cs="Helvetica"/>
+                <w:i w:val="false"/>
+                <w:b w:val="false"/>
+                <w:u w:val="none"/>
+                <w:sz w:val="22"/>
+                <w:szCs w:val="22"/>
+                <w:color w:val="000000"/>
+              </w:rPr>
+              <w:t xml:space="preserve">0.650</w:t>
             </w:r>
           </w:p>
         </w:tc>
@@ -9049,7 +9049,7 @@
                 <w:szCs w:val="22"/>
                 <w:color w:val="000000"/>
               </w:rPr>
-              <w:t xml:space="preserve">323</w:t>
+              <w:t xml:space="preserve">322</w:t>
             </w:r>
           </w:p>
         </w:tc>
@@ -9261,7 +9261,7 @@
                 <w:szCs w:val="22"/>
                 <w:color w:val="000000"/>
               </w:rPr>
-              <w:t xml:space="preserve">323</w:t>
+              <w:t xml:space="preserve">322</w:t>
             </w:r>
           </w:p>
         </w:tc>
@@ -10068,113 +10068,113 @@
                 <w:szCs w:val="22"/>
                 <w:color w:val="000000"/>
               </w:rPr>
-              <w:t xml:space="preserve">2.88</w:t>
-            </w:r>
-          </w:p>
-        </w:tc>
-        <w:tc>
-          <w:tcPr>
-            <w:tcBorders>
-              <w:bottom w:val="none" w:sz="0" w:space="0" w:color="000000"/>
-              <w:top w:val="none" w:sz="0" w:space="0" w:color="000000"/>
-              <w:left w:val="none" w:sz="0" w:space="0" w:color="000000"/>
-              <w:right w:val="none" w:sz="0" w:space="0" w:color="000000"/>
-            </w:tcBorders>
-            <w:shd w:val="clear" w:color="auto" w:fill="FFFFFF"/>
-            <w:tcMar>
-              <w:top w:w="0" w:type="dxa"/>
-              <w:bottom w:w="0" w:type="dxa"/>
-              <w:left w:w="0" w:type="dxa"/>
-              <w:right w:w="0" w:type="dxa"/>
-            </w:tcMar>
-            <w:vAlign w:val="top"/>
-          </w:tcPr>
-          <w:p>
-            <w:pPr>
-              <w:pStyle w:val="Normal"/>
-              <w:jc w:val="center"/>
-              <w:pBdr>
-                <w:bottom w:val="none" w:sz="0" w:space="0" w:color="000000"/>
-                <w:top w:val="none" w:sz="0" w:space="0" w:color="000000"/>
-                <w:left w:val="none" w:sz="0" w:space="0" w:color="000000"/>
-                <w:right w:val="none" w:sz="0" w:space="0" w:color="000000"/>
-              </w:pBdr>
-              <w:spacing w:after="100" w:before="100" w:line="240"/>
-              <w:ind w:left="100" w:right="100" w:firstLine="0" w:firstLineChars="0"/>
-              <w:rPr>
-                <w:rFonts w:ascii="Helvetica" w:hAnsi="Helvetica" w:eastAsia="Helvetica" w:cs="Helvetica"/>
-                <w:i w:val="false"/>
-                <w:b w:val="false"/>
-                <w:u w:val="none"/>
-                <w:sz w:val="22"/>
-                <w:szCs w:val="22"/>
-                <w:color w:val="000000"/>
-              </w:rPr>
-            </w:pPr>
-            <w:r>
-              <w:rPr>
-                <w:rFonts w:ascii="Helvetica" w:hAnsi="Helvetica" w:eastAsia="Helvetica" w:cs="Helvetica"/>
-                <w:i w:val="false"/>
-                <w:b w:val="false"/>
-                <w:u w:val="none"/>
-                <w:sz w:val="22"/>
-                <w:szCs w:val="22"/>
-                <w:color w:val="000000"/>
-              </w:rPr>
-              <w:t xml:space="preserve">1.29, 6.42</w:t>
-            </w:r>
-          </w:p>
-        </w:tc>
-        <w:tc>
-          <w:tcPr>
-            <w:tcBorders>
-              <w:bottom w:val="none" w:sz="0" w:space="0" w:color="000000"/>
-              <w:top w:val="none" w:sz="0" w:space="0" w:color="000000"/>
-              <w:left w:val="none" w:sz="0" w:space="0" w:color="000000"/>
-              <w:right w:val="none" w:sz="0" w:space="0" w:color="000000"/>
-            </w:tcBorders>
-            <w:shd w:val="clear" w:color="auto" w:fill="FFFFFF"/>
-            <w:tcMar>
-              <w:top w:w="0" w:type="dxa"/>
-              <w:bottom w:w="0" w:type="dxa"/>
-              <w:left w:w="0" w:type="dxa"/>
-              <w:right w:w="0" w:type="dxa"/>
-            </w:tcMar>
-            <w:vAlign w:val="top"/>
-          </w:tcPr>
-          <w:p>
-            <w:pPr>
-              <w:pStyle w:val="Normal"/>
-              <w:jc w:val="center"/>
-              <w:pBdr>
-                <w:bottom w:val="none" w:sz="0" w:space="0" w:color="000000"/>
-                <w:top w:val="none" w:sz="0" w:space="0" w:color="000000"/>
-                <w:left w:val="none" w:sz="0" w:space="0" w:color="000000"/>
-                <w:right w:val="none" w:sz="0" w:space="0" w:color="000000"/>
-              </w:pBdr>
-              <w:spacing w:after="100" w:before="100" w:line="240"/>
-              <w:ind w:left="100" w:right="100" w:firstLine="0" w:firstLineChars="0"/>
-              <w:rPr>
-                <w:rFonts w:ascii="Helvetica" w:hAnsi="Helvetica" w:eastAsia="Helvetica" w:cs="Helvetica"/>
-                <w:i w:val="false"/>
-                <w:b w:val="false"/>
-                <w:u w:val="none"/>
-                <w:sz w:val="22"/>
-                <w:szCs w:val="22"/>
-                <w:color w:val="000000"/>
-              </w:rPr>
-            </w:pPr>
-            <w:r>
-              <w:rPr>
-                <w:rFonts w:ascii="Helvetica" w:hAnsi="Helvetica" w:eastAsia="Helvetica" w:cs="Helvetica"/>
-                <w:i w:val="false"/>
-                <w:b w:val="false"/>
-                <w:u w:val="none"/>
-                <w:sz w:val="22"/>
-                <w:szCs w:val="22"/>
-                <w:color w:val="000000"/>
-              </w:rPr>
-              <w:t xml:space="preserve">0.010</w:t>
+              <w:t xml:space="preserve">2.82</w:t>
+            </w:r>
+          </w:p>
+        </w:tc>
+        <w:tc>
+          <w:tcPr>
+            <w:tcBorders>
+              <w:bottom w:val="none" w:sz="0" w:space="0" w:color="000000"/>
+              <w:top w:val="none" w:sz="0" w:space="0" w:color="000000"/>
+              <w:left w:val="none" w:sz="0" w:space="0" w:color="000000"/>
+              <w:right w:val="none" w:sz="0" w:space="0" w:color="000000"/>
+            </w:tcBorders>
+            <w:shd w:val="clear" w:color="auto" w:fill="FFFFFF"/>
+            <w:tcMar>
+              <w:top w:w="0" w:type="dxa"/>
+              <w:bottom w:w="0" w:type="dxa"/>
+              <w:left w:w="0" w:type="dxa"/>
+              <w:right w:w="0" w:type="dxa"/>
+            </w:tcMar>
+            <w:vAlign w:val="top"/>
+          </w:tcPr>
+          <w:p>
+            <w:pPr>
+              <w:pStyle w:val="Normal"/>
+              <w:jc w:val="center"/>
+              <w:pBdr>
+                <w:bottom w:val="none" w:sz="0" w:space="0" w:color="000000"/>
+                <w:top w:val="none" w:sz="0" w:space="0" w:color="000000"/>
+                <w:left w:val="none" w:sz="0" w:space="0" w:color="000000"/>
+                <w:right w:val="none" w:sz="0" w:space="0" w:color="000000"/>
+              </w:pBdr>
+              <w:spacing w:after="100" w:before="100" w:line="240"/>
+              <w:ind w:left="100" w:right="100" w:firstLine="0" w:firstLineChars="0"/>
+              <w:rPr>
+                <w:rFonts w:ascii="Helvetica" w:hAnsi="Helvetica" w:eastAsia="Helvetica" w:cs="Helvetica"/>
+                <w:i w:val="false"/>
+                <w:b w:val="false"/>
+                <w:u w:val="none"/>
+                <w:sz w:val="22"/>
+                <w:szCs w:val="22"/>
+                <w:color w:val="000000"/>
+              </w:rPr>
+            </w:pPr>
+            <w:r>
+              <w:rPr>
+                <w:rFonts w:ascii="Helvetica" w:hAnsi="Helvetica" w:eastAsia="Helvetica" w:cs="Helvetica"/>
+                <w:i w:val="false"/>
+                <w:b w:val="false"/>
+                <w:u w:val="none"/>
+                <w:sz w:val="22"/>
+                <w:szCs w:val="22"/>
+                <w:color w:val="000000"/>
+              </w:rPr>
+              <w:t xml:space="preserve">1.26, 6.29</w:t>
+            </w:r>
+          </w:p>
+        </w:tc>
+        <w:tc>
+          <w:tcPr>
+            <w:tcBorders>
+              <w:bottom w:val="none" w:sz="0" w:space="0" w:color="000000"/>
+              <w:top w:val="none" w:sz="0" w:space="0" w:color="000000"/>
+              <w:left w:val="none" w:sz="0" w:space="0" w:color="000000"/>
+              <w:right w:val="none" w:sz="0" w:space="0" w:color="000000"/>
+            </w:tcBorders>
+            <w:shd w:val="clear" w:color="auto" w:fill="FFFFFF"/>
+            <w:tcMar>
+              <w:top w:w="0" w:type="dxa"/>
+              <w:bottom w:w="0" w:type="dxa"/>
+              <w:left w:w="0" w:type="dxa"/>
+              <w:right w:w="0" w:type="dxa"/>
+            </w:tcMar>
+            <w:vAlign w:val="top"/>
+          </w:tcPr>
+          <w:p>
+            <w:pPr>
+              <w:pStyle w:val="Normal"/>
+              <w:jc w:val="center"/>
+              <w:pBdr>
+                <w:bottom w:val="none" w:sz="0" w:space="0" w:color="000000"/>
+                <w:top w:val="none" w:sz="0" w:space="0" w:color="000000"/>
+                <w:left w:val="none" w:sz="0" w:space="0" w:color="000000"/>
+                <w:right w:val="none" w:sz="0" w:space="0" w:color="000000"/>
+              </w:pBdr>
+              <w:spacing w:after="100" w:before="100" w:line="240"/>
+              <w:ind w:left="100" w:right="100" w:firstLine="0" w:firstLineChars="0"/>
+              <w:rPr>
+                <w:rFonts w:ascii="Helvetica" w:hAnsi="Helvetica" w:eastAsia="Helvetica" w:cs="Helvetica"/>
+                <w:i w:val="false"/>
+                <w:b w:val="false"/>
+                <w:u w:val="none"/>
+                <w:sz w:val="22"/>
+                <w:szCs w:val="22"/>
+                <w:color w:val="000000"/>
+              </w:rPr>
+            </w:pPr>
+            <w:r>
+              <w:rPr>
+                <w:rFonts w:ascii="Helvetica" w:hAnsi="Helvetica" w:eastAsia="Helvetica" w:cs="Helvetica"/>
+                <w:i w:val="false"/>
+                <w:b w:val="false"/>
+                <w:u w:val="none"/>
+                <w:sz w:val="22"/>
+                <w:szCs w:val="22"/>
+                <w:color w:val="000000"/>
+              </w:rPr>
+              <w:t xml:space="preserve">0.012</w:t>
             </w:r>
           </w:p>
         </w:tc>
@@ -10280,113 +10280,113 @@
                 <w:szCs w:val="22"/>
                 <w:color w:val="000000"/>
               </w:rPr>
-              <w:t xml:space="preserve">3.49</w:t>
-            </w:r>
-          </w:p>
-        </w:tc>
-        <w:tc>
-          <w:tcPr>
-            <w:tcBorders>
-              <w:bottom w:val="none" w:sz="0" w:space="0" w:color="000000"/>
-              <w:top w:val="none" w:sz="0" w:space="0" w:color="000000"/>
-              <w:left w:val="none" w:sz="0" w:space="0" w:color="000000"/>
-              <w:right w:val="none" w:sz="0" w:space="0" w:color="000000"/>
-            </w:tcBorders>
-            <w:shd w:val="clear" w:color="auto" w:fill="FFFFFF"/>
-            <w:tcMar>
-              <w:top w:w="0" w:type="dxa"/>
-              <w:bottom w:w="0" w:type="dxa"/>
-              <w:left w:w="0" w:type="dxa"/>
-              <w:right w:w="0" w:type="dxa"/>
-            </w:tcMar>
-            <w:vAlign w:val="top"/>
-          </w:tcPr>
-          <w:p>
-            <w:pPr>
-              <w:pStyle w:val="Normal"/>
-              <w:jc w:val="center"/>
-              <w:pBdr>
-                <w:bottom w:val="none" w:sz="0" w:space="0" w:color="000000"/>
-                <w:top w:val="none" w:sz="0" w:space="0" w:color="000000"/>
-                <w:left w:val="none" w:sz="0" w:space="0" w:color="000000"/>
-                <w:right w:val="none" w:sz="0" w:space="0" w:color="000000"/>
-              </w:pBdr>
-              <w:spacing w:after="100" w:before="100" w:line="240"/>
-              <w:ind w:left="100" w:right="100" w:firstLine="0" w:firstLineChars="0"/>
-              <w:rPr>
-                <w:rFonts w:ascii="Helvetica" w:hAnsi="Helvetica" w:eastAsia="Helvetica" w:cs="Helvetica"/>
-                <w:i w:val="false"/>
-                <w:b w:val="false"/>
-                <w:u w:val="none"/>
-                <w:sz w:val="22"/>
-                <w:szCs w:val="22"/>
-                <w:color w:val="000000"/>
-              </w:rPr>
-            </w:pPr>
-            <w:r>
-              <w:rPr>
-                <w:rFonts w:ascii="Helvetica" w:hAnsi="Helvetica" w:eastAsia="Helvetica" w:cs="Helvetica"/>
-                <w:i w:val="false"/>
-                <w:b w:val="false"/>
-                <w:u w:val="none"/>
-                <w:sz w:val="22"/>
-                <w:szCs w:val="22"/>
-                <w:color w:val="000000"/>
-              </w:rPr>
-              <w:t xml:space="preserve">0.87, 14.1</w:t>
-            </w:r>
-          </w:p>
-        </w:tc>
-        <w:tc>
-          <w:tcPr>
-            <w:tcBorders>
-              <w:bottom w:val="none" w:sz="0" w:space="0" w:color="000000"/>
-              <w:top w:val="none" w:sz="0" w:space="0" w:color="000000"/>
-              <w:left w:val="none" w:sz="0" w:space="0" w:color="000000"/>
-              <w:right w:val="none" w:sz="0" w:space="0" w:color="000000"/>
-            </w:tcBorders>
-            <w:shd w:val="clear" w:color="auto" w:fill="FFFFFF"/>
-            <w:tcMar>
-              <w:top w:w="0" w:type="dxa"/>
-              <w:bottom w:w="0" w:type="dxa"/>
-              <w:left w:w="0" w:type="dxa"/>
-              <w:right w:w="0" w:type="dxa"/>
-            </w:tcMar>
-            <w:vAlign w:val="top"/>
-          </w:tcPr>
-          <w:p>
-            <w:pPr>
-              <w:pStyle w:val="Normal"/>
-              <w:jc w:val="center"/>
-              <w:pBdr>
-                <w:bottom w:val="none" w:sz="0" w:space="0" w:color="000000"/>
-                <w:top w:val="none" w:sz="0" w:space="0" w:color="000000"/>
-                <w:left w:val="none" w:sz="0" w:space="0" w:color="000000"/>
-                <w:right w:val="none" w:sz="0" w:space="0" w:color="000000"/>
-              </w:pBdr>
-              <w:spacing w:after="100" w:before="100" w:line="240"/>
-              <w:ind w:left="100" w:right="100" w:firstLine="0" w:firstLineChars="0"/>
-              <w:rPr>
-                <w:rFonts w:ascii="Helvetica" w:hAnsi="Helvetica" w:eastAsia="Helvetica" w:cs="Helvetica"/>
-                <w:i w:val="false"/>
-                <w:b w:val="false"/>
-                <w:u w:val="none"/>
-                <w:sz w:val="22"/>
-                <w:szCs w:val="22"/>
-                <w:color w:val="000000"/>
-              </w:rPr>
-            </w:pPr>
-            <w:r>
-              <w:rPr>
-                <w:rFonts w:ascii="Helvetica" w:hAnsi="Helvetica" w:eastAsia="Helvetica" w:cs="Helvetica"/>
-                <w:i w:val="false"/>
-                <w:b w:val="false"/>
-                <w:u w:val="none"/>
-                <w:sz w:val="22"/>
-                <w:szCs w:val="22"/>
-                <w:color w:val="000000"/>
-              </w:rPr>
-              <w:t xml:space="preserve">0.079</w:t>
+              <w:t xml:space="preserve">3.19</w:t>
+            </w:r>
+          </w:p>
+        </w:tc>
+        <w:tc>
+          <w:tcPr>
+            <w:tcBorders>
+              <w:bottom w:val="none" w:sz="0" w:space="0" w:color="000000"/>
+              <w:top w:val="none" w:sz="0" w:space="0" w:color="000000"/>
+              <w:left w:val="none" w:sz="0" w:space="0" w:color="000000"/>
+              <w:right w:val="none" w:sz="0" w:space="0" w:color="000000"/>
+            </w:tcBorders>
+            <w:shd w:val="clear" w:color="auto" w:fill="FFFFFF"/>
+            <w:tcMar>
+              <w:top w:w="0" w:type="dxa"/>
+              <w:bottom w:w="0" w:type="dxa"/>
+              <w:left w:w="0" w:type="dxa"/>
+              <w:right w:w="0" w:type="dxa"/>
+            </w:tcMar>
+            <w:vAlign w:val="top"/>
+          </w:tcPr>
+          <w:p>
+            <w:pPr>
+              <w:pStyle w:val="Normal"/>
+              <w:jc w:val="center"/>
+              <w:pBdr>
+                <w:bottom w:val="none" w:sz="0" w:space="0" w:color="000000"/>
+                <w:top w:val="none" w:sz="0" w:space="0" w:color="000000"/>
+                <w:left w:val="none" w:sz="0" w:space="0" w:color="000000"/>
+                <w:right w:val="none" w:sz="0" w:space="0" w:color="000000"/>
+              </w:pBdr>
+              <w:spacing w:after="100" w:before="100" w:line="240"/>
+              <w:ind w:left="100" w:right="100" w:firstLine="0" w:firstLineChars="0"/>
+              <w:rPr>
+                <w:rFonts w:ascii="Helvetica" w:hAnsi="Helvetica" w:eastAsia="Helvetica" w:cs="Helvetica"/>
+                <w:i w:val="false"/>
+                <w:b w:val="false"/>
+                <w:u w:val="none"/>
+                <w:sz w:val="22"/>
+                <w:szCs w:val="22"/>
+                <w:color w:val="000000"/>
+              </w:rPr>
+            </w:pPr>
+            <w:r>
+              <w:rPr>
+                <w:rFonts w:ascii="Helvetica" w:hAnsi="Helvetica" w:eastAsia="Helvetica" w:cs="Helvetica"/>
+                <w:i w:val="false"/>
+                <w:b w:val="false"/>
+                <w:u w:val="none"/>
+                <w:sz w:val="22"/>
+                <w:szCs w:val="22"/>
+                <w:color w:val="000000"/>
+              </w:rPr>
+              <w:t xml:space="preserve">0.76, 13.3</w:t>
+            </w:r>
+          </w:p>
+        </w:tc>
+        <w:tc>
+          <w:tcPr>
+            <w:tcBorders>
+              <w:bottom w:val="none" w:sz="0" w:space="0" w:color="000000"/>
+              <w:top w:val="none" w:sz="0" w:space="0" w:color="000000"/>
+              <w:left w:val="none" w:sz="0" w:space="0" w:color="000000"/>
+              <w:right w:val="none" w:sz="0" w:space="0" w:color="000000"/>
+            </w:tcBorders>
+            <w:shd w:val="clear" w:color="auto" w:fill="FFFFFF"/>
+            <w:tcMar>
+              <w:top w:w="0" w:type="dxa"/>
+              <w:bottom w:w="0" w:type="dxa"/>
+              <w:left w:w="0" w:type="dxa"/>
+              <w:right w:w="0" w:type="dxa"/>
+            </w:tcMar>
+            <w:vAlign w:val="top"/>
+          </w:tcPr>
+          <w:p>
+            <w:pPr>
+              <w:pStyle w:val="Normal"/>
+              <w:jc w:val="center"/>
+              <w:pBdr>
+                <w:bottom w:val="none" w:sz="0" w:space="0" w:color="000000"/>
+                <w:top w:val="none" w:sz="0" w:space="0" w:color="000000"/>
+                <w:left w:val="none" w:sz="0" w:space="0" w:color="000000"/>
+                <w:right w:val="none" w:sz="0" w:space="0" w:color="000000"/>
+              </w:pBdr>
+              <w:spacing w:after="100" w:before="100" w:line="240"/>
+              <w:ind w:left="100" w:right="100" w:firstLine="0" w:firstLineChars="0"/>
+              <w:rPr>
+                <w:rFonts w:ascii="Helvetica" w:hAnsi="Helvetica" w:eastAsia="Helvetica" w:cs="Helvetica"/>
+                <w:i w:val="false"/>
+                <w:b w:val="false"/>
+                <w:u w:val="none"/>
+                <w:sz w:val="22"/>
+                <w:szCs w:val="22"/>
+                <w:color w:val="000000"/>
+              </w:rPr>
+            </w:pPr>
+            <w:r>
+              <w:rPr>
+                <w:rFonts w:ascii="Helvetica" w:hAnsi="Helvetica" w:eastAsia="Helvetica" w:cs="Helvetica"/>
+                <w:i w:val="false"/>
+                <w:b w:val="false"/>
+                <w:u w:val="none"/>
+                <w:sz w:val="22"/>
+                <w:szCs w:val="22"/>
+                <w:color w:val="000000"/>
+              </w:rPr>
+              <w:t xml:space="preserve">0.110</w:t>
             </w:r>
           </w:p>
         </w:tc>
@@ -10498,7 +10498,7 @@
                 <w:szCs w:val="22"/>
                 <w:color w:val="000000"/>
               </w:rPr>
-              <w:t xml:space="preserve">323</w:t>
+              <w:t xml:space="preserve">322</w:t>
             </w:r>
           </w:p>
         </w:tc>
@@ -10710,7 +10710,7 @@
                 <w:szCs w:val="22"/>
                 <w:color w:val="000000"/>
               </w:rPr>
-              <w:t xml:space="preserve">323</w:t>
+              <w:t xml:space="preserve">322</w:t>
             </w:r>
           </w:p>
         </w:tc>
@@ -11570,60 +11570,60 @@
                 <w:szCs w:val="22"/>
                 <w:color w:val="000000"/>
               </w:rPr>
-              <w:t xml:space="preserve">0.35, 1.63</w:t>
-            </w:r>
-          </w:p>
-        </w:tc>
-        <w:tc>
-          <w:tcPr>
-            <w:tcBorders>
-              <w:bottom w:val="none" w:sz="0" w:space="0" w:color="000000"/>
-              <w:top w:val="none" w:sz="0" w:space="0" w:color="000000"/>
-              <w:left w:val="none" w:sz="0" w:space="0" w:color="000000"/>
-              <w:right w:val="none" w:sz="0" w:space="0" w:color="000000"/>
-            </w:tcBorders>
-            <w:shd w:val="clear" w:color="auto" w:fill="FFFFFF"/>
-            <w:tcMar>
-              <w:top w:w="0" w:type="dxa"/>
-              <w:bottom w:w="0" w:type="dxa"/>
-              <w:left w:w="0" w:type="dxa"/>
-              <w:right w:w="0" w:type="dxa"/>
-            </w:tcMar>
-            <w:vAlign w:val="top"/>
-          </w:tcPr>
-          <w:p>
-            <w:pPr>
-              <w:pStyle w:val="Normal"/>
-              <w:jc w:val="center"/>
-              <w:pBdr>
-                <w:bottom w:val="none" w:sz="0" w:space="0" w:color="000000"/>
-                <w:top w:val="none" w:sz="0" w:space="0" w:color="000000"/>
-                <w:left w:val="none" w:sz="0" w:space="0" w:color="000000"/>
-                <w:right w:val="none" w:sz="0" w:space="0" w:color="000000"/>
-              </w:pBdr>
-              <w:spacing w:after="100" w:before="100" w:line="240"/>
-              <w:ind w:left="100" w:right="100" w:firstLine="0" w:firstLineChars="0"/>
-              <w:rPr>
-                <w:rFonts w:ascii="Helvetica" w:hAnsi="Helvetica" w:eastAsia="Helvetica" w:cs="Helvetica"/>
-                <w:i w:val="false"/>
-                <w:b w:val="false"/>
-                <w:u w:val="none"/>
-                <w:sz w:val="22"/>
-                <w:szCs w:val="22"/>
-                <w:color w:val="000000"/>
-              </w:rPr>
-            </w:pPr>
-            <w:r>
-              <w:rPr>
-                <w:rFonts w:ascii="Helvetica" w:hAnsi="Helvetica" w:eastAsia="Helvetica" w:cs="Helvetica"/>
-                <w:i w:val="false"/>
-                <w:b w:val="false"/>
-                <w:u w:val="none"/>
-                <w:sz w:val="22"/>
-                <w:szCs w:val="22"/>
-                <w:color w:val="000000"/>
-              </w:rPr>
-              <w:t xml:space="preserve">0.480</w:t>
+              <w:t xml:space="preserve">0.35, 1.64</w:t>
+            </w:r>
+          </w:p>
+        </w:tc>
+        <w:tc>
+          <w:tcPr>
+            <w:tcBorders>
+              <w:bottom w:val="none" w:sz="0" w:space="0" w:color="000000"/>
+              <w:top w:val="none" w:sz="0" w:space="0" w:color="000000"/>
+              <w:left w:val="none" w:sz="0" w:space="0" w:color="000000"/>
+              <w:right w:val="none" w:sz="0" w:space="0" w:color="000000"/>
+            </w:tcBorders>
+            <w:shd w:val="clear" w:color="auto" w:fill="FFFFFF"/>
+            <w:tcMar>
+              <w:top w:w="0" w:type="dxa"/>
+              <w:bottom w:w="0" w:type="dxa"/>
+              <w:left w:w="0" w:type="dxa"/>
+              <w:right w:w="0" w:type="dxa"/>
+            </w:tcMar>
+            <w:vAlign w:val="top"/>
+          </w:tcPr>
+          <w:p>
+            <w:pPr>
+              <w:pStyle w:val="Normal"/>
+              <w:jc w:val="center"/>
+              <w:pBdr>
+                <w:bottom w:val="none" w:sz="0" w:space="0" w:color="000000"/>
+                <w:top w:val="none" w:sz="0" w:space="0" w:color="000000"/>
+                <w:left w:val="none" w:sz="0" w:space="0" w:color="000000"/>
+                <w:right w:val="none" w:sz="0" w:space="0" w:color="000000"/>
+              </w:pBdr>
+              <w:spacing w:after="100" w:before="100" w:line="240"/>
+              <w:ind w:left="100" w:right="100" w:firstLine="0" w:firstLineChars="0"/>
+              <w:rPr>
+                <w:rFonts w:ascii="Helvetica" w:hAnsi="Helvetica" w:eastAsia="Helvetica" w:cs="Helvetica"/>
+                <w:i w:val="false"/>
+                <w:b w:val="false"/>
+                <w:u w:val="none"/>
+                <w:sz w:val="22"/>
+                <w:szCs w:val="22"/>
+                <w:color w:val="000000"/>
+              </w:rPr>
+            </w:pPr>
+            <w:r>
+              <w:rPr>
+                <w:rFonts w:ascii="Helvetica" w:hAnsi="Helvetica" w:eastAsia="Helvetica" w:cs="Helvetica"/>
+                <w:i w:val="false"/>
+                <w:b w:val="false"/>
+                <w:u w:val="none"/>
+                <w:sz w:val="22"/>
+                <w:szCs w:val="22"/>
+                <w:color w:val="000000"/>
+              </w:rPr>
+              <w:t xml:space="preserve">0.490</w:t>
             </w:r>
           </w:p>
         </w:tc>
@@ -11729,113 +11729,113 @@
                 <w:szCs w:val="22"/>
                 <w:color w:val="000000"/>
               </w:rPr>
-              <w:t xml:space="preserve">0.73</w:t>
-            </w:r>
-          </w:p>
-        </w:tc>
-        <w:tc>
-          <w:tcPr>
-            <w:tcBorders>
-              <w:bottom w:val="none" w:sz="0" w:space="0" w:color="000000"/>
-              <w:top w:val="none" w:sz="0" w:space="0" w:color="000000"/>
-              <w:left w:val="none" w:sz="0" w:space="0" w:color="000000"/>
-              <w:right w:val="none" w:sz="0" w:space="0" w:color="000000"/>
-            </w:tcBorders>
-            <w:shd w:val="clear" w:color="auto" w:fill="FFFFFF"/>
-            <w:tcMar>
-              <w:top w:w="0" w:type="dxa"/>
-              <w:bottom w:w="0" w:type="dxa"/>
-              <w:left w:w="0" w:type="dxa"/>
-              <w:right w:w="0" w:type="dxa"/>
-            </w:tcMar>
-            <w:vAlign w:val="top"/>
-          </w:tcPr>
-          <w:p>
-            <w:pPr>
-              <w:pStyle w:val="Normal"/>
-              <w:jc w:val="center"/>
-              <w:pBdr>
-                <w:bottom w:val="none" w:sz="0" w:space="0" w:color="000000"/>
-                <w:top w:val="none" w:sz="0" w:space="0" w:color="000000"/>
-                <w:left w:val="none" w:sz="0" w:space="0" w:color="000000"/>
-                <w:right w:val="none" w:sz="0" w:space="0" w:color="000000"/>
-              </w:pBdr>
-              <w:spacing w:after="100" w:before="100" w:line="240"/>
-              <w:ind w:left="100" w:right="100" w:firstLine="0" w:firstLineChars="0"/>
-              <w:rPr>
-                <w:rFonts w:ascii="Helvetica" w:hAnsi="Helvetica" w:eastAsia="Helvetica" w:cs="Helvetica"/>
-                <w:i w:val="false"/>
-                <w:b w:val="false"/>
-                <w:u w:val="none"/>
-                <w:sz w:val="22"/>
-                <w:szCs w:val="22"/>
-                <w:color w:val="000000"/>
-              </w:rPr>
-            </w:pPr>
-            <w:r>
-              <w:rPr>
-                <w:rFonts w:ascii="Helvetica" w:hAnsi="Helvetica" w:eastAsia="Helvetica" w:cs="Helvetica"/>
-                <w:i w:val="false"/>
-                <w:b w:val="false"/>
-                <w:u w:val="none"/>
-                <w:sz w:val="22"/>
-                <w:szCs w:val="22"/>
-                <w:color w:val="000000"/>
-              </w:rPr>
-              <w:t xml:space="preserve">0.18, 2.97</w:t>
-            </w:r>
-          </w:p>
-        </w:tc>
-        <w:tc>
-          <w:tcPr>
-            <w:tcBorders>
-              <w:bottom w:val="none" w:sz="0" w:space="0" w:color="000000"/>
-              <w:top w:val="none" w:sz="0" w:space="0" w:color="000000"/>
-              <w:left w:val="none" w:sz="0" w:space="0" w:color="000000"/>
-              <w:right w:val="none" w:sz="0" w:space="0" w:color="000000"/>
-            </w:tcBorders>
-            <w:shd w:val="clear" w:color="auto" w:fill="FFFFFF"/>
-            <w:tcMar>
-              <w:top w:w="0" w:type="dxa"/>
-              <w:bottom w:w="0" w:type="dxa"/>
-              <w:left w:w="0" w:type="dxa"/>
-              <w:right w:w="0" w:type="dxa"/>
-            </w:tcMar>
-            <w:vAlign w:val="top"/>
-          </w:tcPr>
-          <w:p>
-            <w:pPr>
-              <w:pStyle w:val="Normal"/>
-              <w:jc w:val="center"/>
-              <w:pBdr>
-                <w:bottom w:val="none" w:sz="0" w:space="0" w:color="000000"/>
-                <w:top w:val="none" w:sz="0" w:space="0" w:color="000000"/>
-                <w:left w:val="none" w:sz="0" w:space="0" w:color="000000"/>
-                <w:right w:val="none" w:sz="0" w:space="0" w:color="000000"/>
-              </w:pBdr>
-              <w:spacing w:after="100" w:before="100" w:line="240"/>
-              <w:ind w:left="100" w:right="100" w:firstLine="0" w:firstLineChars="0"/>
-              <w:rPr>
-                <w:rFonts w:ascii="Helvetica" w:hAnsi="Helvetica" w:eastAsia="Helvetica" w:cs="Helvetica"/>
-                <w:i w:val="false"/>
-                <w:b w:val="false"/>
-                <w:u w:val="none"/>
-                <w:sz w:val="22"/>
-                <w:szCs w:val="22"/>
-                <w:color w:val="000000"/>
-              </w:rPr>
-            </w:pPr>
-            <w:r>
-              <w:rPr>
-                <w:rFonts w:ascii="Helvetica" w:hAnsi="Helvetica" w:eastAsia="Helvetica" w:cs="Helvetica"/>
-                <w:i w:val="false"/>
-                <w:b w:val="false"/>
-                <w:u w:val="none"/>
-                <w:sz w:val="22"/>
-                <w:szCs w:val="22"/>
-                <w:color w:val="000000"/>
-              </w:rPr>
-              <w:t xml:space="preserve">0.660</w:t>
+              <w:t xml:space="preserve">0.68</w:t>
+            </w:r>
+          </w:p>
+        </w:tc>
+        <w:tc>
+          <w:tcPr>
+            <w:tcBorders>
+              <w:bottom w:val="none" w:sz="0" w:space="0" w:color="000000"/>
+              <w:top w:val="none" w:sz="0" w:space="0" w:color="000000"/>
+              <w:left w:val="none" w:sz="0" w:space="0" w:color="000000"/>
+              <w:right w:val="none" w:sz="0" w:space="0" w:color="000000"/>
+            </w:tcBorders>
+            <w:shd w:val="clear" w:color="auto" w:fill="FFFFFF"/>
+            <w:tcMar>
+              <w:top w:w="0" w:type="dxa"/>
+              <w:bottom w:w="0" w:type="dxa"/>
+              <w:left w:w="0" w:type="dxa"/>
+              <w:right w:w="0" w:type="dxa"/>
+            </w:tcMar>
+            <w:vAlign w:val="top"/>
+          </w:tcPr>
+          <w:p>
+            <w:pPr>
+              <w:pStyle w:val="Normal"/>
+              <w:jc w:val="center"/>
+              <w:pBdr>
+                <w:bottom w:val="none" w:sz="0" w:space="0" w:color="000000"/>
+                <w:top w:val="none" w:sz="0" w:space="0" w:color="000000"/>
+                <w:left w:val="none" w:sz="0" w:space="0" w:color="000000"/>
+                <w:right w:val="none" w:sz="0" w:space="0" w:color="000000"/>
+              </w:pBdr>
+              <w:spacing w:after="100" w:before="100" w:line="240"/>
+              <w:ind w:left="100" w:right="100" w:firstLine="0" w:firstLineChars="0"/>
+              <w:rPr>
+                <w:rFonts w:ascii="Helvetica" w:hAnsi="Helvetica" w:eastAsia="Helvetica" w:cs="Helvetica"/>
+                <w:i w:val="false"/>
+                <w:b w:val="false"/>
+                <w:u w:val="none"/>
+                <w:sz w:val="22"/>
+                <w:szCs w:val="22"/>
+                <w:color w:val="000000"/>
+              </w:rPr>
+            </w:pPr>
+            <w:r>
+              <w:rPr>
+                <w:rFonts w:ascii="Helvetica" w:hAnsi="Helvetica" w:eastAsia="Helvetica" w:cs="Helvetica"/>
+                <w:i w:val="false"/>
+                <w:b w:val="false"/>
+                <w:u w:val="none"/>
+                <w:sz w:val="22"/>
+                <w:szCs w:val="22"/>
+                <w:color w:val="000000"/>
+              </w:rPr>
+              <w:t xml:space="preserve">0.16, 2.95</w:t>
+            </w:r>
+          </w:p>
+        </w:tc>
+        <w:tc>
+          <w:tcPr>
+            <w:tcBorders>
+              <w:bottom w:val="none" w:sz="0" w:space="0" w:color="000000"/>
+              <w:top w:val="none" w:sz="0" w:space="0" w:color="000000"/>
+              <w:left w:val="none" w:sz="0" w:space="0" w:color="000000"/>
+              <w:right w:val="none" w:sz="0" w:space="0" w:color="000000"/>
+            </w:tcBorders>
+            <w:shd w:val="clear" w:color="auto" w:fill="FFFFFF"/>
+            <w:tcMar>
+              <w:top w:w="0" w:type="dxa"/>
+              <w:bottom w:w="0" w:type="dxa"/>
+              <w:left w:w="0" w:type="dxa"/>
+              <w:right w:w="0" w:type="dxa"/>
+            </w:tcMar>
+            <w:vAlign w:val="top"/>
+          </w:tcPr>
+          <w:p>
+            <w:pPr>
+              <w:pStyle w:val="Normal"/>
+              <w:jc w:val="center"/>
+              <w:pBdr>
+                <w:bottom w:val="none" w:sz="0" w:space="0" w:color="000000"/>
+                <w:top w:val="none" w:sz="0" w:space="0" w:color="000000"/>
+                <w:left w:val="none" w:sz="0" w:space="0" w:color="000000"/>
+                <w:right w:val="none" w:sz="0" w:space="0" w:color="000000"/>
+              </w:pBdr>
+              <w:spacing w:after="100" w:before="100" w:line="240"/>
+              <w:ind w:left="100" w:right="100" w:firstLine="0" w:firstLineChars="0"/>
+              <w:rPr>
+                <w:rFonts w:ascii="Helvetica" w:hAnsi="Helvetica" w:eastAsia="Helvetica" w:cs="Helvetica"/>
+                <w:i w:val="false"/>
+                <w:b w:val="false"/>
+                <w:u w:val="none"/>
+                <w:sz w:val="22"/>
+                <w:szCs w:val="22"/>
+                <w:color w:val="000000"/>
+              </w:rPr>
+            </w:pPr>
+            <w:r>
+              <w:rPr>
+                <w:rFonts w:ascii="Helvetica" w:hAnsi="Helvetica" w:eastAsia="Helvetica" w:cs="Helvetica"/>
+                <w:i w:val="false"/>
+                <w:b w:val="false"/>
+                <w:u w:val="none"/>
+                <w:sz w:val="22"/>
+                <w:szCs w:val="22"/>
+                <w:color w:val="000000"/>
+              </w:rPr>
+              <w:t xml:space="preserve">0.610</w:t>
             </w:r>
           </w:p>
         </w:tc>
@@ -11947,7 +11947,7 @@
                 <w:szCs w:val="22"/>
                 <w:color w:val="000000"/>
               </w:rPr>
-              <w:t xml:space="preserve">323</w:t>
+              <w:t xml:space="preserve">322</w:t>
             </w:r>
           </w:p>
         </w:tc>
@@ -12159,166 +12159,166 @@
                 <w:szCs w:val="22"/>
                 <w:color w:val="000000"/>
               </w:rPr>
-              <w:t xml:space="preserve">323</w:t>
-            </w:r>
-          </w:p>
-        </w:tc>
-        <w:tc>
-          <w:tcPr>
-            <w:tcBorders>
-              <w:bottom w:val="none" w:sz="0" w:space="0" w:color="000000"/>
-              <w:top w:val="none" w:sz="0" w:space="0" w:color="000000"/>
-              <w:left w:val="none" w:sz="0" w:space="0" w:color="000000"/>
-              <w:right w:val="none" w:sz="0" w:space="0" w:color="000000"/>
-            </w:tcBorders>
-            <w:shd w:val="clear" w:color="auto" w:fill="FFFFFF"/>
-            <w:tcMar>
-              <w:top w:w="0" w:type="dxa"/>
-              <w:bottom w:w="0" w:type="dxa"/>
-              <w:left w:w="0" w:type="dxa"/>
-              <w:right w:w="0" w:type="dxa"/>
-            </w:tcMar>
-            <w:vAlign w:val="top"/>
-          </w:tcPr>
-          <w:p>
-            <w:pPr>
-              <w:pStyle w:val="Normal"/>
-              <w:jc w:val="center"/>
-              <w:pBdr>
-                <w:bottom w:val="none" w:sz="0" w:space="0" w:color="000000"/>
-                <w:top w:val="none" w:sz="0" w:space="0" w:color="000000"/>
-                <w:left w:val="none" w:sz="0" w:space="0" w:color="000000"/>
-                <w:right w:val="none" w:sz="0" w:space="0" w:color="000000"/>
-              </w:pBdr>
-              <w:spacing w:after="100" w:before="100" w:line="240"/>
-              <w:ind w:left="100" w:right="100" w:firstLine="0" w:firstLineChars="0"/>
-              <w:rPr>
-                <w:rFonts w:ascii="Helvetica" w:hAnsi="Helvetica" w:eastAsia="Helvetica" w:cs="Helvetica"/>
-                <w:i w:val="false"/>
-                <w:b w:val="false"/>
-                <w:u w:val="none"/>
-                <w:sz w:val="22"/>
-                <w:szCs w:val="22"/>
-                <w:color w:val="000000"/>
-              </w:rPr>
-            </w:pPr>
-            <w:r>
-              <w:rPr>
-                <w:rFonts w:ascii="Helvetica" w:hAnsi="Helvetica" w:eastAsia="Helvetica" w:cs="Helvetica"/>
-                <w:i w:val="false"/>
-                <w:b w:val="false"/>
-                <w:u w:val="none"/>
-                <w:sz w:val="22"/>
-                <w:szCs w:val="22"/>
-                <w:color w:val="000000"/>
-              </w:rPr>
-              <w:t xml:space="preserve">1.37</w:t>
-            </w:r>
-          </w:p>
-        </w:tc>
-        <w:tc>
-          <w:tcPr>
-            <w:tcBorders>
-              <w:bottom w:val="none" w:sz="0" w:space="0" w:color="000000"/>
-              <w:top w:val="none" w:sz="0" w:space="0" w:color="000000"/>
-              <w:left w:val="none" w:sz="0" w:space="0" w:color="000000"/>
-              <w:right w:val="none" w:sz="0" w:space="0" w:color="000000"/>
-            </w:tcBorders>
-            <w:shd w:val="clear" w:color="auto" w:fill="FFFFFF"/>
-            <w:tcMar>
-              <w:top w:w="0" w:type="dxa"/>
-              <w:bottom w:w="0" w:type="dxa"/>
-              <w:left w:w="0" w:type="dxa"/>
-              <w:right w:w="0" w:type="dxa"/>
-            </w:tcMar>
-            <w:vAlign w:val="top"/>
-          </w:tcPr>
-          <w:p>
-            <w:pPr>
-              <w:pStyle w:val="Normal"/>
-              <w:jc w:val="center"/>
-              <w:pBdr>
-                <w:bottom w:val="none" w:sz="0" w:space="0" w:color="000000"/>
-                <w:top w:val="none" w:sz="0" w:space="0" w:color="000000"/>
-                <w:left w:val="none" w:sz="0" w:space="0" w:color="000000"/>
-                <w:right w:val="none" w:sz="0" w:space="0" w:color="000000"/>
-              </w:pBdr>
-              <w:spacing w:after="100" w:before="100" w:line="240"/>
-              <w:ind w:left="100" w:right="100" w:firstLine="0" w:firstLineChars="0"/>
-              <w:rPr>
-                <w:rFonts w:ascii="Helvetica" w:hAnsi="Helvetica" w:eastAsia="Helvetica" w:cs="Helvetica"/>
-                <w:i w:val="false"/>
-                <w:b w:val="false"/>
-                <w:u w:val="none"/>
-                <w:sz w:val="22"/>
-                <w:szCs w:val="22"/>
-                <w:color w:val="000000"/>
-              </w:rPr>
-            </w:pPr>
-            <w:r>
-              <w:rPr>
-                <w:rFonts w:ascii="Helvetica" w:hAnsi="Helvetica" w:eastAsia="Helvetica" w:cs="Helvetica"/>
-                <w:i w:val="false"/>
-                <w:b w:val="false"/>
-                <w:u w:val="none"/>
-                <w:sz w:val="22"/>
-                <w:szCs w:val="22"/>
-                <w:color w:val="000000"/>
-              </w:rPr>
-              <w:t xml:space="preserve">0.18, 10.6</w:t>
-            </w:r>
-          </w:p>
-        </w:tc>
-        <w:tc>
-          <w:tcPr>
-            <w:tcBorders>
-              <w:bottom w:val="none" w:sz="0" w:space="0" w:color="000000"/>
-              <w:top w:val="none" w:sz="0" w:space="0" w:color="000000"/>
-              <w:left w:val="none" w:sz="0" w:space="0" w:color="000000"/>
-              <w:right w:val="none" w:sz="0" w:space="0" w:color="000000"/>
-            </w:tcBorders>
-            <w:shd w:val="clear" w:color="auto" w:fill="FFFFFF"/>
-            <w:tcMar>
-              <w:top w:w="0" w:type="dxa"/>
-              <w:bottom w:w="0" w:type="dxa"/>
-              <w:left w:w="0" w:type="dxa"/>
-              <w:right w:w="0" w:type="dxa"/>
-            </w:tcMar>
-            <w:vAlign w:val="top"/>
-          </w:tcPr>
-          <w:p>
-            <w:pPr>
-              <w:pStyle w:val="Normal"/>
-              <w:jc w:val="center"/>
-              <w:pBdr>
-                <w:bottom w:val="none" w:sz="0" w:space="0" w:color="000000"/>
-                <w:top w:val="none" w:sz="0" w:space="0" w:color="000000"/>
-                <w:left w:val="none" w:sz="0" w:space="0" w:color="000000"/>
-                <w:right w:val="none" w:sz="0" w:space="0" w:color="000000"/>
-              </w:pBdr>
-              <w:spacing w:after="100" w:before="100" w:line="240"/>
-              <w:ind w:left="100" w:right="100" w:firstLine="0" w:firstLineChars="0"/>
-              <w:rPr>
-                <w:rFonts w:ascii="Helvetica" w:hAnsi="Helvetica" w:eastAsia="Helvetica" w:cs="Helvetica"/>
-                <w:i w:val="false"/>
-                <w:b w:val="false"/>
-                <w:u w:val="none"/>
-                <w:sz w:val="22"/>
-                <w:szCs w:val="22"/>
-                <w:color w:val="000000"/>
-              </w:rPr>
-            </w:pPr>
-            <w:r>
-              <w:rPr>
-                <w:rFonts w:ascii="Helvetica" w:hAnsi="Helvetica" w:eastAsia="Helvetica" w:cs="Helvetica"/>
-                <w:i w:val="false"/>
-                <w:b w:val="false"/>
-                <w:u w:val="none"/>
-                <w:sz w:val="22"/>
-                <w:szCs w:val="22"/>
-                <w:color w:val="000000"/>
-              </w:rPr>
-              <w:t xml:space="preserve">0.760</w:t>
+              <w:t xml:space="preserve">322</w:t>
+            </w:r>
+          </w:p>
+        </w:tc>
+        <w:tc>
+          <w:tcPr>
+            <w:tcBorders>
+              <w:bottom w:val="none" w:sz="0" w:space="0" w:color="000000"/>
+              <w:top w:val="none" w:sz="0" w:space="0" w:color="000000"/>
+              <w:left w:val="none" w:sz="0" w:space="0" w:color="000000"/>
+              <w:right w:val="none" w:sz="0" w:space="0" w:color="000000"/>
+            </w:tcBorders>
+            <w:shd w:val="clear" w:color="auto" w:fill="FFFFFF"/>
+            <w:tcMar>
+              <w:top w:w="0" w:type="dxa"/>
+              <w:bottom w:w="0" w:type="dxa"/>
+              <w:left w:w="0" w:type="dxa"/>
+              <w:right w:w="0" w:type="dxa"/>
+            </w:tcMar>
+            <w:vAlign w:val="top"/>
+          </w:tcPr>
+          <w:p>
+            <w:pPr>
+              <w:pStyle w:val="Normal"/>
+              <w:jc w:val="center"/>
+              <w:pBdr>
+                <w:bottom w:val="none" w:sz="0" w:space="0" w:color="000000"/>
+                <w:top w:val="none" w:sz="0" w:space="0" w:color="000000"/>
+                <w:left w:val="none" w:sz="0" w:space="0" w:color="000000"/>
+                <w:right w:val="none" w:sz="0" w:space="0" w:color="000000"/>
+              </w:pBdr>
+              <w:spacing w:after="100" w:before="100" w:line="240"/>
+              <w:ind w:left="100" w:right="100" w:firstLine="0" w:firstLineChars="0"/>
+              <w:rPr>
+                <w:rFonts w:ascii="Helvetica" w:hAnsi="Helvetica" w:eastAsia="Helvetica" w:cs="Helvetica"/>
+                <w:i w:val="false"/>
+                <w:b w:val="false"/>
+                <w:u w:val="none"/>
+                <w:sz w:val="22"/>
+                <w:szCs w:val="22"/>
+                <w:color w:val="000000"/>
+              </w:rPr>
+            </w:pPr>
+            <w:r>
+              <w:rPr>
+                <w:rFonts w:ascii="Helvetica" w:hAnsi="Helvetica" w:eastAsia="Helvetica" w:cs="Helvetica"/>
+                <w:i w:val="false"/>
+                <w:b w:val="false"/>
+                <w:u w:val="none"/>
+                <w:sz w:val="22"/>
+                <w:szCs w:val="22"/>
+                <w:color w:val="000000"/>
+              </w:rPr>
+              <w:t xml:space="preserve">1.30</w:t>
+            </w:r>
+          </w:p>
+        </w:tc>
+        <w:tc>
+          <w:tcPr>
+            <w:tcBorders>
+              <w:bottom w:val="none" w:sz="0" w:space="0" w:color="000000"/>
+              <w:top w:val="none" w:sz="0" w:space="0" w:color="000000"/>
+              <w:left w:val="none" w:sz="0" w:space="0" w:color="000000"/>
+              <w:right w:val="none" w:sz="0" w:space="0" w:color="000000"/>
+            </w:tcBorders>
+            <w:shd w:val="clear" w:color="auto" w:fill="FFFFFF"/>
+            <w:tcMar>
+              <w:top w:w="0" w:type="dxa"/>
+              <w:bottom w:w="0" w:type="dxa"/>
+              <w:left w:w="0" w:type="dxa"/>
+              <w:right w:w="0" w:type="dxa"/>
+            </w:tcMar>
+            <w:vAlign w:val="top"/>
+          </w:tcPr>
+          <w:p>
+            <w:pPr>
+              <w:pStyle w:val="Normal"/>
+              <w:jc w:val="center"/>
+              <w:pBdr>
+                <w:bottom w:val="none" w:sz="0" w:space="0" w:color="000000"/>
+                <w:top w:val="none" w:sz="0" w:space="0" w:color="000000"/>
+                <w:left w:val="none" w:sz="0" w:space="0" w:color="000000"/>
+                <w:right w:val="none" w:sz="0" w:space="0" w:color="000000"/>
+              </w:pBdr>
+              <w:spacing w:after="100" w:before="100" w:line="240"/>
+              <w:ind w:left="100" w:right="100" w:firstLine="0" w:firstLineChars="0"/>
+              <w:rPr>
+                <w:rFonts w:ascii="Helvetica" w:hAnsi="Helvetica" w:eastAsia="Helvetica" w:cs="Helvetica"/>
+                <w:i w:val="false"/>
+                <w:b w:val="false"/>
+                <w:u w:val="none"/>
+                <w:sz w:val="22"/>
+                <w:szCs w:val="22"/>
+                <w:color w:val="000000"/>
+              </w:rPr>
+            </w:pPr>
+            <w:r>
+              <w:rPr>
+                <w:rFonts w:ascii="Helvetica" w:hAnsi="Helvetica" w:eastAsia="Helvetica" w:cs="Helvetica"/>
+                <w:i w:val="false"/>
+                <w:b w:val="false"/>
+                <w:u w:val="none"/>
+                <w:sz w:val="22"/>
+                <w:szCs w:val="22"/>
+                <w:color w:val="000000"/>
+              </w:rPr>
+              <w:t xml:space="preserve">0.18, 9.56</w:t>
+            </w:r>
+          </w:p>
+        </w:tc>
+        <w:tc>
+          <w:tcPr>
+            <w:tcBorders>
+              <w:bottom w:val="none" w:sz="0" w:space="0" w:color="000000"/>
+              <w:top w:val="none" w:sz="0" w:space="0" w:color="000000"/>
+              <w:left w:val="none" w:sz="0" w:space="0" w:color="000000"/>
+              <w:right w:val="none" w:sz="0" w:space="0" w:color="000000"/>
+            </w:tcBorders>
+            <w:shd w:val="clear" w:color="auto" w:fill="FFFFFF"/>
+            <w:tcMar>
+              <w:top w:w="0" w:type="dxa"/>
+              <w:bottom w:w="0" w:type="dxa"/>
+              <w:left w:w="0" w:type="dxa"/>
+              <w:right w:w="0" w:type="dxa"/>
+            </w:tcMar>
+            <w:vAlign w:val="top"/>
+          </w:tcPr>
+          <w:p>
+            <w:pPr>
+              <w:pStyle w:val="Normal"/>
+              <w:jc w:val="center"/>
+              <w:pBdr>
+                <w:bottom w:val="none" w:sz="0" w:space="0" w:color="000000"/>
+                <w:top w:val="none" w:sz="0" w:space="0" w:color="000000"/>
+                <w:left w:val="none" w:sz="0" w:space="0" w:color="000000"/>
+                <w:right w:val="none" w:sz="0" w:space="0" w:color="000000"/>
+              </w:pBdr>
+              <w:spacing w:after="100" w:before="100" w:line="240"/>
+              <w:ind w:left="100" w:right="100" w:firstLine="0" w:firstLineChars="0"/>
+              <w:rPr>
+                <w:rFonts w:ascii="Helvetica" w:hAnsi="Helvetica" w:eastAsia="Helvetica" w:cs="Helvetica"/>
+                <w:i w:val="false"/>
+                <w:b w:val="false"/>
+                <w:u w:val="none"/>
+                <w:sz w:val="22"/>
+                <w:szCs w:val="22"/>
+                <w:color w:val="000000"/>
+              </w:rPr>
+            </w:pPr>
+            <w:r>
+              <w:rPr>
+                <w:rFonts w:ascii="Helvetica" w:hAnsi="Helvetica" w:eastAsia="Helvetica" w:cs="Helvetica"/>
+                <w:i w:val="false"/>
+                <w:b w:val="false"/>
+                <w:u w:val="none"/>
+                <w:sz w:val="22"/>
+                <w:szCs w:val="22"/>
+                <w:color w:val="000000"/>
+              </w:rPr>
+              <w:t xml:space="preserve">0.800</w:t>
             </w:r>
           </w:p>
         </w:tc>
@@ -12430,378 +12430,378 @@
                 <w:szCs w:val="22"/>
                 <w:color w:val="000000"/>
               </w:rPr>
-              <w:t xml:space="preserve">323</w:t>
-            </w:r>
-          </w:p>
-        </w:tc>
-        <w:tc>
-          <w:tcPr>
-            <w:tcBorders>
-              <w:bottom w:val="none" w:sz="0" w:space="0" w:color="000000"/>
-              <w:top w:val="none" w:sz="0" w:space="0" w:color="000000"/>
-              <w:left w:val="none" w:sz="0" w:space="0" w:color="000000"/>
-              <w:right w:val="none" w:sz="0" w:space="0" w:color="000000"/>
-            </w:tcBorders>
-            <w:shd w:val="clear" w:color="auto" w:fill="FFFFFF"/>
-            <w:tcMar>
-              <w:top w:w="0" w:type="dxa"/>
-              <w:bottom w:w="0" w:type="dxa"/>
-              <w:left w:w="0" w:type="dxa"/>
-              <w:right w:w="0" w:type="dxa"/>
-            </w:tcMar>
-            <w:vAlign w:val="top"/>
-          </w:tcPr>
-          <w:p>
-            <w:pPr>
-              <w:pStyle w:val="Normal"/>
-              <w:jc w:val="center"/>
-              <w:pBdr>
-                <w:bottom w:val="none" w:sz="0" w:space="0" w:color="000000"/>
-                <w:top w:val="none" w:sz="0" w:space="0" w:color="000000"/>
-                <w:left w:val="none" w:sz="0" w:space="0" w:color="000000"/>
-                <w:right w:val="none" w:sz="0" w:space="0" w:color="000000"/>
-              </w:pBdr>
-              <w:spacing w:after="100" w:before="100" w:line="240"/>
-              <w:ind w:left="100" w:right="100" w:firstLine="0" w:firstLineChars="0"/>
-              <w:rPr>
-                <w:rFonts w:ascii="Helvetica" w:hAnsi="Helvetica" w:eastAsia="Helvetica" w:cs="Helvetica"/>
-                <w:i w:val="false"/>
-                <w:b w:val="false"/>
-                <w:u w:val="none"/>
-                <w:sz w:val="22"/>
-                <w:szCs w:val="22"/>
-                <w:color w:val="000000"/>
-              </w:rPr>
-            </w:pPr>
-            <w:r>
-              <w:rPr>
-                <w:rFonts w:ascii="Helvetica" w:hAnsi="Helvetica" w:eastAsia="Helvetica" w:cs="Helvetica"/>
-                <w:i w:val="false"/>
-                <w:b w:val="false"/>
-                <w:u w:val="none"/>
-                <w:sz w:val="22"/>
-                <w:szCs w:val="22"/>
-                <w:color w:val="000000"/>
-              </w:rPr>
-              <w:t xml:space="preserve">1.69</w:t>
-            </w:r>
-          </w:p>
-        </w:tc>
-        <w:tc>
-          <w:tcPr>
-            <w:tcBorders>
-              <w:bottom w:val="none" w:sz="0" w:space="0" w:color="000000"/>
-              <w:top w:val="none" w:sz="0" w:space="0" w:color="000000"/>
-              <w:left w:val="none" w:sz="0" w:space="0" w:color="000000"/>
-              <w:right w:val="none" w:sz="0" w:space="0" w:color="000000"/>
-            </w:tcBorders>
-            <w:shd w:val="clear" w:color="auto" w:fill="FFFFFF"/>
-            <w:tcMar>
-              <w:top w:w="0" w:type="dxa"/>
-              <w:bottom w:w="0" w:type="dxa"/>
-              <w:left w:w="0" w:type="dxa"/>
-              <w:right w:w="0" w:type="dxa"/>
-            </w:tcMar>
-            <w:vAlign w:val="top"/>
-          </w:tcPr>
-          <w:p>
-            <w:pPr>
-              <w:pStyle w:val="Normal"/>
-              <w:jc w:val="center"/>
-              <w:pBdr>
-                <w:bottom w:val="none" w:sz="0" w:space="0" w:color="000000"/>
-                <w:top w:val="none" w:sz="0" w:space="0" w:color="000000"/>
-                <w:left w:val="none" w:sz="0" w:space="0" w:color="000000"/>
-                <w:right w:val="none" w:sz="0" w:space="0" w:color="000000"/>
-              </w:pBdr>
-              <w:spacing w:after="100" w:before="100" w:line="240"/>
-              <w:ind w:left="100" w:right="100" w:firstLine="0" w:firstLineChars="0"/>
-              <w:rPr>
-                <w:rFonts w:ascii="Helvetica" w:hAnsi="Helvetica" w:eastAsia="Helvetica" w:cs="Helvetica"/>
-                <w:i w:val="false"/>
-                <w:b w:val="false"/>
-                <w:u w:val="none"/>
-                <w:sz w:val="22"/>
-                <w:szCs w:val="22"/>
-                <w:color w:val="000000"/>
-              </w:rPr>
-            </w:pPr>
-            <w:r>
-              <w:rPr>
-                <w:rFonts w:ascii="Helvetica" w:hAnsi="Helvetica" w:eastAsia="Helvetica" w:cs="Helvetica"/>
-                <w:i w:val="false"/>
-                <w:b w:val="false"/>
-                <w:u w:val="none"/>
-                <w:sz w:val="22"/>
-                <w:szCs w:val="22"/>
-                <w:color w:val="000000"/>
-              </w:rPr>
-              <w:t xml:space="preserve">0.58, 4.91</w:t>
-            </w:r>
-          </w:p>
-        </w:tc>
-        <w:tc>
-          <w:tcPr>
-            <w:tcBorders>
-              <w:bottom w:val="none" w:sz="0" w:space="0" w:color="000000"/>
-              <w:top w:val="none" w:sz="0" w:space="0" w:color="000000"/>
-              <w:left w:val="none" w:sz="0" w:space="0" w:color="000000"/>
-              <w:right w:val="none" w:sz="0" w:space="0" w:color="000000"/>
-            </w:tcBorders>
-            <w:shd w:val="clear" w:color="auto" w:fill="FFFFFF"/>
-            <w:tcMar>
-              <w:top w:w="0" w:type="dxa"/>
-              <w:bottom w:w="0" w:type="dxa"/>
-              <w:left w:w="0" w:type="dxa"/>
-              <w:right w:w="0" w:type="dxa"/>
-            </w:tcMar>
-            <w:vAlign w:val="top"/>
-          </w:tcPr>
-          <w:p>
-            <w:pPr>
-              <w:pStyle w:val="Normal"/>
-              <w:jc w:val="center"/>
-              <w:pBdr>
-                <w:bottom w:val="none" w:sz="0" w:space="0" w:color="000000"/>
-                <w:top w:val="none" w:sz="0" w:space="0" w:color="000000"/>
-                <w:left w:val="none" w:sz="0" w:space="0" w:color="000000"/>
-                <w:right w:val="none" w:sz="0" w:space="0" w:color="000000"/>
-              </w:pBdr>
-              <w:spacing w:after="100" w:before="100" w:line="240"/>
-              <w:ind w:left="100" w:right="100" w:firstLine="0" w:firstLineChars="0"/>
-              <w:rPr>
-                <w:rFonts w:ascii="Helvetica" w:hAnsi="Helvetica" w:eastAsia="Helvetica" w:cs="Helvetica"/>
-                <w:i w:val="false"/>
-                <w:b w:val="false"/>
-                <w:u w:val="none"/>
-                <w:sz w:val="22"/>
-                <w:szCs w:val="22"/>
-                <w:color w:val="000000"/>
-              </w:rPr>
-            </w:pPr>
-            <w:r>
-              <w:rPr>
-                <w:rFonts w:ascii="Helvetica" w:hAnsi="Helvetica" w:eastAsia="Helvetica" w:cs="Helvetica"/>
-                <w:i w:val="false"/>
-                <w:b w:val="false"/>
-                <w:u w:val="none"/>
-                <w:sz w:val="22"/>
-                <w:szCs w:val="22"/>
-                <w:color w:val="000000"/>
-              </w:rPr>
-              <w:t xml:space="preserve">0.330</w:t>
-            </w:r>
-          </w:p>
-        </w:tc>
-        <w:tc>
-          <w:tcPr>
-            <w:tcBorders>
-              <w:bottom w:val="none" w:sz="0" w:space="0" w:color="000000"/>
-              <w:top w:val="none" w:sz="0" w:space="0" w:color="000000"/>
-              <w:left w:val="none" w:sz="0" w:space="0" w:color="000000"/>
-              <w:right w:val="none" w:sz="0" w:space="0" w:color="000000"/>
-            </w:tcBorders>
-            <w:shd w:val="clear" w:color="auto" w:fill="FFFFFF"/>
-            <w:tcMar>
-              <w:top w:w="0" w:type="dxa"/>
-              <w:bottom w:w="0" w:type="dxa"/>
-              <w:left w:w="0" w:type="dxa"/>
-              <w:right w:w="0" w:type="dxa"/>
-            </w:tcMar>
-            <w:vAlign w:val="top"/>
-          </w:tcPr>
-          <w:p>
-            <w:pPr>
-              <w:pStyle w:val="Normal"/>
-              <w:jc w:val="center"/>
-              <w:pBdr>
-                <w:bottom w:val="none" w:sz="0" w:space="0" w:color="000000"/>
-                <w:top w:val="none" w:sz="0" w:space="0" w:color="000000"/>
-                <w:left w:val="none" w:sz="0" w:space="0" w:color="000000"/>
-                <w:right w:val="none" w:sz="0" w:space="0" w:color="000000"/>
-              </w:pBdr>
-              <w:spacing w:after="100" w:before="100" w:line="240"/>
-              <w:ind w:left="100" w:right="100" w:firstLine="0" w:firstLineChars="0"/>
-              <w:rPr>
-                <w:rFonts w:ascii="Helvetica" w:hAnsi="Helvetica" w:eastAsia="Helvetica" w:cs="Helvetica"/>
-                <w:i w:val="false"/>
-                <w:b w:val="false"/>
-                <w:u w:val="none"/>
-                <w:sz w:val="22"/>
-                <w:szCs w:val="22"/>
-                <w:color w:val="000000"/>
-              </w:rPr>
-            </w:pPr>
-            <w:r>
-              <w:rPr>
-                <w:rFonts w:ascii="Helvetica" w:hAnsi="Helvetica" w:eastAsia="Helvetica" w:cs="Helvetica"/>
-                <w:i w:val="false"/>
-                <w:b w:val="false"/>
-                <w:u w:val="none"/>
-                <w:sz w:val="22"/>
-                <w:szCs w:val="22"/>
-                <w:color w:val="000000"/>
-              </w:rPr>
-              <w:t xml:space="preserve">323</w:t>
-            </w:r>
-          </w:p>
-        </w:tc>
-        <w:tc>
-          <w:tcPr>
-            <w:tcBorders>
-              <w:bottom w:val="none" w:sz="0" w:space="0" w:color="000000"/>
-              <w:top w:val="none" w:sz="0" w:space="0" w:color="000000"/>
-              <w:left w:val="none" w:sz="0" w:space="0" w:color="000000"/>
-              <w:right w:val="none" w:sz="0" w:space="0" w:color="000000"/>
-            </w:tcBorders>
-            <w:shd w:val="clear" w:color="auto" w:fill="FFFFFF"/>
-            <w:tcMar>
-              <w:top w:w="0" w:type="dxa"/>
-              <w:bottom w:w="0" w:type="dxa"/>
-              <w:left w:w="0" w:type="dxa"/>
-              <w:right w:w="0" w:type="dxa"/>
-            </w:tcMar>
-            <w:vAlign w:val="top"/>
-          </w:tcPr>
-          <w:p>
-            <w:pPr>
-              <w:pStyle w:val="Normal"/>
-              <w:jc w:val="center"/>
-              <w:pBdr>
-                <w:bottom w:val="none" w:sz="0" w:space="0" w:color="000000"/>
-                <w:top w:val="none" w:sz="0" w:space="0" w:color="000000"/>
-                <w:left w:val="none" w:sz="0" w:space="0" w:color="000000"/>
-                <w:right w:val="none" w:sz="0" w:space="0" w:color="000000"/>
-              </w:pBdr>
-              <w:spacing w:after="100" w:before="100" w:line="240"/>
-              <w:ind w:left="100" w:right="100" w:firstLine="0" w:firstLineChars="0"/>
-              <w:rPr>
-                <w:rFonts w:ascii="Helvetica" w:hAnsi="Helvetica" w:eastAsia="Helvetica" w:cs="Helvetica"/>
-                <w:i w:val="false"/>
-                <w:b w:val="false"/>
-                <w:u w:val="none"/>
-                <w:sz w:val="22"/>
-                <w:szCs w:val="22"/>
-                <w:color w:val="000000"/>
-              </w:rPr>
-            </w:pPr>
-            <w:r>
-              <w:rPr>
-                <w:rFonts w:ascii="Helvetica" w:hAnsi="Helvetica" w:eastAsia="Helvetica" w:cs="Helvetica"/>
-                <w:i w:val="false"/>
-                <w:b w:val="false"/>
-                <w:u w:val="none"/>
-                <w:sz w:val="22"/>
-                <w:szCs w:val="22"/>
-                <w:color w:val="000000"/>
-              </w:rPr>
-              <w:t xml:space="preserve">0.50</w:t>
-            </w:r>
-          </w:p>
-        </w:tc>
-        <w:tc>
-          <w:tcPr>
-            <w:tcBorders>
-              <w:bottom w:val="none" w:sz="0" w:space="0" w:color="000000"/>
-              <w:top w:val="none" w:sz="0" w:space="0" w:color="000000"/>
-              <w:left w:val="none" w:sz="0" w:space="0" w:color="000000"/>
-              <w:right w:val="none" w:sz="0" w:space="0" w:color="000000"/>
-            </w:tcBorders>
-            <w:shd w:val="clear" w:color="auto" w:fill="FFFFFF"/>
-            <w:tcMar>
-              <w:top w:w="0" w:type="dxa"/>
-              <w:bottom w:w="0" w:type="dxa"/>
-              <w:left w:w="0" w:type="dxa"/>
-              <w:right w:w="0" w:type="dxa"/>
-            </w:tcMar>
-            <w:vAlign w:val="top"/>
-          </w:tcPr>
-          <w:p>
-            <w:pPr>
-              <w:pStyle w:val="Normal"/>
-              <w:jc w:val="center"/>
-              <w:pBdr>
-                <w:bottom w:val="none" w:sz="0" w:space="0" w:color="000000"/>
-                <w:top w:val="none" w:sz="0" w:space="0" w:color="000000"/>
-                <w:left w:val="none" w:sz="0" w:space="0" w:color="000000"/>
-                <w:right w:val="none" w:sz="0" w:space="0" w:color="000000"/>
-              </w:pBdr>
-              <w:spacing w:after="100" w:before="100" w:line="240"/>
-              <w:ind w:left="100" w:right="100" w:firstLine="0" w:firstLineChars="0"/>
-              <w:rPr>
-                <w:rFonts w:ascii="Helvetica" w:hAnsi="Helvetica" w:eastAsia="Helvetica" w:cs="Helvetica"/>
-                <w:i w:val="false"/>
-                <w:b w:val="false"/>
-                <w:u w:val="none"/>
-                <w:sz w:val="22"/>
-                <w:szCs w:val="22"/>
-                <w:color w:val="000000"/>
-              </w:rPr>
-            </w:pPr>
-            <w:r>
-              <w:rPr>
-                <w:rFonts w:ascii="Helvetica" w:hAnsi="Helvetica" w:eastAsia="Helvetica" w:cs="Helvetica"/>
-                <w:i w:val="false"/>
-                <w:b w:val="false"/>
-                <w:u w:val="none"/>
-                <w:sz w:val="22"/>
-                <w:szCs w:val="22"/>
-                <w:color w:val="000000"/>
-              </w:rPr>
-              <w:t xml:space="preserve">0.08, 3.09</w:t>
-            </w:r>
-          </w:p>
-        </w:tc>
-        <w:tc>
-          <w:tcPr>
-            <w:tcBorders>
-              <w:bottom w:val="none" w:sz="0" w:space="0" w:color="000000"/>
-              <w:top w:val="none" w:sz="0" w:space="0" w:color="000000"/>
-              <w:left w:val="none" w:sz="0" w:space="0" w:color="000000"/>
-              <w:right w:val="none" w:sz="0" w:space="0" w:color="000000"/>
-            </w:tcBorders>
-            <w:shd w:val="clear" w:color="auto" w:fill="FFFFFF"/>
-            <w:tcMar>
-              <w:top w:w="0" w:type="dxa"/>
-              <w:bottom w:w="0" w:type="dxa"/>
-              <w:left w:w="0" w:type="dxa"/>
-              <w:right w:w="0" w:type="dxa"/>
-            </w:tcMar>
-            <w:vAlign w:val="top"/>
-          </w:tcPr>
-          <w:p>
-            <w:pPr>
-              <w:pStyle w:val="Normal"/>
-              <w:jc w:val="center"/>
-              <w:pBdr>
-                <w:bottom w:val="none" w:sz="0" w:space="0" w:color="000000"/>
-                <w:top w:val="none" w:sz="0" w:space="0" w:color="000000"/>
-                <w:left w:val="none" w:sz="0" w:space="0" w:color="000000"/>
-                <w:right w:val="none" w:sz="0" w:space="0" w:color="000000"/>
-              </w:pBdr>
-              <w:spacing w:after="100" w:before="100" w:line="240"/>
-              <w:ind w:left="100" w:right="100" w:firstLine="0" w:firstLineChars="0"/>
-              <w:rPr>
-                <w:rFonts w:ascii="Helvetica" w:hAnsi="Helvetica" w:eastAsia="Helvetica" w:cs="Helvetica"/>
-                <w:i w:val="false"/>
-                <w:b w:val="false"/>
-                <w:u w:val="none"/>
-                <w:sz w:val="22"/>
-                <w:szCs w:val="22"/>
-                <w:color w:val="000000"/>
-              </w:rPr>
-            </w:pPr>
-            <w:r>
-              <w:rPr>
-                <w:rFonts w:ascii="Helvetica" w:hAnsi="Helvetica" w:eastAsia="Helvetica" w:cs="Helvetica"/>
-                <w:i w:val="false"/>
-                <w:b w:val="false"/>
-                <w:u w:val="none"/>
-                <w:sz w:val="22"/>
-                <w:szCs w:val="22"/>
-                <w:color w:val="000000"/>
-              </w:rPr>
-              <w:t xml:space="preserve">0.460</w:t>
+              <w:t xml:space="preserve">322</w:t>
+            </w:r>
+          </w:p>
+        </w:tc>
+        <w:tc>
+          <w:tcPr>
+            <w:tcBorders>
+              <w:bottom w:val="none" w:sz="0" w:space="0" w:color="000000"/>
+              <w:top w:val="none" w:sz="0" w:space="0" w:color="000000"/>
+              <w:left w:val="none" w:sz="0" w:space="0" w:color="000000"/>
+              <w:right w:val="none" w:sz="0" w:space="0" w:color="000000"/>
+            </w:tcBorders>
+            <w:shd w:val="clear" w:color="auto" w:fill="FFFFFF"/>
+            <w:tcMar>
+              <w:top w:w="0" w:type="dxa"/>
+              <w:bottom w:w="0" w:type="dxa"/>
+              <w:left w:w="0" w:type="dxa"/>
+              <w:right w:w="0" w:type="dxa"/>
+            </w:tcMar>
+            <w:vAlign w:val="top"/>
+          </w:tcPr>
+          <w:p>
+            <w:pPr>
+              <w:pStyle w:val="Normal"/>
+              <w:jc w:val="center"/>
+              <w:pBdr>
+                <w:bottom w:val="none" w:sz="0" w:space="0" w:color="000000"/>
+                <w:top w:val="none" w:sz="0" w:space="0" w:color="000000"/>
+                <w:left w:val="none" w:sz="0" w:space="0" w:color="000000"/>
+                <w:right w:val="none" w:sz="0" w:space="0" w:color="000000"/>
+              </w:pBdr>
+              <w:spacing w:after="100" w:before="100" w:line="240"/>
+              <w:ind w:left="100" w:right="100" w:firstLine="0" w:firstLineChars="0"/>
+              <w:rPr>
+                <w:rFonts w:ascii="Helvetica" w:hAnsi="Helvetica" w:eastAsia="Helvetica" w:cs="Helvetica"/>
+                <w:i w:val="false"/>
+                <w:b w:val="false"/>
+                <w:u w:val="none"/>
+                <w:sz w:val="22"/>
+                <w:szCs w:val="22"/>
+                <w:color w:val="000000"/>
+              </w:rPr>
+            </w:pPr>
+            <w:r>
+              <w:rPr>
+                <w:rFonts w:ascii="Helvetica" w:hAnsi="Helvetica" w:eastAsia="Helvetica" w:cs="Helvetica"/>
+                <w:i w:val="false"/>
+                <w:b w:val="false"/>
+                <w:u w:val="none"/>
+                <w:sz w:val="22"/>
+                <w:szCs w:val="22"/>
+                <w:color w:val="000000"/>
+              </w:rPr>
+              <w:t xml:space="preserve">1.76</w:t>
+            </w:r>
+          </w:p>
+        </w:tc>
+        <w:tc>
+          <w:tcPr>
+            <w:tcBorders>
+              <w:bottom w:val="none" w:sz="0" w:space="0" w:color="000000"/>
+              <w:top w:val="none" w:sz="0" w:space="0" w:color="000000"/>
+              <w:left w:val="none" w:sz="0" w:space="0" w:color="000000"/>
+              <w:right w:val="none" w:sz="0" w:space="0" w:color="000000"/>
+            </w:tcBorders>
+            <w:shd w:val="clear" w:color="auto" w:fill="FFFFFF"/>
+            <w:tcMar>
+              <w:top w:w="0" w:type="dxa"/>
+              <w:bottom w:w="0" w:type="dxa"/>
+              <w:left w:w="0" w:type="dxa"/>
+              <w:right w:w="0" w:type="dxa"/>
+            </w:tcMar>
+            <w:vAlign w:val="top"/>
+          </w:tcPr>
+          <w:p>
+            <w:pPr>
+              <w:pStyle w:val="Normal"/>
+              <w:jc w:val="center"/>
+              <w:pBdr>
+                <w:bottom w:val="none" w:sz="0" w:space="0" w:color="000000"/>
+                <w:top w:val="none" w:sz="0" w:space="0" w:color="000000"/>
+                <w:left w:val="none" w:sz="0" w:space="0" w:color="000000"/>
+                <w:right w:val="none" w:sz="0" w:space="0" w:color="000000"/>
+              </w:pBdr>
+              <w:spacing w:after="100" w:before="100" w:line="240"/>
+              <w:ind w:left="100" w:right="100" w:firstLine="0" w:firstLineChars="0"/>
+              <w:rPr>
+                <w:rFonts w:ascii="Helvetica" w:hAnsi="Helvetica" w:eastAsia="Helvetica" w:cs="Helvetica"/>
+                <w:i w:val="false"/>
+                <w:b w:val="false"/>
+                <w:u w:val="none"/>
+                <w:sz w:val="22"/>
+                <w:szCs w:val="22"/>
+                <w:color w:val="000000"/>
+              </w:rPr>
+            </w:pPr>
+            <w:r>
+              <w:rPr>
+                <w:rFonts w:ascii="Helvetica" w:hAnsi="Helvetica" w:eastAsia="Helvetica" w:cs="Helvetica"/>
+                <w:i w:val="false"/>
+                <w:b w:val="false"/>
+                <w:u w:val="none"/>
+                <w:sz w:val="22"/>
+                <w:szCs w:val="22"/>
+                <w:color w:val="000000"/>
+              </w:rPr>
+              <w:t xml:space="preserve">0.61, 5.11</w:t>
+            </w:r>
+          </w:p>
+        </w:tc>
+        <w:tc>
+          <w:tcPr>
+            <w:tcBorders>
+              <w:bottom w:val="none" w:sz="0" w:space="0" w:color="000000"/>
+              <w:top w:val="none" w:sz="0" w:space="0" w:color="000000"/>
+              <w:left w:val="none" w:sz="0" w:space="0" w:color="000000"/>
+              <w:right w:val="none" w:sz="0" w:space="0" w:color="000000"/>
+            </w:tcBorders>
+            <w:shd w:val="clear" w:color="auto" w:fill="FFFFFF"/>
+            <w:tcMar>
+              <w:top w:w="0" w:type="dxa"/>
+              <w:bottom w:w="0" w:type="dxa"/>
+              <w:left w:w="0" w:type="dxa"/>
+              <w:right w:w="0" w:type="dxa"/>
+            </w:tcMar>
+            <w:vAlign w:val="top"/>
+          </w:tcPr>
+          <w:p>
+            <w:pPr>
+              <w:pStyle w:val="Normal"/>
+              <w:jc w:val="center"/>
+              <w:pBdr>
+                <w:bottom w:val="none" w:sz="0" w:space="0" w:color="000000"/>
+                <w:top w:val="none" w:sz="0" w:space="0" w:color="000000"/>
+                <w:left w:val="none" w:sz="0" w:space="0" w:color="000000"/>
+                <w:right w:val="none" w:sz="0" w:space="0" w:color="000000"/>
+              </w:pBdr>
+              <w:spacing w:after="100" w:before="100" w:line="240"/>
+              <w:ind w:left="100" w:right="100" w:firstLine="0" w:firstLineChars="0"/>
+              <w:rPr>
+                <w:rFonts w:ascii="Helvetica" w:hAnsi="Helvetica" w:eastAsia="Helvetica" w:cs="Helvetica"/>
+                <w:i w:val="false"/>
+                <w:b w:val="false"/>
+                <w:u w:val="none"/>
+                <w:sz w:val="22"/>
+                <w:szCs w:val="22"/>
+                <w:color w:val="000000"/>
+              </w:rPr>
+            </w:pPr>
+            <w:r>
+              <w:rPr>
+                <w:rFonts w:ascii="Helvetica" w:hAnsi="Helvetica" w:eastAsia="Helvetica" w:cs="Helvetica"/>
+                <w:i w:val="false"/>
+                <w:b w:val="false"/>
+                <w:u w:val="none"/>
+                <w:sz w:val="22"/>
+                <w:szCs w:val="22"/>
+                <w:color w:val="000000"/>
+              </w:rPr>
+              <w:t xml:space="preserve">0.300</w:t>
+            </w:r>
+          </w:p>
+        </w:tc>
+        <w:tc>
+          <w:tcPr>
+            <w:tcBorders>
+              <w:bottom w:val="none" w:sz="0" w:space="0" w:color="000000"/>
+              <w:top w:val="none" w:sz="0" w:space="0" w:color="000000"/>
+              <w:left w:val="none" w:sz="0" w:space="0" w:color="000000"/>
+              <w:right w:val="none" w:sz="0" w:space="0" w:color="000000"/>
+            </w:tcBorders>
+            <w:shd w:val="clear" w:color="auto" w:fill="FFFFFF"/>
+            <w:tcMar>
+              <w:top w:w="0" w:type="dxa"/>
+              <w:bottom w:w="0" w:type="dxa"/>
+              <w:left w:w="0" w:type="dxa"/>
+              <w:right w:w="0" w:type="dxa"/>
+            </w:tcMar>
+            <w:vAlign w:val="top"/>
+          </w:tcPr>
+          <w:p>
+            <w:pPr>
+              <w:pStyle w:val="Normal"/>
+              <w:jc w:val="center"/>
+              <w:pBdr>
+                <w:bottom w:val="none" w:sz="0" w:space="0" w:color="000000"/>
+                <w:top w:val="none" w:sz="0" w:space="0" w:color="000000"/>
+                <w:left w:val="none" w:sz="0" w:space="0" w:color="000000"/>
+                <w:right w:val="none" w:sz="0" w:space="0" w:color="000000"/>
+              </w:pBdr>
+              <w:spacing w:after="100" w:before="100" w:line="240"/>
+              <w:ind w:left="100" w:right="100" w:firstLine="0" w:firstLineChars="0"/>
+              <w:rPr>
+                <w:rFonts w:ascii="Helvetica" w:hAnsi="Helvetica" w:eastAsia="Helvetica" w:cs="Helvetica"/>
+                <w:i w:val="false"/>
+                <w:b w:val="false"/>
+                <w:u w:val="none"/>
+                <w:sz w:val="22"/>
+                <w:szCs w:val="22"/>
+                <w:color w:val="000000"/>
+              </w:rPr>
+            </w:pPr>
+            <w:r>
+              <w:rPr>
+                <w:rFonts w:ascii="Helvetica" w:hAnsi="Helvetica" w:eastAsia="Helvetica" w:cs="Helvetica"/>
+                <w:i w:val="false"/>
+                <w:b w:val="false"/>
+                <w:u w:val="none"/>
+                <w:sz w:val="22"/>
+                <w:szCs w:val="22"/>
+                <w:color w:val="000000"/>
+              </w:rPr>
+              <w:t xml:space="preserve">322</w:t>
+            </w:r>
+          </w:p>
+        </w:tc>
+        <w:tc>
+          <w:tcPr>
+            <w:tcBorders>
+              <w:bottom w:val="none" w:sz="0" w:space="0" w:color="000000"/>
+              <w:top w:val="none" w:sz="0" w:space="0" w:color="000000"/>
+              <w:left w:val="none" w:sz="0" w:space="0" w:color="000000"/>
+              <w:right w:val="none" w:sz="0" w:space="0" w:color="000000"/>
+            </w:tcBorders>
+            <w:shd w:val="clear" w:color="auto" w:fill="FFFFFF"/>
+            <w:tcMar>
+              <w:top w:w="0" w:type="dxa"/>
+              <w:bottom w:w="0" w:type="dxa"/>
+              <w:left w:w="0" w:type="dxa"/>
+              <w:right w:w="0" w:type="dxa"/>
+            </w:tcMar>
+            <w:vAlign w:val="top"/>
+          </w:tcPr>
+          <w:p>
+            <w:pPr>
+              <w:pStyle w:val="Normal"/>
+              <w:jc w:val="center"/>
+              <w:pBdr>
+                <w:bottom w:val="none" w:sz="0" w:space="0" w:color="000000"/>
+                <w:top w:val="none" w:sz="0" w:space="0" w:color="000000"/>
+                <w:left w:val="none" w:sz="0" w:space="0" w:color="000000"/>
+                <w:right w:val="none" w:sz="0" w:space="0" w:color="000000"/>
+              </w:pBdr>
+              <w:spacing w:after="100" w:before="100" w:line="240"/>
+              <w:ind w:left="100" w:right="100" w:firstLine="0" w:firstLineChars="0"/>
+              <w:rPr>
+                <w:rFonts w:ascii="Helvetica" w:hAnsi="Helvetica" w:eastAsia="Helvetica" w:cs="Helvetica"/>
+                <w:i w:val="false"/>
+                <w:b w:val="false"/>
+                <w:u w:val="none"/>
+                <w:sz w:val="22"/>
+                <w:szCs w:val="22"/>
+                <w:color w:val="000000"/>
+              </w:rPr>
+            </w:pPr>
+            <w:r>
+              <w:rPr>
+                <w:rFonts w:ascii="Helvetica" w:hAnsi="Helvetica" w:eastAsia="Helvetica" w:cs="Helvetica"/>
+                <w:i w:val="false"/>
+                <w:b w:val="false"/>
+                <w:u w:val="none"/>
+                <w:sz w:val="22"/>
+                <w:szCs w:val="22"/>
+                <w:color w:val="000000"/>
+              </w:rPr>
+              <w:t xml:space="preserve">0.54</w:t>
+            </w:r>
+          </w:p>
+        </w:tc>
+        <w:tc>
+          <w:tcPr>
+            <w:tcBorders>
+              <w:bottom w:val="none" w:sz="0" w:space="0" w:color="000000"/>
+              <w:top w:val="none" w:sz="0" w:space="0" w:color="000000"/>
+              <w:left w:val="none" w:sz="0" w:space="0" w:color="000000"/>
+              <w:right w:val="none" w:sz="0" w:space="0" w:color="000000"/>
+            </w:tcBorders>
+            <w:shd w:val="clear" w:color="auto" w:fill="FFFFFF"/>
+            <w:tcMar>
+              <w:top w:w="0" w:type="dxa"/>
+              <w:bottom w:w="0" w:type="dxa"/>
+              <w:left w:w="0" w:type="dxa"/>
+              <w:right w:w="0" w:type="dxa"/>
+            </w:tcMar>
+            <w:vAlign w:val="top"/>
+          </w:tcPr>
+          <w:p>
+            <w:pPr>
+              <w:pStyle w:val="Normal"/>
+              <w:jc w:val="center"/>
+              <w:pBdr>
+                <w:bottom w:val="none" w:sz="0" w:space="0" w:color="000000"/>
+                <w:top w:val="none" w:sz="0" w:space="0" w:color="000000"/>
+                <w:left w:val="none" w:sz="0" w:space="0" w:color="000000"/>
+                <w:right w:val="none" w:sz="0" w:space="0" w:color="000000"/>
+              </w:pBdr>
+              <w:spacing w:after="100" w:before="100" w:line="240"/>
+              <w:ind w:left="100" w:right="100" w:firstLine="0" w:firstLineChars="0"/>
+              <w:rPr>
+                <w:rFonts w:ascii="Helvetica" w:hAnsi="Helvetica" w:eastAsia="Helvetica" w:cs="Helvetica"/>
+                <w:i w:val="false"/>
+                <w:b w:val="false"/>
+                <w:u w:val="none"/>
+                <w:sz w:val="22"/>
+                <w:szCs w:val="22"/>
+                <w:color w:val="000000"/>
+              </w:rPr>
+            </w:pPr>
+            <w:r>
+              <w:rPr>
+                <w:rFonts w:ascii="Helvetica" w:hAnsi="Helvetica" w:eastAsia="Helvetica" w:cs="Helvetica"/>
+                <w:i w:val="false"/>
+                <w:b w:val="false"/>
+                <w:u w:val="none"/>
+                <w:sz w:val="22"/>
+                <w:szCs w:val="22"/>
+                <w:color w:val="000000"/>
+              </w:rPr>
+              <w:t xml:space="preserve">0.08, 3.51</w:t>
+            </w:r>
+          </w:p>
+        </w:tc>
+        <w:tc>
+          <w:tcPr>
+            <w:tcBorders>
+              <w:bottom w:val="none" w:sz="0" w:space="0" w:color="000000"/>
+              <w:top w:val="none" w:sz="0" w:space="0" w:color="000000"/>
+              <w:left w:val="none" w:sz="0" w:space="0" w:color="000000"/>
+              <w:right w:val="none" w:sz="0" w:space="0" w:color="000000"/>
+            </w:tcBorders>
+            <w:shd w:val="clear" w:color="auto" w:fill="FFFFFF"/>
+            <w:tcMar>
+              <w:top w:w="0" w:type="dxa"/>
+              <w:bottom w:w="0" w:type="dxa"/>
+              <w:left w:w="0" w:type="dxa"/>
+              <w:right w:w="0" w:type="dxa"/>
+            </w:tcMar>
+            <w:vAlign w:val="top"/>
+          </w:tcPr>
+          <w:p>
+            <w:pPr>
+              <w:pStyle w:val="Normal"/>
+              <w:jc w:val="center"/>
+              <w:pBdr>
+                <w:bottom w:val="none" w:sz="0" w:space="0" w:color="000000"/>
+                <w:top w:val="none" w:sz="0" w:space="0" w:color="000000"/>
+                <w:left w:val="none" w:sz="0" w:space="0" w:color="000000"/>
+                <w:right w:val="none" w:sz="0" w:space="0" w:color="000000"/>
+              </w:pBdr>
+              <w:spacing w:after="100" w:before="100" w:line="240"/>
+              <w:ind w:left="100" w:right="100" w:firstLine="0" w:firstLineChars="0"/>
+              <w:rPr>
+                <w:rFonts w:ascii="Helvetica" w:hAnsi="Helvetica" w:eastAsia="Helvetica" w:cs="Helvetica"/>
+                <w:i w:val="false"/>
+                <w:b w:val="false"/>
+                <w:u w:val="none"/>
+                <w:sz w:val="22"/>
+                <w:szCs w:val="22"/>
+                <w:color w:val="000000"/>
+              </w:rPr>
+            </w:pPr>
+            <w:r>
+              <w:rPr>
+                <w:rFonts w:ascii="Helvetica" w:hAnsi="Helvetica" w:eastAsia="Helvetica" w:cs="Helvetica"/>
+                <w:i w:val="false"/>
+                <w:b w:val="false"/>
+                <w:u w:val="none"/>
+                <w:sz w:val="22"/>
+                <w:szCs w:val="22"/>
+                <w:color w:val="000000"/>
+              </w:rPr>
+              <w:t xml:space="preserve">0.520</w:t>
             </w:r>
           </w:p>
         </w:tc>
@@ -12913,7 +12913,7 @@
                 <w:szCs w:val="22"/>
                 <w:color w:val="000000"/>
               </w:rPr>
-              <w:t xml:space="preserve">323</w:t>
+              <w:t xml:space="preserve">322</w:t>
             </w:r>
           </w:p>
         </w:tc>
@@ -13019,7 +13019,7 @@
                 <w:szCs w:val="22"/>
                 <w:color w:val="000000"/>
               </w:rPr>
-              <w:t xml:space="preserve">0.16, 2.81</w:t>
+              <w:t xml:space="preserve">0.17, 2.82</w:t>
             </w:r>
           </w:p>
         </w:tc>
@@ -13125,113 +13125,113 @@
                 <w:szCs w:val="22"/>
                 <w:color w:val="000000"/>
               </w:rPr>
-              <w:t xml:space="preserve">323</w:t>
-            </w:r>
-          </w:p>
-        </w:tc>
-        <w:tc>
-          <w:tcPr>
-            <w:tcBorders>
-              <w:bottom w:val="none" w:sz="0" w:space="0" w:color="000000"/>
-              <w:top w:val="none" w:sz="0" w:space="0" w:color="000000"/>
-              <w:left w:val="none" w:sz="0" w:space="0" w:color="000000"/>
-              <w:right w:val="none" w:sz="0" w:space="0" w:color="000000"/>
-            </w:tcBorders>
-            <w:shd w:val="clear" w:color="auto" w:fill="FFFFFF"/>
-            <w:tcMar>
-              <w:top w:w="0" w:type="dxa"/>
-              <w:bottom w:w="0" w:type="dxa"/>
-              <w:left w:w="0" w:type="dxa"/>
-              <w:right w:w="0" w:type="dxa"/>
-            </w:tcMar>
-            <w:vAlign w:val="top"/>
-          </w:tcPr>
-          <w:p>
-            <w:pPr>
-              <w:pStyle w:val="Normal"/>
-              <w:jc w:val="center"/>
-              <w:pBdr>
-                <w:bottom w:val="none" w:sz="0" w:space="0" w:color="000000"/>
-                <w:top w:val="none" w:sz="0" w:space="0" w:color="000000"/>
-                <w:left w:val="none" w:sz="0" w:space="0" w:color="000000"/>
-                <w:right w:val="none" w:sz="0" w:space="0" w:color="000000"/>
-              </w:pBdr>
-              <w:spacing w:after="100" w:before="100" w:line="240"/>
-              <w:ind w:left="100" w:right="100" w:firstLine="0" w:firstLineChars="0"/>
-              <w:rPr>
-                <w:rFonts w:ascii="Helvetica" w:hAnsi="Helvetica" w:eastAsia="Helvetica" w:cs="Helvetica"/>
-                <w:i w:val="false"/>
-                <w:b w:val="false"/>
-                <w:u w:val="none"/>
-                <w:sz w:val="22"/>
-                <w:szCs w:val="22"/>
-                <w:color w:val="000000"/>
-              </w:rPr>
-            </w:pPr>
-            <w:r>
-              <w:rPr>
-                <w:rFonts w:ascii="Helvetica" w:hAnsi="Helvetica" w:eastAsia="Helvetica" w:cs="Helvetica"/>
-                <w:i w:val="false"/>
-                <w:b w:val="false"/>
-                <w:u w:val="none"/>
-                <w:sz w:val="22"/>
-                <w:szCs w:val="22"/>
-                <w:color w:val="000000"/>
-              </w:rPr>
-              <w:t xml:space="preserve">0.60</w:t>
-            </w:r>
-          </w:p>
-        </w:tc>
-        <w:tc>
-          <w:tcPr>
-            <w:tcBorders>
-              <w:bottom w:val="none" w:sz="0" w:space="0" w:color="000000"/>
-              <w:top w:val="none" w:sz="0" w:space="0" w:color="000000"/>
-              <w:left w:val="none" w:sz="0" w:space="0" w:color="000000"/>
-              <w:right w:val="none" w:sz="0" w:space="0" w:color="000000"/>
-            </w:tcBorders>
-            <w:shd w:val="clear" w:color="auto" w:fill="FFFFFF"/>
-            <w:tcMar>
-              <w:top w:w="0" w:type="dxa"/>
-              <w:bottom w:w="0" w:type="dxa"/>
-              <w:left w:w="0" w:type="dxa"/>
-              <w:right w:w="0" w:type="dxa"/>
-            </w:tcMar>
-            <w:vAlign w:val="top"/>
-          </w:tcPr>
-          <w:p>
-            <w:pPr>
-              <w:pStyle w:val="Normal"/>
-              <w:jc w:val="center"/>
-              <w:pBdr>
-                <w:bottom w:val="none" w:sz="0" w:space="0" w:color="000000"/>
-                <w:top w:val="none" w:sz="0" w:space="0" w:color="000000"/>
-                <w:left w:val="none" w:sz="0" w:space="0" w:color="000000"/>
-                <w:right w:val="none" w:sz="0" w:space="0" w:color="000000"/>
-              </w:pBdr>
-              <w:spacing w:after="100" w:before="100" w:line="240"/>
-              <w:ind w:left="100" w:right="100" w:firstLine="0" w:firstLineChars="0"/>
-              <w:rPr>
-                <w:rFonts w:ascii="Helvetica" w:hAnsi="Helvetica" w:eastAsia="Helvetica" w:cs="Helvetica"/>
-                <w:i w:val="false"/>
-                <w:b w:val="false"/>
-                <w:u w:val="none"/>
-                <w:sz w:val="22"/>
-                <w:szCs w:val="22"/>
-                <w:color w:val="000000"/>
-              </w:rPr>
-            </w:pPr>
-            <w:r>
-              <w:rPr>
-                <w:rFonts w:ascii="Helvetica" w:hAnsi="Helvetica" w:eastAsia="Helvetica" w:cs="Helvetica"/>
-                <w:i w:val="false"/>
-                <w:b w:val="false"/>
-                <w:u w:val="none"/>
-                <w:sz w:val="22"/>
-                <w:szCs w:val="22"/>
-                <w:color w:val="000000"/>
-              </w:rPr>
-              <w:t xml:space="preserve">0.05, 7.65</w:t>
+              <w:t xml:space="preserve">322</w:t>
+            </w:r>
+          </w:p>
+        </w:tc>
+        <w:tc>
+          <w:tcPr>
+            <w:tcBorders>
+              <w:bottom w:val="none" w:sz="0" w:space="0" w:color="000000"/>
+              <w:top w:val="none" w:sz="0" w:space="0" w:color="000000"/>
+              <w:left w:val="none" w:sz="0" w:space="0" w:color="000000"/>
+              <w:right w:val="none" w:sz="0" w:space="0" w:color="000000"/>
+            </w:tcBorders>
+            <w:shd w:val="clear" w:color="auto" w:fill="FFFFFF"/>
+            <w:tcMar>
+              <w:top w:w="0" w:type="dxa"/>
+              <w:bottom w:w="0" w:type="dxa"/>
+              <w:left w:w="0" w:type="dxa"/>
+              <w:right w:w="0" w:type="dxa"/>
+            </w:tcMar>
+            <w:vAlign w:val="top"/>
+          </w:tcPr>
+          <w:p>
+            <w:pPr>
+              <w:pStyle w:val="Normal"/>
+              <w:jc w:val="center"/>
+              <w:pBdr>
+                <w:bottom w:val="none" w:sz="0" w:space="0" w:color="000000"/>
+                <w:top w:val="none" w:sz="0" w:space="0" w:color="000000"/>
+                <w:left w:val="none" w:sz="0" w:space="0" w:color="000000"/>
+                <w:right w:val="none" w:sz="0" w:space="0" w:color="000000"/>
+              </w:pBdr>
+              <w:spacing w:after="100" w:before="100" w:line="240"/>
+              <w:ind w:left="100" w:right="100" w:firstLine="0" w:firstLineChars="0"/>
+              <w:rPr>
+                <w:rFonts w:ascii="Helvetica" w:hAnsi="Helvetica" w:eastAsia="Helvetica" w:cs="Helvetica"/>
+                <w:i w:val="false"/>
+                <w:b w:val="false"/>
+                <w:u w:val="none"/>
+                <w:sz w:val="22"/>
+                <w:szCs w:val="22"/>
+                <w:color w:val="000000"/>
+              </w:rPr>
+            </w:pPr>
+            <w:r>
+              <w:rPr>
+                <w:rFonts w:ascii="Helvetica" w:hAnsi="Helvetica" w:eastAsia="Helvetica" w:cs="Helvetica"/>
+                <w:i w:val="false"/>
+                <w:b w:val="false"/>
+                <w:u w:val="none"/>
+                <w:sz w:val="22"/>
+                <w:szCs w:val="22"/>
+                <w:color w:val="000000"/>
+              </w:rPr>
+              <w:t xml:space="preserve">0.61</w:t>
+            </w:r>
+          </w:p>
+        </w:tc>
+        <w:tc>
+          <w:tcPr>
+            <w:tcBorders>
+              <w:bottom w:val="none" w:sz="0" w:space="0" w:color="000000"/>
+              <w:top w:val="none" w:sz="0" w:space="0" w:color="000000"/>
+              <w:left w:val="none" w:sz="0" w:space="0" w:color="000000"/>
+              <w:right w:val="none" w:sz="0" w:space="0" w:color="000000"/>
+            </w:tcBorders>
+            <w:shd w:val="clear" w:color="auto" w:fill="FFFFFF"/>
+            <w:tcMar>
+              <w:top w:w="0" w:type="dxa"/>
+              <w:bottom w:w="0" w:type="dxa"/>
+              <w:left w:w="0" w:type="dxa"/>
+              <w:right w:w="0" w:type="dxa"/>
+            </w:tcMar>
+            <w:vAlign w:val="top"/>
+          </w:tcPr>
+          <w:p>
+            <w:pPr>
+              <w:pStyle w:val="Normal"/>
+              <w:jc w:val="center"/>
+              <w:pBdr>
+                <w:bottom w:val="none" w:sz="0" w:space="0" w:color="000000"/>
+                <w:top w:val="none" w:sz="0" w:space="0" w:color="000000"/>
+                <w:left w:val="none" w:sz="0" w:space="0" w:color="000000"/>
+                <w:right w:val="none" w:sz="0" w:space="0" w:color="000000"/>
+              </w:pBdr>
+              <w:spacing w:after="100" w:before="100" w:line="240"/>
+              <w:ind w:left="100" w:right="100" w:firstLine="0" w:firstLineChars="0"/>
+              <w:rPr>
+                <w:rFonts w:ascii="Helvetica" w:hAnsi="Helvetica" w:eastAsia="Helvetica" w:cs="Helvetica"/>
+                <w:i w:val="false"/>
+                <w:b w:val="false"/>
+                <w:u w:val="none"/>
+                <w:sz w:val="22"/>
+                <w:szCs w:val="22"/>
+                <w:color w:val="000000"/>
+              </w:rPr>
+            </w:pPr>
+            <w:r>
+              <w:rPr>
+                <w:rFonts w:ascii="Helvetica" w:hAnsi="Helvetica" w:eastAsia="Helvetica" w:cs="Helvetica"/>
+                <w:i w:val="false"/>
+                <w:b w:val="false"/>
+                <w:u w:val="none"/>
+                <w:sz w:val="22"/>
+                <w:szCs w:val="22"/>
+                <w:color w:val="000000"/>
+              </w:rPr>
+              <w:t xml:space="preserve">0.05, 8.02</w:t>
             </w:r>
           </w:p>
         </w:tc>
@@ -13396,7 +13396,7 @@
                 <w:szCs w:val="22"/>
                 <w:color w:val="000000"/>
               </w:rPr>
-              <w:t xml:space="preserve">323</w:t>
+              <w:t xml:space="preserve">322</w:t>
             </w:r>
           </w:p>
         </w:tc>
@@ -13502,7 +13502,7 @@
                 <w:szCs w:val="22"/>
                 <w:color w:val="000000"/>
               </w:rPr>
-              <w:t xml:space="preserve">0.04, 2.49</w:t>
+              <w:t xml:space="preserve">0.04, 2.50</w:t>
             </w:r>
           </w:p>
         </w:tc>
@@ -13608,166 +13608,166 @@
                 <w:szCs w:val="22"/>
                 <w:color w:val="000000"/>
               </w:rPr>
-              <w:t xml:space="preserve">323</w:t>
-            </w:r>
-          </w:p>
-        </w:tc>
-        <w:tc>
-          <w:tcPr>
-            <w:tcBorders>
-              <w:bottom w:val="none" w:sz="0" w:space="0" w:color="000000"/>
-              <w:top w:val="none" w:sz="0" w:space="0" w:color="000000"/>
-              <w:left w:val="none" w:sz="0" w:space="0" w:color="000000"/>
-              <w:right w:val="none" w:sz="0" w:space="0" w:color="000000"/>
-            </w:tcBorders>
-            <w:shd w:val="clear" w:color="auto" w:fill="FFFFFF"/>
-            <w:tcMar>
-              <w:top w:w="0" w:type="dxa"/>
-              <w:bottom w:w="0" w:type="dxa"/>
-              <w:left w:w="0" w:type="dxa"/>
-              <w:right w:w="0" w:type="dxa"/>
-            </w:tcMar>
-            <w:vAlign w:val="top"/>
-          </w:tcPr>
-          <w:p>
-            <w:pPr>
-              <w:pStyle w:val="Normal"/>
-              <w:jc w:val="center"/>
-              <w:pBdr>
-                <w:bottom w:val="none" w:sz="0" w:space="0" w:color="000000"/>
-                <w:top w:val="none" w:sz="0" w:space="0" w:color="000000"/>
-                <w:left w:val="none" w:sz="0" w:space="0" w:color="000000"/>
-                <w:right w:val="none" w:sz="0" w:space="0" w:color="000000"/>
-              </w:pBdr>
-              <w:spacing w:after="100" w:before="100" w:line="240"/>
-              <w:ind w:left="100" w:right="100" w:firstLine="0" w:firstLineChars="0"/>
-              <w:rPr>
-                <w:rFonts w:ascii="Helvetica" w:hAnsi="Helvetica" w:eastAsia="Helvetica" w:cs="Helvetica"/>
-                <w:i w:val="false"/>
-                <w:b w:val="false"/>
-                <w:u w:val="none"/>
-                <w:sz w:val="22"/>
-                <w:szCs w:val="22"/>
-                <w:color w:val="000000"/>
-              </w:rPr>
-            </w:pPr>
-            <w:r>
-              <w:rPr>
-                <w:rFonts w:ascii="Helvetica" w:hAnsi="Helvetica" w:eastAsia="Helvetica" w:cs="Helvetica"/>
-                <w:i w:val="false"/>
-                <w:b w:val="false"/>
-                <w:u w:val="none"/>
-                <w:sz w:val="22"/>
-                <w:szCs w:val="22"/>
-                <w:color w:val="000000"/>
-              </w:rPr>
-              <w:t xml:space="preserve">0.56</w:t>
-            </w:r>
-          </w:p>
-        </w:tc>
-        <w:tc>
-          <w:tcPr>
-            <w:tcBorders>
-              <w:bottom w:val="none" w:sz="0" w:space="0" w:color="000000"/>
-              <w:top w:val="none" w:sz="0" w:space="0" w:color="000000"/>
-              <w:left w:val="none" w:sz="0" w:space="0" w:color="000000"/>
-              <w:right w:val="none" w:sz="0" w:space="0" w:color="000000"/>
-            </w:tcBorders>
-            <w:shd w:val="clear" w:color="auto" w:fill="FFFFFF"/>
-            <w:tcMar>
-              <w:top w:w="0" w:type="dxa"/>
-              <w:bottom w:w="0" w:type="dxa"/>
-              <w:left w:w="0" w:type="dxa"/>
-              <w:right w:w="0" w:type="dxa"/>
-            </w:tcMar>
-            <w:vAlign w:val="top"/>
-          </w:tcPr>
-          <w:p>
-            <w:pPr>
-              <w:pStyle w:val="Normal"/>
-              <w:jc w:val="center"/>
-              <w:pBdr>
-                <w:bottom w:val="none" w:sz="0" w:space="0" w:color="000000"/>
-                <w:top w:val="none" w:sz="0" w:space="0" w:color="000000"/>
-                <w:left w:val="none" w:sz="0" w:space="0" w:color="000000"/>
-                <w:right w:val="none" w:sz="0" w:space="0" w:color="000000"/>
-              </w:pBdr>
-              <w:spacing w:after="100" w:before="100" w:line="240"/>
-              <w:ind w:left="100" w:right="100" w:firstLine="0" w:firstLineChars="0"/>
-              <w:rPr>
-                <w:rFonts w:ascii="Helvetica" w:hAnsi="Helvetica" w:eastAsia="Helvetica" w:cs="Helvetica"/>
-                <w:i w:val="false"/>
-                <w:b w:val="false"/>
-                <w:u w:val="none"/>
-                <w:sz w:val="22"/>
-                <w:szCs w:val="22"/>
-                <w:color w:val="000000"/>
-              </w:rPr>
-            </w:pPr>
-            <w:r>
-              <w:rPr>
-                <w:rFonts w:ascii="Helvetica" w:hAnsi="Helvetica" w:eastAsia="Helvetica" w:cs="Helvetica"/>
-                <w:i w:val="false"/>
-                <w:b w:val="false"/>
-                <w:u w:val="none"/>
-                <w:sz w:val="22"/>
-                <w:szCs w:val="22"/>
-                <w:color w:val="000000"/>
-              </w:rPr>
-              <w:t xml:space="preserve">0.06, 4.95</w:t>
-            </w:r>
-          </w:p>
-        </w:tc>
-        <w:tc>
-          <w:tcPr>
-            <w:tcBorders>
-              <w:bottom w:val="none" w:sz="0" w:space="0" w:color="000000"/>
-              <w:top w:val="none" w:sz="0" w:space="0" w:color="000000"/>
-              <w:left w:val="none" w:sz="0" w:space="0" w:color="000000"/>
-              <w:right w:val="none" w:sz="0" w:space="0" w:color="000000"/>
-            </w:tcBorders>
-            <w:shd w:val="clear" w:color="auto" w:fill="FFFFFF"/>
-            <w:tcMar>
-              <w:top w:w="0" w:type="dxa"/>
-              <w:bottom w:w="0" w:type="dxa"/>
-              <w:left w:w="0" w:type="dxa"/>
-              <w:right w:w="0" w:type="dxa"/>
-            </w:tcMar>
-            <w:vAlign w:val="top"/>
-          </w:tcPr>
-          <w:p>
-            <w:pPr>
-              <w:pStyle w:val="Normal"/>
-              <w:jc w:val="center"/>
-              <w:pBdr>
-                <w:bottom w:val="none" w:sz="0" w:space="0" w:color="000000"/>
-                <w:top w:val="none" w:sz="0" w:space="0" w:color="000000"/>
-                <w:left w:val="none" w:sz="0" w:space="0" w:color="000000"/>
-                <w:right w:val="none" w:sz="0" w:space="0" w:color="000000"/>
-              </w:pBdr>
-              <w:spacing w:after="100" w:before="100" w:line="240"/>
-              <w:ind w:left="100" w:right="100" w:firstLine="0" w:firstLineChars="0"/>
-              <w:rPr>
-                <w:rFonts w:ascii="Helvetica" w:hAnsi="Helvetica" w:eastAsia="Helvetica" w:cs="Helvetica"/>
-                <w:i w:val="false"/>
-                <w:b w:val="false"/>
-                <w:u w:val="none"/>
-                <w:sz w:val="22"/>
-                <w:szCs w:val="22"/>
-                <w:color w:val="000000"/>
-              </w:rPr>
-            </w:pPr>
-            <w:r>
-              <w:rPr>
-                <w:rFonts w:ascii="Helvetica" w:hAnsi="Helvetica" w:eastAsia="Helvetica" w:cs="Helvetica"/>
-                <w:i w:val="false"/>
-                <w:b w:val="false"/>
-                <w:u w:val="none"/>
-                <w:sz w:val="22"/>
-                <w:szCs w:val="22"/>
-                <w:color w:val="000000"/>
-              </w:rPr>
-              <w:t xml:space="preserve">0.600</w:t>
+              <w:t xml:space="preserve">322</w:t>
+            </w:r>
+          </w:p>
+        </w:tc>
+        <w:tc>
+          <w:tcPr>
+            <w:tcBorders>
+              <w:bottom w:val="none" w:sz="0" w:space="0" w:color="000000"/>
+              <w:top w:val="none" w:sz="0" w:space="0" w:color="000000"/>
+              <w:left w:val="none" w:sz="0" w:space="0" w:color="000000"/>
+              <w:right w:val="none" w:sz="0" w:space="0" w:color="000000"/>
+            </w:tcBorders>
+            <w:shd w:val="clear" w:color="auto" w:fill="FFFFFF"/>
+            <w:tcMar>
+              <w:top w:w="0" w:type="dxa"/>
+              <w:bottom w:w="0" w:type="dxa"/>
+              <w:left w:w="0" w:type="dxa"/>
+              <w:right w:w="0" w:type="dxa"/>
+            </w:tcMar>
+            <w:vAlign w:val="top"/>
+          </w:tcPr>
+          <w:p>
+            <w:pPr>
+              <w:pStyle w:val="Normal"/>
+              <w:jc w:val="center"/>
+              <w:pBdr>
+                <w:bottom w:val="none" w:sz="0" w:space="0" w:color="000000"/>
+                <w:top w:val="none" w:sz="0" w:space="0" w:color="000000"/>
+                <w:left w:val="none" w:sz="0" w:space="0" w:color="000000"/>
+                <w:right w:val="none" w:sz="0" w:space="0" w:color="000000"/>
+              </w:pBdr>
+              <w:spacing w:after="100" w:before="100" w:line="240"/>
+              <w:ind w:left="100" w:right="100" w:firstLine="0" w:firstLineChars="0"/>
+              <w:rPr>
+                <w:rFonts w:ascii="Helvetica" w:hAnsi="Helvetica" w:eastAsia="Helvetica" w:cs="Helvetica"/>
+                <w:i w:val="false"/>
+                <w:b w:val="false"/>
+                <w:u w:val="none"/>
+                <w:sz w:val="22"/>
+                <w:szCs w:val="22"/>
+                <w:color w:val="000000"/>
+              </w:rPr>
+            </w:pPr>
+            <w:r>
+              <w:rPr>
+                <w:rFonts w:ascii="Helvetica" w:hAnsi="Helvetica" w:eastAsia="Helvetica" w:cs="Helvetica"/>
+                <w:i w:val="false"/>
+                <w:b w:val="false"/>
+                <w:u w:val="none"/>
+                <w:sz w:val="22"/>
+                <w:szCs w:val="22"/>
+                <w:color w:val="000000"/>
+              </w:rPr>
+              <w:t xml:space="preserve">0.55</w:t>
+            </w:r>
+          </w:p>
+        </w:tc>
+        <w:tc>
+          <w:tcPr>
+            <w:tcBorders>
+              <w:bottom w:val="none" w:sz="0" w:space="0" w:color="000000"/>
+              <w:top w:val="none" w:sz="0" w:space="0" w:color="000000"/>
+              <w:left w:val="none" w:sz="0" w:space="0" w:color="000000"/>
+              <w:right w:val="none" w:sz="0" w:space="0" w:color="000000"/>
+            </w:tcBorders>
+            <w:shd w:val="clear" w:color="auto" w:fill="FFFFFF"/>
+            <w:tcMar>
+              <w:top w:w="0" w:type="dxa"/>
+              <w:bottom w:w="0" w:type="dxa"/>
+              <w:left w:w="0" w:type="dxa"/>
+              <w:right w:w="0" w:type="dxa"/>
+            </w:tcMar>
+            <w:vAlign w:val="top"/>
+          </w:tcPr>
+          <w:p>
+            <w:pPr>
+              <w:pStyle w:val="Normal"/>
+              <w:jc w:val="center"/>
+              <w:pBdr>
+                <w:bottom w:val="none" w:sz="0" w:space="0" w:color="000000"/>
+                <w:top w:val="none" w:sz="0" w:space="0" w:color="000000"/>
+                <w:left w:val="none" w:sz="0" w:space="0" w:color="000000"/>
+                <w:right w:val="none" w:sz="0" w:space="0" w:color="000000"/>
+              </w:pBdr>
+              <w:spacing w:after="100" w:before="100" w:line="240"/>
+              <w:ind w:left="100" w:right="100" w:firstLine="0" w:firstLineChars="0"/>
+              <w:rPr>
+                <w:rFonts w:ascii="Helvetica" w:hAnsi="Helvetica" w:eastAsia="Helvetica" w:cs="Helvetica"/>
+                <w:i w:val="false"/>
+                <w:b w:val="false"/>
+                <w:u w:val="none"/>
+                <w:sz w:val="22"/>
+                <w:szCs w:val="22"/>
+                <w:color w:val="000000"/>
+              </w:rPr>
+            </w:pPr>
+            <w:r>
+              <w:rPr>
+                <w:rFonts w:ascii="Helvetica" w:hAnsi="Helvetica" w:eastAsia="Helvetica" w:cs="Helvetica"/>
+                <w:i w:val="false"/>
+                <w:b w:val="false"/>
+                <w:u w:val="none"/>
+                <w:sz w:val="22"/>
+                <w:szCs w:val="22"/>
+                <w:color w:val="000000"/>
+              </w:rPr>
+              <w:t xml:space="preserve">0.06, 4.94</w:t>
+            </w:r>
+          </w:p>
+        </w:tc>
+        <w:tc>
+          <w:tcPr>
+            <w:tcBorders>
+              <w:bottom w:val="none" w:sz="0" w:space="0" w:color="000000"/>
+              <w:top w:val="none" w:sz="0" w:space="0" w:color="000000"/>
+              <w:left w:val="none" w:sz="0" w:space="0" w:color="000000"/>
+              <w:right w:val="none" w:sz="0" w:space="0" w:color="000000"/>
+            </w:tcBorders>
+            <w:shd w:val="clear" w:color="auto" w:fill="FFFFFF"/>
+            <w:tcMar>
+              <w:top w:w="0" w:type="dxa"/>
+              <w:bottom w:w="0" w:type="dxa"/>
+              <w:left w:w="0" w:type="dxa"/>
+              <w:right w:w="0" w:type="dxa"/>
+            </w:tcMar>
+            <w:vAlign w:val="top"/>
+          </w:tcPr>
+          <w:p>
+            <w:pPr>
+              <w:pStyle w:val="Normal"/>
+              <w:jc w:val="center"/>
+              <w:pBdr>
+                <w:bottom w:val="none" w:sz="0" w:space="0" w:color="000000"/>
+                <w:top w:val="none" w:sz="0" w:space="0" w:color="000000"/>
+                <w:left w:val="none" w:sz="0" w:space="0" w:color="000000"/>
+                <w:right w:val="none" w:sz="0" w:space="0" w:color="000000"/>
+              </w:pBdr>
+              <w:spacing w:after="100" w:before="100" w:line="240"/>
+              <w:ind w:left="100" w:right="100" w:firstLine="0" w:firstLineChars="0"/>
+              <w:rPr>
+                <w:rFonts w:ascii="Helvetica" w:hAnsi="Helvetica" w:eastAsia="Helvetica" w:cs="Helvetica"/>
+                <w:i w:val="false"/>
+                <w:b w:val="false"/>
+                <w:u w:val="none"/>
+                <w:sz w:val="22"/>
+                <w:szCs w:val="22"/>
+                <w:color w:val="000000"/>
+              </w:rPr>
+            </w:pPr>
+            <w:r>
+              <w:rPr>
+                <w:rFonts w:ascii="Helvetica" w:hAnsi="Helvetica" w:eastAsia="Helvetica" w:cs="Helvetica"/>
+                <w:i w:val="false"/>
+                <w:b w:val="false"/>
+                <w:u w:val="none"/>
+                <w:sz w:val="22"/>
+                <w:szCs w:val="22"/>
+                <w:color w:val="000000"/>
+              </w:rPr>
+              <w:t xml:space="preserve">0.590</w:t>
             </w:r>
           </w:p>
         </w:tc>
@@ -13879,7 +13879,7 @@
                 <w:szCs w:val="22"/>
                 <w:color w:val="000000"/>
               </w:rPr>
-              <w:t xml:space="preserve">323</w:t>
+              <w:t xml:space="preserve">322</w:t>
             </w:r>
           </w:p>
         </w:tc>
@@ -14038,60 +14038,60 @@
                 <w:szCs w:val="22"/>
                 <w:color w:val="000000"/>
               </w:rPr>
-              <w:t xml:space="preserve">0.120</w:t>
-            </w:r>
-          </w:p>
-        </w:tc>
-        <w:tc>
-          <w:tcPr>
-            <w:tcBorders>
-              <w:bottom w:val="none" w:sz="0" w:space="0" w:color="000000"/>
-              <w:top w:val="none" w:sz="0" w:space="0" w:color="000000"/>
-              <w:left w:val="none" w:sz="0" w:space="0" w:color="000000"/>
-              <w:right w:val="none" w:sz="0" w:space="0" w:color="000000"/>
-            </w:tcBorders>
-            <w:shd w:val="clear" w:color="auto" w:fill="FFFFFF"/>
-            <w:tcMar>
-              <w:top w:w="0" w:type="dxa"/>
-              <w:bottom w:w="0" w:type="dxa"/>
-              <w:left w:w="0" w:type="dxa"/>
-              <w:right w:w="0" w:type="dxa"/>
-            </w:tcMar>
-            <w:vAlign w:val="top"/>
-          </w:tcPr>
-          <w:p>
-            <w:pPr>
-              <w:pStyle w:val="Normal"/>
-              <w:jc w:val="center"/>
-              <w:pBdr>
-                <w:bottom w:val="none" w:sz="0" w:space="0" w:color="000000"/>
-                <w:top w:val="none" w:sz="0" w:space="0" w:color="000000"/>
-                <w:left w:val="none" w:sz="0" w:space="0" w:color="000000"/>
-                <w:right w:val="none" w:sz="0" w:space="0" w:color="000000"/>
-              </w:pBdr>
-              <w:spacing w:after="100" w:before="100" w:line="240"/>
-              <w:ind w:left="100" w:right="100" w:firstLine="0" w:firstLineChars="0"/>
-              <w:rPr>
-                <w:rFonts w:ascii="Helvetica" w:hAnsi="Helvetica" w:eastAsia="Helvetica" w:cs="Helvetica"/>
-                <w:i w:val="false"/>
-                <w:b w:val="false"/>
-                <w:u w:val="none"/>
-                <w:sz w:val="22"/>
-                <w:szCs w:val="22"/>
-                <w:color w:val="000000"/>
-              </w:rPr>
-            </w:pPr>
-            <w:r>
-              <w:rPr>
-                <w:rFonts w:ascii="Helvetica" w:hAnsi="Helvetica" w:eastAsia="Helvetica" w:cs="Helvetica"/>
-                <w:i w:val="false"/>
-                <w:b w:val="false"/>
-                <w:u w:val="none"/>
-                <w:sz w:val="22"/>
-                <w:szCs w:val="22"/>
-                <w:color w:val="000000"/>
-              </w:rPr>
-              <w:t xml:space="preserve">323</w:t>
+              <w:t xml:space="preserve">0.110</w:t>
+            </w:r>
+          </w:p>
+        </w:tc>
+        <w:tc>
+          <w:tcPr>
+            <w:tcBorders>
+              <w:bottom w:val="none" w:sz="0" w:space="0" w:color="000000"/>
+              <w:top w:val="none" w:sz="0" w:space="0" w:color="000000"/>
+              <w:left w:val="none" w:sz="0" w:space="0" w:color="000000"/>
+              <w:right w:val="none" w:sz="0" w:space="0" w:color="000000"/>
+            </w:tcBorders>
+            <w:shd w:val="clear" w:color="auto" w:fill="FFFFFF"/>
+            <w:tcMar>
+              <w:top w:w="0" w:type="dxa"/>
+              <w:bottom w:w="0" w:type="dxa"/>
+              <w:left w:w="0" w:type="dxa"/>
+              <w:right w:w="0" w:type="dxa"/>
+            </w:tcMar>
+            <w:vAlign w:val="top"/>
+          </w:tcPr>
+          <w:p>
+            <w:pPr>
+              <w:pStyle w:val="Normal"/>
+              <w:jc w:val="center"/>
+              <w:pBdr>
+                <w:bottom w:val="none" w:sz="0" w:space="0" w:color="000000"/>
+                <w:top w:val="none" w:sz="0" w:space="0" w:color="000000"/>
+                <w:left w:val="none" w:sz="0" w:space="0" w:color="000000"/>
+                <w:right w:val="none" w:sz="0" w:space="0" w:color="000000"/>
+              </w:pBdr>
+              <w:spacing w:after="100" w:before="100" w:line="240"/>
+              <w:ind w:left="100" w:right="100" w:firstLine="0" w:firstLineChars="0"/>
+              <w:rPr>
+                <w:rFonts w:ascii="Helvetica" w:hAnsi="Helvetica" w:eastAsia="Helvetica" w:cs="Helvetica"/>
+                <w:i w:val="false"/>
+                <w:b w:val="false"/>
+                <w:u w:val="none"/>
+                <w:sz w:val="22"/>
+                <w:szCs w:val="22"/>
+                <w:color w:val="000000"/>
+              </w:rPr>
+            </w:pPr>
+            <w:r>
+              <w:rPr>
+                <w:rFonts w:ascii="Helvetica" w:hAnsi="Helvetica" w:eastAsia="Helvetica" w:cs="Helvetica"/>
+                <w:i w:val="false"/>
+                <w:b w:val="false"/>
+                <w:u w:val="none"/>
+                <w:sz w:val="22"/>
+                <w:szCs w:val="22"/>
+                <w:color w:val="000000"/>
+              </w:rPr>
+              <w:t xml:space="preserve">322</w:t>
             </w:r>
           </w:p>
         </w:tc>
@@ -14197,60 +14197,60 @@
                 <w:szCs w:val="22"/>
                 <w:color w:val="000000"/>
               </w:rPr>
-              <w:t xml:space="preserve">0.85, 1.02</w:t>
-            </w:r>
-          </w:p>
-        </w:tc>
-        <w:tc>
-          <w:tcPr>
-            <w:tcBorders>
-              <w:bottom w:val="none" w:sz="0" w:space="0" w:color="000000"/>
-              <w:top w:val="none" w:sz="0" w:space="0" w:color="000000"/>
-              <w:left w:val="none" w:sz="0" w:space="0" w:color="000000"/>
-              <w:right w:val="none" w:sz="0" w:space="0" w:color="000000"/>
-            </w:tcBorders>
-            <w:shd w:val="clear" w:color="auto" w:fill="FFFFFF"/>
-            <w:tcMar>
-              <w:top w:w="0" w:type="dxa"/>
-              <w:bottom w:w="0" w:type="dxa"/>
-              <w:left w:w="0" w:type="dxa"/>
-              <w:right w:w="0" w:type="dxa"/>
-            </w:tcMar>
-            <w:vAlign w:val="top"/>
-          </w:tcPr>
-          <w:p>
-            <w:pPr>
-              <w:pStyle w:val="Normal"/>
-              <w:jc w:val="center"/>
-              <w:pBdr>
-                <w:bottom w:val="none" w:sz="0" w:space="0" w:color="000000"/>
-                <w:top w:val="none" w:sz="0" w:space="0" w:color="000000"/>
-                <w:left w:val="none" w:sz="0" w:space="0" w:color="000000"/>
-                <w:right w:val="none" w:sz="0" w:space="0" w:color="000000"/>
-              </w:pBdr>
-              <w:spacing w:after="100" w:before="100" w:line="240"/>
-              <w:ind w:left="100" w:right="100" w:firstLine="0" w:firstLineChars="0"/>
-              <w:rPr>
-                <w:rFonts w:ascii="Helvetica" w:hAnsi="Helvetica" w:eastAsia="Helvetica" w:cs="Helvetica"/>
-                <w:i w:val="false"/>
-                <w:b w:val="false"/>
-                <w:u w:val="none"/>
-                <w:sz w:val="22"/>
-                <w:szCs w:val="22"/>
-                <w:color w:val="000000"/>
-              </w:rPr>
-            </w:pPr>
-            <w:r>
-              <w:rPr>
-                <w:rFonts w:ascii="Helvetica" w:hAnsi="Helvetica" w:eastAsia="Helvetica" w:cs="Helvetica"/>
-                <w:i w:val="false"/>
-                <w:b w:val="false"/>
-                <w:u w:val="none"/>
-                <w:sz w:val="22"/>
-                <w:szCs w:val="22"/>
-                <w:color w:val="000000"/>
-              </w:rPr>
-              <w:t xml:space="preserve">0.130</w:t>
+              <w:t xml:space="preserve">0.86, 1.02</w:t>
+            </w:r>
+          </w:p>
+        </w:tc>
+        <w:tc>
+          <w:tcPr>
+            <w:tcBorders>
+              <w:bottom w:val="none" w:sz="0" w:space="0" w:color="000000"/>
+              <w:top w:val="none" w:sz="0" w:space="0" w:color="000000"/>
+              <w:left w:val="none" w:sz="0" w:space="0" w:color="000000"/>
+              <w:right w:val="none" w:sz="0" w:space="0" w:color="000000"/>
+            </w:tcBorders>
+            <w:shd w:val="clear" w:color="auto" w:fill="FFFFFF"/>
+            <w:tcMar>
+              <w:top w:w="0" w:type="dxa"/>
+              <w:bottom w:w="0" w:type="dxa"/>
+              <w:left w:w="0" w:type="dxa"/>
+              <w:right w:w="0" w:type="dxa"/>
+            </w:tcMar>
+            <w:vAlign w:val="top"/>
+          </w:tcPr>
+          <w:p>
+            <w:pPr>
+              <w:pStyle w:val="Normal"/>
+              <w:jc w:val="center"/>
+              <w:pBdr>
+                <w:bottom w:val="none" w:sz="0" w:space="0" w:color="000000"/>
+                <w:top w:val="none" w:sz="0" w:space="0" w:color="000000"/>
+                <w:left w:val="none" w:sz="0" w:space="0" w:color="000000"/>
+                <w:right w:val="none" w:sz="0" w:space="0" w:color="000000"/>
+              </w:pBdr>
+              <w:spacing w:after="100" w:before="100" w:line="240"/>
+              <w:ind w:left="100" w:right="100" w:firstLine="0" w:firstLineChars="0"/>
+              <w:rPr>
+                <w:rFonts w:ascii="Helvetica" w:hAnsi="Helvetica" w:eastAsia="Helvetica" w:cs="Helvetica"/>
+                <w:i w:val="false"/>
+                <w:b w:val="false"/>
+                <w:u w:val="none"/>
+                <w:sz w:val="22"/>
+                <w:szCs w:val="22"/>
+                <w:color w:val="000000"/>
+              </w:rPr>
+            </w:pPr>
+            <w:r>
+              <w:rPr>
+                <w:rFonts w:ascii="Helvetica" w:hAnsi="Helvetica" w:eastAsia="Helvetica" w:cs="Helvetica"/>
+                <w:i w:val="false"/>
+                <w:b w:val="false"/>
+                <w:u w:val="none"/>
+                <w:sz w:val="22"/>
+                <w:szCs w:val="22"/>
+                <w:color w:val="000000"/>
+              </w:rPr>
+              <w:t xml:space="preserve">0.140</w:t>
             </w:r>
           </w:p>
         </w:tc>
@@ -14362,385 +14362,385 @@
                 <w:szCs w:val="22"/>
                 <w:color w:val="000000"/>
               </w:rPr>
-              <w:t xml:space="preserve">323</w:t>
-            </w:r>
-          </w:p>
-        </w:tc>
-        <w:tc>
-          <w:tcPr>
-            <w:tcBorders>
-              <w:bottom w:val="none" w:sz="0" w:space="0" w:color="000000"/>
-              <w:top w:val="none" w:sz="0" w:space="0" w:color="000000"/>
-              <w:left w:val="none" w:sz="0" w:space="0" w:color="000000"/>
-              <w:right w:val="none" w:sz="0" w:space="0" w:color="000000"/>
-            </w:tcBorders>
-            <w:shd w:val="clear" w:color="auto" w:fill="FFFFFF"/>
-            <w:tcMar>
-              <w:top w:w="0" w:type="dxa"/>
-              <w:bottom w:w="0" w:type="dxa"/>
-              <w:left w:w="0" w:type="dxa"/>
-              <w:right w:w="0" w:type="dxa"/>
-            </w:tcMar>
-            <w:vAlign w:val="top"/>
-          </w:tcPr>
-          <w:p>
-            <w:pPr>
-              <w:pStyle w:val="Normal"/>
-              <w:jc w:val="center"/>
-              <w:pBdr>
-                <w:bottom w:val="none" w:sz="0" w:space="0" w:color="000000"/>
-                <w:top w:val="none" w:sz="0" w:space="0" w:color="000000"/>
-                <w:left w:val="none" w:sz="0" w:space="0" w:color="000000"/>
-                <w:right w:val="none" w:sz="0" w:space="0" w:color="000000"/>
-              </w:pBdr>
-              <w:spacing w:after="100" w:before="100" w:line="240"/>
-              <w:ind w:left="100" w:right="100" w:firstLine="0" w:firstLineChars="0"/>
-              <w:rPr>
-                <w:rFonts w:ascii="Helvetica" w:hAnsi="Helvetica" w:eastAsia="Helvetica" w:cs="Helvetica"/>
-                <w:i w:val="false"/>
-                <w:b w:val="false"/>
-                <w:u w:val="none"/>
-                <w:sz w:val="22"/>
-                <w:szCs w:val="22"/>
-                <w:color w:val="000000"/>
-              </w:rPr>
-            </w:pPr>
-            <w:r>
-              <w:rPr>
-                <w:rFonts w:ascii="Helvetica" w:hAnsi="Helvetica" w:eastAsia="Helvetica" w:cs="Helvetica"/>
-                <w:i w:val="false"/>
-                <w:b w:val="false"/>
-                <w:u w:val="none"/>
-                <w:sz w:val="22"/>
-                <w:szCs w:val="22"/>
-                <w:color w:val="000000"/>
-              </w:rPr>
-              <w:t xml:space="preserve">1.49</w:t>
-            </w:r>
-          </w:p>
-        </w:tc>
-        <w:tc>
-          <w:tcPr>
-            <w:tcBorders>
-              <w:bottom w:val="none" w:sz="0" w:space="0" w:color="000000"/>
-              <w:top w:val="none" w:sz="0" w:space="0" w:color="000000"/>
-              <w:left w:val="none" w:sz="0" w:space="0" w:color="000000"/>
-              <w:right w:val="none" w:sz="0" w:space="0" w:color="000000"/>
-            </w:tcBorders>
-            <w:shd w:val="clear" w:color="auto" w:fill="FFFFFF"/>
-            <w:tcMar>
-              <w:top w:w="0" w:type="dxa"/>
-              <w:bottom w:w="0" w:type="dxa"/>
-              <w:left w:w="0" w:type="dxa"/>
-              <w:right w:w="0" w:type="dxa"/>
-            </w:tcMar>
-            <w:vAlign w:val="top"/>
-          </w:tcPr>
-          <w:p>
-            <w:pPr>
-              <w:pStyle w:val="Normal"/>
-              <w:jc w:val="center"/>
-              <w:pBdr>
-                <w:bottom w:val="none" w:sz="0" w:space="0" w:color="000000"/>
-                <w:top w:val="none" w:sz="0" w:space="0" w:color="000000"/>
-                <w:left w:val="none" w:sz="0" w:space="0" w:color="000000"/>
-                <w:right w:val="none" w:sz="0" w:space="0" w:color="000000"/>
-              </w:pBdr>
-              <w:spacing w:after="100" w:before="100" w:line="240"/>
-              <w:ind w:left="100" w:right="100" w:firstLine="0" w:firstLineChars="0"/>
-              <w:rPr>
-                <w:rFonts w:ascii="Helvetica" w:hAnsi="Helvetica" w:eastAsia="Helvetica" w:cs="Helvetica"/>
-                <w:i w:val="false"/>
-                <w:b w:val="false"/>
-                <w:u w:val="none"/>
-                <w:sz w:val="22"/>
-                <w:szCs w:val="22"/>
-                <w:color w:val="000000"/>
-              </w:rPr>
-            </w:pPr>
-            <w:r>
-              <w:rPr>
-                <w:rFonts w:ascii="Helvetica" w:hAnsi="Helvetica" w:eastAsia="Helvetica" w:cs="Helvetica"/>
-                <w:i w:val="false"/>
-                <w:b w:val="false"/>
-                <w:u w:val="none"/>
-                <w:sz w:val="22"/>
-                <w:szCs w:val="22"/>
-                <w:color w:val="000000"/>
-              </w:rPr>
-              <w:t xml:space="preserve">0.69, 3.22</w:t>
-            </w:r>
-          </w:p>
-        </w:tc>
-        <w:tc>
-          <w:tcPr>
-            <w:tcBorders>
-              <w:bottom w:val="none" w:sz="0" w:space="0" w:color="000000"/>
-              <w:top w:val="none" w:sz="0" w:space="0" w:color="000000"/>
-              <w:left w:val="none" w:sz="0" w:space="0" w:color="000000"/>
-              <w:right w:val="none" w:sz="0" w:space="0" w:color="000000"/>
-            </w:tcBorders>
-            <w:shd w:val="clear" w:color="auto" w:fill="FFFFFF"/>
-            <w:tcMar>
-              <w:top w:w="0" w:type="dxa"/>
-              <w:bottom w:w="0" w:type="dxa"/>
-              <w:left w:w="0" w:type="dxa"/>
-              <w:right w:w="0" w:type="dxa"/>
-            </w:tcMar>
-            <w:vAlign w:val="top"/>
-          </w:tcPr>
-          <w:p>
-            <w:pPr>
-              <w:pStyle w:val="Normal"/>
-              <w:jc w:val="center"/>
-              <w:pBdr>
-                <w:bottom w:val="none" w:sz="0" w:space="0" w:color="000000"/>
-                <w:top w:val="none" w:sz="0" w:space="0" w:color="000000"/>
-                <w:left w:val="none" w:sz="0" w:space="0" w:color="000000"/>
-                <w:right w:val="none" w:sz="0" w:space="0" w:color="000000"/>
-              </w:pBdr>
-              <w:spacing w:after="100" w:before="100" w:line="240"/>
-              <w:ind w:left="100" w:right="100" w:firstLine="0" w:firstLineChars="0"/>
-              <w:rPr>
-                <w:rFonts w:ascii="Helvetica" w:hAnsi="Helvetica" w:eastAsia="Helvetica" w:cs="Helvetica"/>
-                <w:i w:val="false"/>
-                <w:b w:val="false"/>
-                <w:u w:val="none"/>
-                <w:sz w:val="22"/>
-                <w:szCs w:val="22"/>
-                <w:color w:val="000000"/>
-              </w:rPr>
-            </w:pPr>
-            <w:r>
-              <w:rPr>
-                <w:rFonts w:ascii="Helvetica" w:hAnsi="Helvetica" w:eastAsia="Helvetica" w:cs="Helvetica"/>
-                <w:i w:val="false"/>
-                <w:b w:val="false"/>
-                <w:u w:val="none"/>
-                <w:sz w:val="22"/>
-                <w:szCs w:val="22"/>
-                <w:color w:val="000000"/>
-              </w:rPr>
-              <w:t xml:space="preserve">0.310</w:t>
-            </w:r>
-          </w:p>
-        </w:tc>
-        <w:tc>
-          <w:tcPr>
-            <w:tcBorders>
-              <w:bottom w:val="none" w:sz="0" w:space="0" w:color="000000"/>
-              <w:top w:val="none" w:sz="0" w:space="0" w:color="000000"/>
-              <w:left w:val="none" w:sz="0" w:space="0" w:color="000000"/>
-              <w:right w:val="none" w:sz="0" w:space="0" w:color="000000"/>
-            </w:tcBorders>
-            <w:shd w:val="clear" w:color="auto" w:fill="FFFFFF"/>
-            <w:tcMar>
-              <w:top w:w="0" w:type="dxa"/>
-              <w:bottom w:w="0" w:type="dxa"/>
-              <w:left w:w="0" w:type="dxa"/>
-              <w:right w:w="0" w:type="dxa"/>
-            </w:tcMar>
-            <w:vAlign w:val="top"/>
-          </w:tcPr>
-          <w:p>
-            <w:pPr>
-              <w:pStyle w:val="Normal"/>
-              <w:jc w:val="center"/>
-              <w:pBdr>
-                <w:bottom w:val="none" w:sz="0" w:space="0" w:color="000000"/>
-                <w:top w:val="none" w:sz="0" w:space="0" w:color="000000"/>
-                <w:left w:val="none" w:sz="0" w:space="0" w:color="000000"/>
-                <w:right w:val="none" w:sz="0" w:space="0" w:color="000000"/>
-              </w:pBdr>
-              <w:spacing w:after="100" w:before="100" w:line="240"/>
-              <w:ind w:left="100" w:right="100" w:firstLine="0" w:firstLineChars="0"/>
-              <w:rPr>
-                <w:rFonts w:ascii="Helvetica" w:hAnsi="Helvetica" w:eastAsia="Helvetica" w:cs="Helvetica"/>
-                <w:i w:val="false"/>
-                <w:b w:val="false"/>
-                <w:u w:val="none"/>
-                <w:sz w:val="22"/>
-                <w:szCs w:val="22"/>
-                <w:color w:val="000000"/>
-              </w:rPr>
-            </w:pPr>
-            <w:r>
-              <w:rPr>
-                <w:rFonts w:ascii="Helvetica" w:hAnsi="Helvetica" w:eastAsia="Helvetica" w:cs="Helvetica"/>
-                <w:i w:val="false"/>
-                <w:b w:val="false"/>
-                <w:u w:val="none"/>
-                <w:sz w:val="22"/>
-                <w:szCs w:val="22"/>
-                <w:color w:val="000000"/>
-              </w:rPr>
-              <w:t xml:space="preserve">323</w:t>
-            </w:r>
-          </w:p>
-        </w:tc>
-        <w:tc>
-          <w:tcPr>
-            <w:tcBorders>
-              <w:bottom w:val="none" w:sz="0" w:space="0" w:color="000000"/>
-              <w:top w:val="none" w:sz="0" w:space="0" w:color="000000"/>
-              <w:left w:val="none" w:sz="0" w:space="0" w:color="000000"/>
-              <w:right w:val="none" w:sz="0" w:space="0" w:color="000000"/>
-            </w:tcBorders>
-            <w:shd w:val="clear" w:color="auto" w:fill="FFFFFF"/>
-            <w:tcMar>
-              <w:top w:w="0" w:type="dxa"/>
-              <w:bottom w:w="0" w:type="dxa"/>
-              <w:left w:w="0" w:type="dxa"/>
-              <w:right w:w="0" w:type="dxa"/>
-            </w:tcMar>
-            <w:vAlign w:val="top"/>
-          </w:tcPr>
-          <w:p>
-            <w:pPr>
-              <w:pStyle w:val="Normal"/>
-              <w:jc w:val="center"/>
-              <w:pBdr>
-                <w:bottom w:val="none" w:sz="0" w:space="0" w:color="000000"/>
-                <w:top w:val="none" w:sz="0" w:space="0" w:color="000000"/>
-                <w:left w:val="none" w:sz="0" w:space="0" w:color="000000"/>
-                <w:right w:val="none" w:sz="0" w:space="0" w:color="000000"/>
-              </w:pBdr>
-              <w:spacing w:after="100" w:before="100" w:line="240"/>
-              <w:ind w:left="100" w:right="100" w:firstLine="0" w:firstLineChars="0"/>
-              <w:rPr>
-                <w:rFonts w:ascii="Helvetica" w:hAnsi="Helvetica" w:eastAsia="Helvetica" w:cs="Helvetica"/>
-                <w:i w:val="false"/>
-                <w:b w:val="false"/>
-                <w:u w:val="none"/>
-                <w:sz w:val="22"/>
-                <w:szCs w:val="22"/>
-                <w:color w:val="000000"/>
-              </w:rPr>
-            </w:pPr>
-            <w:r>
-              <w:rPr>
-                <w:rFonts w:ascii="Helvetica" w:hAnsi="Helvetica" w:eastAsia="Helvetica" w:cs="Helvetica"/>
-                <w:i w:val="false"/>
-                <w:b w:val="false"/>
-                <w:u w:val="none"/>
-                <w:sz w:val="22"/>
-                <w:szCs w:val="22"/>
-                <w:color w:val="000000"/>
-              </w:rPr>
-              <w:t xml:space="preserve">0.82</w:t>
-            </w:r>
-          </w:p>
-        </w:tc>
-        <w:tc>
-          <w:tcPr>
-            <w:tcBorders>
-              <w:bottom w:val="none" w:sz="0" w:space="0" w:color="000000"/>
-              <w:top w:val="none" w:sz="0" w:space="0" w:color="000000"/>
-              <w:left w:val="none" w:sz="0" w:space="0" w:color="000000"/>
-              <w:right w:val="none" w:sz="0" w:space="0" w:color="000000"/>
-            </w:tcBorders>
-            <w:shd w:val="clear" w:color="auto" w:fill="FFFFFF"/>
-            <w:tcMar>
-              <w:top w:w="0" w:type="dxa"/>
-              <w:bottom w:w="0" w:type="dxa"/>
-              <w:left w:w="0" w:type="dxa"/>
-              <w:right w:w="0" w:type="dxa"/>
-            </w:tcMar>
-            <w:vAlign w:val="top"/>
-          </w:tcPr>
-          <w:p>
-            <w:pPr>
-              <w:pStyle w:val="Normal"/>
-              <w:jc w:val="center"/>
-              <w:pBdr>
-                <w:bottom w:val="none" w:sz="0" w:space="0" w:color="000000"/>
-                <w:top w:val="none" w:sz="0" w:space="0" w:color="000000"/>
-                <w:left w:val="none" w:sz="0" w:space="0" w:color="000000"/>
-                <w:right w:val="none" w:sz="0" w:space="0" w:color="000000"/>
-              </w:pBdr>
-              <w:spacing w:after="100" w:before="100" w:line="240"/>
-              <w:ind w:left="100" w:right="100" w:firstLine="0" w:firstLineChars="0"/>
-              <w:rPr>
-                <w:rFonts w:ascii="Helvetica" w:hAnsi="Helvetica" w:eastAsia="Helvetica" w:cs="Helvetica"/>
-                <w:i w:val="false"/>
-                <w:b w:val="false"/>
-                <w:u w:val="none"/>
-                <w:sz w:val="22"/>
-                <w:szCs w:val="22"/>
-                <w:color w:val="000000"/>
-              </w:rPr>
-            </w:pPr>
-            <w:r>
-              <w:rPr>
-                <w:rFonts w:ascii="Helvetica" w:hAnsi="Helvetica" w:eastAsia="Helvetica" w:cs="Helvetica"/>
-                <w:i w:val="false"/>
-                <w:b w:val="false"/>
-                <w:u w:val="none"/>
-                <w:sz w:val="22"/>
-                <w:szCs w:val="22"/>
-                <w:color w:val="000000"/>
-              </w:rPr>
-              <w:t xml:space="preserve">0.32, 2.10</w:t>
-            </w:r>
-          </w:p>
-        </w:tc>
-        <w:tc>
-          <w:tcPr>
-            <w:tcBorders>
-              <w:bottom w:val="none" w:sz="0" w:space="0" w:color="000000"/>
-              <w:top w:val="none" w:sz="0" w:space="0" w:color="000000"/>
-              <w:left w:val="none" w:sz="0" w:space="0" w:color="000000"/>
-              <w:right w:val="none" w:sz="0" w:space="0" w:color="000000"/>
-            </w:tcBorders>
-            <w:shd w:val="clear" w:color="auto" w:fill="FFFFFF"/>
-            <w:tcMar>
-              <w:top w:w="0" w:type="dxa"/>
-              <w:bottom w:w="0" w:type="dxa"/>
-              <w:left w:w="0" w:type="dxa"/>
-              <w:right w:w="0" w:type="dxa"/>
-            </w:tcMar>
-            <w:vAlign w:val="top"/>
-          </w:tcPr>
-          <w:p>
-            <w:pPr>
-              <w:pStyle w:val="Normal"/>
-              <w:jc w:val="center"/>
-              <w:pBdr>
-                <w:bottom w:val="none" w:sz="0" w:space="0" w:color="000000"/>
-                <w:top w:val="none" w:sz="0" w:space="0" w:color="000000"/>
-                <w:left w:val="none" w:sz="0" w:space="0" w:color="000000"/>
-                <w:right w:val="none" w:sz="0" w:space="0" w:color="000000"/>
-              </w:pBdr>
-              <w:spacing w:after="100" w:before="100" w:line="240"/>
-              <w:ind w:left="100" w:right="100" w:firstLine="0" w:firstLineChars="0"/>
-              <w:rPr>
-                <w:rFonts w:ascii="Helvetica" w:hAnsi="Helvetica" w:eastAsia="Helvetica" w:cs="Helvetica"/>
-                <w:i w:val="false"/>
-                <w:b w:val="false"/>
-                <w:u w:val="none"/>
-                <w:sz w:val="22"/>
-                <w:szCs w:val="22"/>
-                <w:color w:val="000000"/>
-              </w:rPr>
-            </w:pPr>
-            <w:r>
-              <w:rPr>
-                <w:rFonts w:ascii="Helvetica" w:hAnsi="Helvetica" w:eastAsia="Helvetica" w:cs="Helvetica"/>
-                <w:i w:val="false"/>
-                <w:b w:val="false"/>
-                <w:u w:val="none"/>
-                <w:sz w:val="22"/>
-                <w:szCs w:val="22"/>
-                <w:color w:val="000000"/>
-              </w:rPr>
-              <w:t xml:space="preserve">0.680</w:t>
+              <w:t xml:space="preserve">322</w:t>
+            </w:r>
+          </w:p>
+        </w:tc>
+        <w:tc>
+          <w:tcPr>
+            <w:tcBorders>
+              <w:bottom w:val="none" w:sz="0" w:space="0" w:color="000000"/>
+              <w:top w:val="none" w:sz="0" w:space="0" w:color="000000"/>
+              <w:left w:val="none" w:sz="0" w:space="0" w:color="000000"/>
+              <w:right w:val="none" w:sz="0" w:space="0" w:color="000000"/>
+            </w:tcBorders>
+            <w:shd w:val="clear" w:color="auto" w:fill="FFFFFF"/>
+            <w:tcMar>
+              <w:top w:w="0" w:type="dxa"/>
+              <w:bottom w:w="0" w:type="dxa"/>
+              <w:left w:w="0" w:type="dxa"/>
+              <w:right w:w="0" w:type="dxa"/>
+            </w:tcMar>
+            <w:vAlign w:val="top"/>
+          </w:tcPr>
+          <w:p>
+            <w:pPr>
+              <w:pStyle w:val="Normal"/>
+              <w:jc w:val="center"/>
+              <w:pBdr>
+                <w:bottom w:val="none" w:sz="0" w:space="0" w:color="000000"/>
+                <w:top w:val="none" w:sz="0" w:space="0" w:color="000000"/>
+                <w:left w:val="none" w:sz="0" w:space="0" w:color="000000"/>
+                <w:right w:val="none" w:sz="0" w:space="0" w:color="000000"/>
+              </w:pBdr>
+              <w:spacing w:after="100" w:before="100" w:line="240"/>
+              <w:ind w:left="100" w:right="100" w:firstLine="0" w:firstLineChars="0"/>
+              <w:rPr>
+                <w:rFonts w:ascii="Helvetica" w:hAnsi="Helvetica" w:eastAsia="Helvetica" w:cs="Helvetica"/>
+                <w:i w:val="false"/>
+                <w:b w:val="false"/>
+                <w:u w:val="none"/>
+                <w:sz w:val="22"/>
+                <w:szCs w:val="22"/>
+                <w:color w:val="000000"/>
+              </w:rPr>
+            </w:pPr>
+            <w:r>
+              <w:rPr>
+                <w:rFonts w:ascii="Helvetica" w:hAnsi="Helvetica" w:eastAsia="Helvetica" w:cs="Helvetica"/>
+                <w:i w:val="false"/>
+                <w:b w:val="false"/>
+                <w:u w:val="none"/>
+                <w:sz w:val="22"/>
+                <w:szCs w:val="22"/>
+                <w:color w:val="000000"/>
+              </w:rPr>
+              <w:t xml:space="preserve">1.50</w:t>
+            </w:r>
+          </w:p>
+        </w:tc>
+        <w:tc>
+          <w:tcPr>
+            <w:tcBorders>
+              <w:bottom w:val="none" w:sz="0" w:space="0" w:color="000000"/>
+              <w:top w:val="none" w:sz="0" w:space="0" w:color="000000"/>
+              <w:left w:val="none" w:sz="0" w:space="0" w:color="000000"/>
+              <w:right w:val="none" w:sz="0" w:space="0" w:color="000000"/>
+            </w:tcBorders>
+            <w:shd w:val="clear" w:color="auto" w:fill="FFFFFF"/>
+            <w:tcMar>
+              <w:top w:w="0" w:type="dxa"/>
+              <w:bottom w:w="0" w:type="dxa"/>
+              <w:left w:w="0" w:type="dxa"/>
+              <w:right w:w="0" w:type="dxa"/>
+            </w:tcMar>
+            <w:vAlign w:val="top"/>
+          </w:tcPr>
+          <w:p>
+            <w:pPr>
+              <w:pStyle w:val="Normal"/>
+              <w:jc w:val="center"/>
+              <w:pBdr>
+                <w:bottom w:val="none" w:sz="0" w:space="0" w:color="000000"/>
+                <w:top w:val="none" w:sz="0" w:space="0" w:color="000000"/>
+                <w:left w:val="none" w:sz="0" w:space="0" w:color="000000"/>
+                <w:right w:val="none" w:sz="0" w:space="0" w:color="000000"/>
+              </w:pBdr>
+              <w:spacing w:after="100" w:before="100" w:line="240"/>
+              <w:ind w:left="100" w:right="100" w:firstLine="0" w:firstLineChars="0"/>
+              <w:rPr>
+                <w:rFonts w:ascii="Helvetica" w:hAnsi="Helvetica" w:eastAsia="Helvetica" w:cs="Helvetica"/>
+                <w:i w:val="false"/>
+                <w:b w:val="false"/>
+                <w:u w:val="none"/>
+                <w:sz w:val="22"/>
+                <w:szCs w:val="22"/>
+                <w:color w:val="000000"/>
+              </w:rPr>
+            </w:pPr>
+            <w:r>
+              <w:rPr>
+                <w:rFonts w:ascii="Helvetica" w:hAnsi="Helvetica" w:eastAsia="Helvetica" w:cs="Helvetica"/>
+                <w:i w:val="false"/>
+                <w:b w:val="false"/>
+                <w:u w:val="none"/>
+                <w:sz w:val="22"/>
+                <w:szCs w:val="22"/>
+                <w:color w:val="000000"/>
+              </w:rPr>
+              <w:t xml:space="preserve">0.70, 3.24</w:t>
+            </w:r>
+          </w:p>
+        </w:tc>
+        <w:tc>
+          <w:tcPr>
+            <w:tcBorders>
+              <w:bottom w:val="none" w:sz="0" w:space="0" w:color="000000"/>
+              <w:top w:val="none" w:sz="0" w:space="0" w:color="000000"/>
+              <w:left w:val="none" w:sz="0" w:space="0" w:color="000000"/>
+              <w:right w:val="none" w:sz="0" w:space="0" w:color="000000"/>
+            </w:tcBorders>
+            <w:shd w:val="clear" w:color="auto" w:fill="FFFFFF"/>
+            <w:tcMar>
+              <w:top w:w="0" w:type="dxa"/>
+              <w:bottom w:w="0" w:type="dxa"/>
+              <w:left w:w="0" w:type="dxa"/>
+              <w:right w:w="0" w:type="dxa"/>
+            </w:tcMar>
+            <w:vAlign w:val="top"/>
+          </w:tcPr>
+          <w:p>
+            <w:pPr>
+              <w:pStyle w:val="Normal"/>
+              <w:jc w:val="center"/>
+              <w:pBdr>
+                <w:bottom w:val="none" w:sz="0" w:space="0" w:color="000000"/>
+                <w:top w:val="none" w:sz="0" w:space="0" w:color="000000"/>
+                <w:left w:val="none" w:sz="0" w:space="0" w:color="000000"/>
+                <w:right w:val="none" w:sz="0" w:space="0" w:color="000000"/>
+              </w:pBdr>
+              <w:spacing w:after="100" w:before="100" w:line="240"/>
+              <w:ind w:left="100" w:right="100" w:firstLine="0" w:firstLineChars="0"/>
+              <w:rPr>
+                <w:rFonts w:ascii="Helvetica" w:hAnsi="Helvetica" w:eastAsia="Helvetica" w:cs="Helvetica"/>
+                <w:i w:val="false"/>
+                <w:b w:val="false"/>
+                <w:u w:val="none"/>
+                <w:sz w:val="22"/>
+                <w:szCs w:val="22"/>
+                <w:color w:val="000000"/>
+              </w:rPr>
+            </w:pPr>
+            <w:r>
+              <w:rPr>
+                <w:rFonts w:ascii="Helvetica" w:hAnsi="Helvetica" w:eastAsia="Helvetica" w:cs="Helvetica"/>
+                <w:i w:val="false"/>
+                <w:b w:val="false"/>
+                <w:u w:val="none"/>
+                <w:sz w:val="22"/>
+                <w:szCs w:val="22"/>
+                <w:color w:val="000000"/>
+              </w:rPr>
+              <w:t xml:space="preserve">0.300</w:t>
+            </w:r>
+          </w:p>
+        </w:tc>
+        <w:tc>
+          <w:tcPr>
+            <w:tcBorders>
+              <w:bottom w:val="none" w:sz="0" w:space="0" w:color="000000"/>
+              <w:top w:val="none" w:sz="0" w:space="0" w:color="000000"/>
+              <w:left w:val="none" w:sz="0" w:space="0" w:color="000000"/>
+              <w:right w:val="none" w:sz="0" w:space="0" w:color="000000"/>
+            </w:tcBorders>
+            <w:shd w:val="clear" w:color="auto" w:fill="FFFFFF"/>
+            <w:tcMar>
+              <w:top w:w="0" w:type="dxa"/>
+              <w:bottom w:w="0" w:type="dxa"/>
+              <w:left w:w="0" w:type="dxa"/>
+              <w:right w:w="0" w:type="dxa"/>
+            </w:tcMar>
+            <w:vAlign w:val="top"/>
+          </w:tcPr>
+          <w:p>
+            <w:pPr>
+              <w:pStyle w:val="Normal"/>
+              <w:jc w:val="center"/>
+              <w:pBdr>
+                <w:bottom w:val="none" w:sz="0" w:space="0" w:color="000000"/>
+                <w:top w:val="none" w:sz="0" w:space="0" w:color="000000"/>
+                <w:left w:val="none" w:sz="0" w:space="0" w:color="000000"/>
+                <w:right w:val="none" w:sz="0" w:space="0" w:color="000000"/>
+              </w:pBdr>
+              <w:spacing w:after="100" w:before="100" w:line="240"/>
+              <w:ind w:left="100" w:right="100" w:firstLine="0" w:firstLineChars="0"/>
+              <w:rPr>
+                <w:rFonts w:ascii="Helvetica" w:hAnsi="Helvetica" w:eastAsia="Helvetica" w:cs="Helvetica"/>
+                <w:i w:val="false"/>
+                <w:b w:val="false"/>
+                <w:u w:val="none"/>
+                <w:sz w:val="22"/>
+                <w:szCs w:val="22"/>
+                <w:color w:val="000000"/>
+              </w:rPr>
+            </w:pPr>
+            <w:r>
+              <w:rPr>
+                <w:rFonts w:ascii="Helvetica" w:hAnsi="Helvetica" w:eastAsia="Helvetica" w:cs="Helvetica"/>
+                <w:i w:val="false"/>
+                <w:b w:val="false"/>
+                <w:u w:val="none"/>
+                <w:sz w:val="22"/>
+                <w:szCs w:val="22"/>
+                <w:color w:val="000000"/>
+              </w:rPr>
+              <w:t xml:space="preserve">322</w:t>
+            </w:r>
+          </w:p>
+        </w:tc>
+        <w:tc>
+          <w:tcPr>
+            <w:tcBorders>
+              <w:bottom w:val="none" w:sz="0" w:space="0" w:color="000000"/>
+              <w:top w:val="none" w:sz="0" w:space="0" w:color="000000"/>
+              <w:left w:val="none" w:sz="0" w:space="0" w:color="000000"/>
+              <w:right w:val="none" w:sz="0" w:space="0" w:color="000000"/>
+            </w:tcBorders>
+            <w:shd w:val="clear" w:color="auto" w:fill="FFFFFF"/>
+            <w:tcMar>
+              <w:top w:w="0" w:type="dxa"/>
+              <w:bottom w:w="0" w:type="dxa"/>
+              <w:left w:w="0" w:type="dxa"/>
+              <w:right w:w="0" w:type="dxa"/>
+            </w:tcMar>
+            <w:vAlign w:val="top"/>
+          </w:tcPr>
+          <w:p>
+            <w:pPr>
+              <w:pStyle w:val="Normal"/>
+              <w:jc w:val="center"/>
+              <w:pBdr>
+                <w:bottom w:val="none" w:sz="0" w:space="0" w:color="000000"/>
+                <w:top w:val="none" w:sz="0" w:space="0" w:color="000000"/>
+                <w:left w:val="none" w:sz="0" w:space="0" w:color="000000"/>
+                <w:right w:val="none" w:sz="0" w:space="0" w:color="000000"/>
+              </w:pBdr>
+              <w:spacing w:after="100" w:before="100" w:line="240"/>
+              <w:ind w:left="100" w:right="100" w:firstLine="0" w:firstLineChars="0"/>
+              <w:rPr>
+                <w:rFonts w:ascii="Helvetica" w:hAnsi="Helvetica" w:eastAsia="Helvetica" w:cs="Helvetica"/>
+                <w:i w:val="false"/>
+                <w:b w:val="false"/>
+                <w:u w:val="none"/>
+                <w:sz w:val="22"/>
+                <w:szCs w:val="22"/>
+                <w:color w:val="000000"/>
+              </w:rPr>
+            </w:pPr>
+            <w:r>
+              <w:rPr>
+                <w:rFonts w:ascii="Helvetica" w:hAnsi="Helvetica" w:eastAsia="Helvetica" w:cs="Helvetica"/>
+                <w:i w:val="false"/>
+                <w:b w:val="false"/>
+                <w:u w:val="none"/>
+                <w:sz w:val="22"/>
+                <w:szCs w:val="22"/>
+                <w:color w:val="000000"/>
+              </w:rPr>
+              <w:t xml:space="preserve">0.81</w:t>
+            </w:r>
+          </w:p>
+        </w:tc>
+        <w:tc>
+          <w:tcPr>
+            <w:tcBorders>
+              <w:bottom w:val="none" w:sz="0" w:space="0" w:color="000000"/>
+              <w:top w:val="none" w:sz="0" w:space="0" w:color="000000"/>
+              <w:left w:val="none" w:sz="0" w:space="0" w:color="000000"/>
+              <w:right w:val="none" w:sz="0" w:space="0" w:color="000000"/>
+            </w:tcBorders>
+            <w:shd w:val="clear" w:color="auto" w:fill="FFFFFF"/>
+            <w:tcMar>
+              <w:top w:w="0" w:type="dxa"/>
+              <w:bottom w:w="0" w:type="dxa"/>
+              <w:left w:w="0" w:type="dxa"/>
+              <w:right w:w="0" w:type="dxa"/>
+            </w:tcMar>
+            <w:vAlign w:val="top"/>
+          </w:tcPr>
+          <w:p>
+            <w:pPr>
+              <w:pStyle w:val="Normal"/>
+              <w:jc w:val="center"/>
+              <w:pBdr>
+                <w:bottom w:val="none" w:sz="0" w:space="0" w:color="000000"/>
+                <w:top w:val="none" w:sz="0" w:space="0" w:color="000000"/>
+                <w:left w:val="none" w:sz="0" w:space="0" w:color="000000"/>
+                <w:right w:val="none" w:sz="0" w:space="0" w:color="000000"/>
+              </w:pBdr>
+              <w:spacing w:after="100" w:before="100" w:line="240"/>
+              <w:ind w:left="100" w:right="100" w:firstLine="0" w:firstLineChars="0"/>
+              <w:rPr>
+                <w:rFonts w:ascii="Helvetica" w:hAnsi="Helvetica" w:eastAsia="Helvetica" w:cs="Helvetica"/>
+                <w:i w:val="false"/>
+                <w:b w:val="false"/>
+                <w:u w:val="none"/>
+                <w:sz w:val="22"/>
+                <w:szCs w:val="22"/>
+                <w:color w:val="000000"/>
+              </w:rPr>
+            </w:pPr>
+            <w:r>
+              <w:rPr>
+                <w:rFonts w:ascii="Helvetica" w:hAnsi="Helvetica" w:eastAsia="Helvetica" w:cs="Helvetica"/>
+                <w:i w:val="false"/>
+                <w:b w:val="false"/>
+                <w:u w:val="none"/>
+                <w:sz w:val="22"/>
+                <w:szCs w:val="22"/>
+                <w:color w:val="000000"/>
+              </w:rPr>
+              <w:t xml:space="preserve">0.31, 2.10</w:t>
+            </w:r>
+          </w:p>
+        </w:tc>
+        <w:tc>
+          <w:tcPr>
+            <w:tcBorders>
+              <w:bottom w:val="none" w:sz="0" w:space="0" w:color="000000"/>
+              <w:top w:val="none" w:sz="0" w:space="0" w:color="000000"/>
+              <w:left w:val="none" w:sz="0" w:space="0" w:color="000000"/>
+              <w:right w:val="none" w:sz="0" w:space="0" w:color="000000"/>
+            </w:tcBorders>
+            <w:shd w:val="clear" w:color="auto" w:fill="FFFFFF"/>
+            <w:tcMar>
+              <w:top w:w="0" w:type="dxa"/>
+              <w:bottom w:w="0" w:type="dxa"/>
+              <w:left w:w="0" w:type="dxa"/>
+              <w:right w:w="0" w:type="dxa"/>
+            </w:tcMar>
+            <w:vAlign w:val="top"/>
+          </w:tcPr>
+          <w:p>
+            <w:pPr>
+              <w:pStyle w:val="Normal"/>
+              <w:jc w:val="center"/>
+              <w:pBdr>
+                <w:bottom w:val="none" w:sz="0" w:space="0" w:color="000000"/>
+                <w:top w:val="none" w:sz="0" w:space="0" w:color="000000"/>
+                <w:left w:val="none" w:sz="0" w:space="0" w:color="000000"/>
+                <w:right w:val="none" w:sz="0" w:space="0" w:color="000000"/>
+              </w:pBdr>
+              <w:spacing w:after="100" w:before="100" w:line="240"/>
+              <w:ind w:left="100" w:right="100" w:firstLine="0" w:firstLineChars="0"/>
+              <w:rPr>
+                <w:rFonts w:ascii="Helvetica" w:hAnsi="Helvetica" w:eastAsia="Helvetica" w:cs="Helvetica"/>
+                <w:i w:val="false"/>
+                <w:b w:val="false"/>
+                <w:u w:val="none"/>
+                <w:sz w:val="22"/>
+                <w:szCs w:val="22"/>
+                <w:color w:val="000000"/>
+              </w:rPr>
+            </w:pPr>
+            <w:r>
+              <w:rPr>
+                <w:rFonts w:ascii="Helvetica" w:hAnsi="Helvetica" w:eastAsia="Helvetica" w:cs="Helvetica"/>
+                <w:i w:val="false"/>
+                <w:b w:val="false"/>
+                <w:u w:val="none"/>
+                <w:sz w:val="22"/>
+                <w:szCs w:val="22"/>
+                <w:color w:val="000000"/>
+              </w:rPr>
+              <w:t xml:space="preserve">0.670</w:t>
             </w:r>
           </w:p>
         </w:tc>
       </w:tr>
       <w:tr>
         <w:trPr>
-          <w:trHeight w:val="597" w:hRule="auto"/>
+          <w:trHeight w:val="598" w:hRule="auto"/>
         </w:trPr>
         body30
         <w:tc>
@@ -14845,7 +14845,7 @@
                 <w:szCs w:val="22"/>
                 <w:color w:val="000000"/>
               </w:rPr>
-              <w:t xml:space="preserve">323</w:t>
+              <w:t xml:space="preserve">322</w:t>
             </w:r>
           </w:p>
         </w:tc>
@@ -14951,7 +14951,7 @@
                 <w:szCs w:val="22"/>
                 <w:color w:val="000000"/>
               </w:rPr>
-              <w:t xml:space="preserve">0.07, 3.95</w:t>
+              <w:t xml:space="preserve">0.07, 3.94</w:t>
             </w:r>
           </w:p>
         </w:tc>
@@ -15057,7 +15057,7 @@
                 <w:szCs w:val="22"/>
                 <w:color w:val="000000"/>
               </w:rPr>
-              <w:t xml:space="preserve">323</w:t>
+              <w:t xml:space="preserve">322</w:t>
             </w:r>
           </w:p>
         </w:tc>
@@ -15163,60 +15163,60 @@
                 <w:szCs w:val="22"/>
                 <w:color w:val="000000"/>
               </w:rPr>
-              <w:t xml:space="preserve">0.05, 3.09</w:t>
-            </w:r>
-          </w:p>
-        </w:tc>
-        <w:tc>
-          <w:tcPr>
-            <w:tcBorders>
-              <w:bottom w:val="none" w:sz="0" w:space="0" w:color="000000"/>
-              <w:top w:val="none" w:sz="0" w:space="0" w:color="000000"/>
-              <w:left w:val="none" w:sz="0" w:space="0" w:color="000000"/>
-              <w:right w:val="none" w:sz="0" w:space="0" w:color="000000"/>
-            </w:tcBorders>
-            <w:shd w:val="clear" w:color="auto" w:fill="FFFFFF"/>
-            <w:tcMar>
-              <w:top w:w="0" w:type="dxa"/>
-              <w:bottom w:w="0" w:type="dxa"/>
-              <w:left w:w="0" w:type="dxa"/>
-              <w:right w:w="0" w:type="dxa"/>
-            </w:tcMar>
-            <w:vAlign w:val="top"/>
-          </w:tcPr>
-          <w:p>
-            <w:pPr>
-              <w:pStyle w:val="Normal"/>
-              <w:jc w:val="center"/>
-              <w:pBdr>
-                <w:bottom w:val="none" w:sz="0" w:space="0" w:color="000000"/>
-                <w:top w:val="none" w:sz="0" w:space="0" w:color="000000"/>
-                <w:left w:val="none" w:sz="0" w:space="0" w:color="000000"/>
-                <w:right w:val="none" w:sz="0" w:space="0" w:color="000000"/>
-              </w:pBdr>
-              <w:spacing w:after="100" w:before="100" w:line="240"/>
-              <w:ind w:left="100" w:right="100" w:firstLine="0" w:firstLineChars="0"/>
-              <w:rPr>
-                <w:rFonts w:ascii="Helvetica" w:hAnsi="Helvetica" w:eastAsia="Helvetica" w:cs="Helvetica"/>
-                <w:i w:val="false"/>
-                <w:b w:val="false"/>
-                <w:u w:val="none"/>
-                <w:sz w:val="22"/>
-                <w:szCs w:val="22"/>
-                <w:color w:val="000000"/>
-              </w:rPr>
-            </w:pPr>
-            <w:r>
-              <w:rPr>
-                <w:rFonts w:ascii="Helvetica" w:hAnsi="Helvetica" w:eastAsia="Helvetica" w:cs="Helvetica"/>
-                <w:i w:val="false"/>
-                <w:b w:val="false"/>
-                <w:u w:val="none"/>
-                <w:sz w:val="22"/>
-                <w:szCs w:val="22"/>
-                <w:color w:val="000000"/>
-              </w:rPr>
-              <w:t xml:space="preserve">0.370</w:t>
+              <w:t xml:space="preserve">0.05, 3.18</w:t>
+            </w:r>
+          </w:p>
+        </w:tc>
+        <w:tc>
+          <w:tcPr>
+            <w:tcBorders>
+              <w:bottom w:val="none" w:sz="0" w:space="0" w:color="000000"/>
+              <w:top w:val="none" w:sz="0" w:space="0" w:color="000000"/>
+              <w:left w:val="none" w:sz="0" w:space="0" w:color="000000"/>
+              <w:right w:val="none" w:sz="0" w:space="0" w:color="000000"/>
+            </w:tcBorders>
+            <w:shd w:val="clear" w:color="auto" w:fill="FFFFFF"/>
+            <w:tcMar>
+              <w:top w:w="0" w:type="dxa"/>
+              <w:bottom w:w="0" w:type="dxa"/>
+              <w:left w:w="0" w:type="dxa"/>
+              <w:right w:w="0" w:type="dxa"/>
+            </w:tcMar>
+            <w:vAlign w:val="top"/>
+          </w:tcPr>
+          <w:p>
+            <w:pPr>
+              <w:pStyle w:val="Normal"/>
+              <w:jc w:val="center"/>
+              <w:pBdr>
+                <w:bottom w:val="none" w:sz="0" w:space="0" w:color="000000"/>
+                <w:top w:val="none" w:sz="0" w:space="0" w:color="000000"/>
+                <w:left w:val="none" w:sz="0" w:space="0" w:color="000000"/>
+                <w:right w:val="none" w:sz="0" w:space="0" w:color="000000"/>
+              </w:pBdr>
+              <w:spacing w:after="100" w:before="100" w:line="240"/>
+              <w:ind w:left="100" w:right="100" w:firstLine="0" w:firstLineChars="0"/>
+              <w:rPr>
+                <w:rFonts w:ascii="Helvetica" w:hAnsi="Helvetica" w:eastAsia="Helvetica" w:cs="Helvetica"/>
+                <w:i w:val="false"/>
+                <w:b w:val="false"/>
+                <w:u w:val="none"/>
+                <w:sz w:val="22"/>
+                <w:szCs w:val="22"/>
+                <w:color w:val="000000"/>
+              </w:rPr>
+            </w:pPr>
+            <w:r>
+              <w:rPr>
+                <w:rFonts w:ascii="Helvetica" w:hAnsi="Helvetica" w:eastAsia="Helvetica" w:cs="Helvetica"/>
+                <w:i w:val="false"/>
+                <w:b w:val="false"/>
+                <w:u w:val="none"/>
+                <w:sz w:val="22"/>
+                <w:szCs w:val="22"/>
+                <w:color w:val="000000"/>
+              </w:rPr>
+              <w:t xml:space="preserve">0.380</w:t>
             </w:r>
           </w:p>
         </w:tc>
@@ -15328,7 +15328,7 @@
                 <w:szCs w:val="22"/>
                 <w:color w:val="000000"/>
               </w:rPr>
-              <w:t xml:space="preserve">323</w:t>
+              <w:t xml:space="preserve">322</w:t>
             </w:r>
           </w:p>
         </w:tc>
@@ -15540,166 +15540,166 @@
                 <w:szCs w:val="22"/>
                 <w:color w:val="000000"/>
               </w:rPr>
-              <w:t xml:space="preserve">323</w:t>
-            </w:r>
-          </w:p>
-        </w:tc>
-        <w:tc>
-          <w:tcPr>
-            <w:tcBorders>
-              <w:bottom w:val="none" w:sz="0" w:space="0" w:color="000000"/>
-              <w:top w:val="none" w:sz="0" w:space="0" w:color="000000"/>
-              <w:left w:val="none" w:sz="0" w:space="0" w:color="000000"/>
-              <w:right w:val="none" w:sz="0" w:space="0" w:color="000000"/>
-            </w:tcBorders>
-            <w:shd w:val="clear" w:color="auto" w:fill="FFFFFF"/>
-            <w:tcMar>
-              <w:top w:w="0" w:type="dxa"/>
-              <w:bottom w:w="0" w:type="dxa"/>
-              <w:left w:w="0" w:type="dxa"/>
-              <w:right w:w="0" w:type="dxa"/>
-            </w:tcMar>
-            <w:vAlign w:val="top"/>
-          </w:tcPr>
-          <w:p>
-            <w:pPr>
-              <w:pStyle w:val="Normal"/>
-              <w:jc w:val="center"/>
-              <w:pBdr>
-                <w:bottom w:val="none" w:sz="0" w:space="0" w:color="000000"/>
-                <w:top w:val="none" w:sz="0" w:space="0" w:color="000000"/>
-                <w:left w:val="none" w:sz="0" w:space="0" w:color="000000"/>
-                <w:right w:val="none" w:sz="0" w:space="0" w:color="000000"/>
-              </w:pBdr>
-              <w:spacing w:after="100" w:before="100" w:line="240"/>
-              <w:ind w:left="100" w:right="100" w:firstLine="0" w:firstLineChars="0"/>
-              <w:rPr>
-                <w:rFonts w:ascii="Helvetica" w:hAnsi="Helvetica" w:eastAsia="Helvetica" w:cs="Helvetica"/>
-                <w:i w:val="false"/>
-                <w:b w:val="false"/>
-                <w:u w:val="none"/>
-                <w:sz w:val="22"/>
-                <w:szCs w:val="22"/>
-                <w:color w:val="000000"/>
-              </w:rPr>
-            </w:pPr>
-            <w:r>
-              <w:rPr>
-                <w:rFonts w:ascii="Helvetica" w:hAnsi="Helvetica" w:eastAsia="Helvetica" w:cs="Helvetica"/>
-                <w:i w:val="false"/>
-                <w:b w:val="false"/>
-                <w:u w:val="none"/>
-                <w:sz w:val="22"/>
-                <w:szCs w:val="22"/>
-                <w:color w:val="000000"/>
-              </w:rPr>
-              <w:t xml:space="preserve">0.74</w:t>
-            </w:r>
-          </w:p>
-        </w:tc>
-        <w:tc>
-          <w:tcPr>
-            <w:tcBorders>
-              <w:bottom w:val="none" w:sz="0" w:space="0" w:color="000000"/>
-              <w:top w:val="none" w:sz="0" w:space="0" w:color="000000"/>
-              <w:left w:val="none" w:sz="0" w:space="0" w:color="000000"/>
-              <w:right w:val="none" w:sz="0" w:space="0" w:color="000000"/>
-            </w:tcBorders>
-            <w:shd w:val="clear" w:color="auto" w:fill="FFFFFF"/>
-            <w:tcMar>
-              <w:top w:w="0" w:type="dxa"/>
-              <w:bottom w:w="0" w:type="dxa"/>
-              <w:left w:w="0" w:type="dxa"/>
-              <w:right w:w="0" w:type="dxa"/>
-            </w:tcMar>
-            <w:vAlign w:val="top"/>
-          </w:tcPr>
-          <w:p>
-            <w:pPr>
-              <w:pStyle w:val="Normal"/>
-              <w:jc w:val="center"/>
-              <w:pBdr>
-                <w:bottom w:val="none" w:sz="0" w:space="0" w:color="000000"/>
-                <w:top w:val="none" w:sz="0" w:space="0" w:color="000000"/>
-                <w:left w:val="none" w:sz="0" w:space="0" w:color="000000"/>
-                <w:right w:val="none" w:sz="0" w:space="0" w:color="000000"/>
-              </w:pBdr>
-              <w:spacing w:after="100" w:before="100" w:line="240"/>
-              <w:ind w:left="100" w:right="100" w:firstLine="0" w:firstLineChars="0"/>
-              <w:rPr>
-                <w:rFonts w:ascii="Helvetica" w:hAnsi="Helvetica" w:eastAsia="Helvetica" w:cs="Helvetica"/>
-                <w:i w:val="false"/>
-                <w:b w:val="false"/>
-                <w:u w:val="none"/>
-                <w:sz w:val="22"/>
-                <w:szCs w:val="22"/>
-                <w:color w:val="000000"/>
-              </w:rPr>
-            </w:pPr>
-            <w:r>
-              <w:rPr>
-                <w:rFonts w:ascii="Helvetica" w:hAnsi="Helvetica" w:eastAsia="Helvetica" w:cs="Helvetica"/>
-                <w:i w:val="false"/>
-                <w:b w:val="false"/>
-                <w:u w:val="none"/>
-                <w:sz w:val="22"/>
-                <w:szCs w:val="22"/>
-                <w:color w:val="000000"/>
-              </w:rPr>
-              <w:t xml:space="preserve">0.18, 2.96</w:t>
-            </w:r>
-          </w:p>
-        </w:tc>
-        <w:tc>
-          <w:tcPr>
-            <w:tcBorders>
-              <w:bottom w:val="none" w:sz="0" w:space="0" w:color="000000"/>
-              <w:top w:val="none" w:sz="0" w:space="0" w:color="000000"/>
-              <w:left w:val="none" w:sz="0" w:space="0" w:color="000000"/>
-              <w:right w:val="none" w:sz="0" w:space="0" w:color="000000"/>
-            </w:tcBorders>
-            <w:shd w:val="clear" w:color="auto" w:fill="FFFFFF"/>
-            <w:tcMar>
-              <w:top w:w="0" w:type="dxa"/>
-              <w:bottom w:w="0" w:type="dxa"/>
-              <w:left w:w="0" w:type="dxa"/>
-              <w:right w:w="0" w:type="dxa"/>
-            </w:tcMar>
-            <w:vAlign w:val="top"/>
-          </w:tcPr>
-          <w:p>
-            <w:pPr>
-              <w:pStyle w:val="Normal"/>
-              <w:jc w:val="center"/>
-              <w:pBdr>
-                <w:bottom w:val="none" w:sz="0" w:space="0" w:color="000000"/>
-                <w:top w:val="none" w:sz="0" w:space="0" w:color="000000"/>
-                <w:left w:val="none" w:sz="0" w:space="0" w:color="000000"/>
-                <w:right w:val="none" w:sz="0" w:space="0" w:color="000000"/>
-              </w:pBdr>
-              <w:spacing w:after="100" w:before="100" w:line="240"/>
-              <w:ind w:left="100" w:right="100" w:firstLine="0" w:firstLineChars="0"/>
-              <w:rPr>
-                <w:rFonts w:ascii="Helvetica" w:hAnsi="Helvetica" w:eastAsia="Helvetica" w:cs="Helvetica"/>
-                <w:i w:val="false"/>
-                <w:b w:val="false"/>
-                <w:u w:val="none"/>
-                <w:sz w:val="22"/>
-                <w:szCs w:val="22"/>
-                <w:color w:val="000000"/>
-              </w:rPr>
-            </w:pPr>
-            <w:r>
-              <w:rPr>
-                <w:rFonts w:ascii="Helvetica" w:hAnsi="Helvetica" w:eastAsia="Helvetica" w:cs="Helvetica"/>
-                <w:i w:val="false"/>
-                <w:b w:val="false"/>
-                <w:u w:val="none"/>
-                <w:sz w:val="22"/>
-                <w:szCs w:val="22"/>
-                <w:color w:val="000000"/>
-              </w:rPr>
-              <w:t xml:space="preserve">0.670</w:t>
+              <w:t xml:space="preserve">322</w:t>
+            </w:r>
+          </w:p>
+        </w:tc>
+        <w:tc>
+          <w:tcPr>
+            <w:tcBorders>
+              <w:bottom w:val="none" w:sz="0" w:space="0" w:color="000000"/>
+              <w:top w:val="none" w:sz="0" w:space="0" w:color="000000"/>
+              <w:left w:val="none" w:sz="0" w:space="0" w:color="000000"/>
+              <w:right w:val="none" w:sz="0" w:space="0" w:color="000000"/>
+            </w:tcBorders>
+            <w:shd w:val="clear" w:color="auto" w:fill="FFFFFF"/>
+            <w:tcMar>
+              <w:top w:w="0" w:type="dxa"/>
+              <w:bottom w:w="0" w:type="dxa"/>
+              <w:left w:w="0" w:type="dxa"/>
+              <w:right w:w="0" w:type="dxa"/>
+            </w:tcMar>
+            <w:vAlign w:val="top"/>
+          </w:tcPr>
+          <w:p>
+            <w:pPr>
+              <w:pStyle w:val="Normal"/>
+              <w:jc w:val="center"/>
+              <w:pBdr>
+                <w:bottom w:val="none" w:sz="0" w:space="0" w:color="000000"/>
+                <w:top w:val="none" w:sz="0" w:space="0" w:color="000000"/>
+                <w:left w:val="none" w:sz="0" w:space="0" w:color="000000"/>
+                <w:right w:val="none" w:sz="0" w:space="0" w:color="000000"/>
+              </w:pBdr>
+              <w:spacing w:after="100" w:before="100" w:line="240"/>
+              <w:ind w:left="100" w:right="100" w:firstLine="0" w:firstLineChars="0"/>
+              <w:rPr>
+                <w:rFonts w:ascii="Helvetica" w:hAnsi="Helvetica" w:eastAsia="Helvetica" w:cs="Helvetica"/>
+                <w:i w:val="false"/>
+                <w:b w:val="false"/>
+                <w:u w:val="none"/>
+                <w:sz w:val="22"/>
+                <w:szCs w:val="22"/>
+                <w:color w:val="000000"/>
+              </w:rPr>
+            </w:pPr>
+            <w:r>
+              <w:rPr>
+                <w:rFonts w:ascii="Helvetica" w:hAnsi="Helvetica" w:eastAsia="Helvetica" w:cs="Helvetica"/>
+                <w:i w:val="false"/>
+                <w:b w:val="false"/>
+                <w:u w:val="none"/>
+                <w:sz w:val="22"/>
+                <w:szCs w:val="22"/>
+                <w:color w:val="000000"/>
+              </w:rPr>
+              <w:t xml:space="preserve">0.73</w:t>
+            </w:r>
+          </w:p>
+        </w:tc>
+        <w:tc>
+          <w:tcPr>
+            <w:tcBorders>
+              <w:bottom w:val="none" w:sz="0" w:space="0" w:color="000000"/>
+              <w:top w:val="none" w:sz="0" w:space="0" w:color="000000"/>
+              <w:left w:val="none" w:sz="0" w:space="0" w:color="000000"/>
+              <w:right w:val="none" w:sz="0" w:space="0" w:color="000000"/>
+            </w:tcBorders>
+            <w:shd w:val="clear" w:color="auto" w:fill="FFFFFF"/>
+            <w:tcMar>
+              <w:top w:w="0" w:type="dxa"/>
+              <w:bottom w:w="0" w:type="dxa"/>
+              <w:left w:w="0" w:type="dxa"/>
+              <w:right w:w="0" w:type="dxa"/>
+            </w:tcMar>
+            <w:vAlign w:val="top"/>
+          </w:tcPr>
+          <w:p>
+            <w:pPr>
+              <w:pStyle w:val="Normal"/>
+              <w:jc w:val="center"/>
+              <w:pBdr>
+                <w:bottom w:val="none" w:sz="0" w:space="0" w:color="000000"/>
+                <w:top w:val="none" w:sz="0" w:space="0" w:color="000000"/>
+                <w:left w:val="none" w:sz="0" w:space="0" w:color="000000"/>
+                <w:right w:val="none" w:sz="0" w:space="0" w:color="000000"/>
+              </w:pBdr>
+              <w:spacing w:after="100" w:before="100" w:line="240"/>
+              <w:ind w:left="100" w:right="100" w:firstLine="0" w:firstLineChars="0"/>
+              <w:rPr>
+                <w:rFonts w:ascii="Helvetica" w:hAnsi="Helvetica" w:eastAsia="Helvetica" w:cs="Helvetica"/>
+                <w:i w:val="false"/>
+                <w:b w:val="false"/>
+                <w:u w:val="none"/>
+                <w:sz w:val="22"/>
+                <w:szCs w:val="22"/>
+                <w:color w:val="000000"/>
+              </w:rPr>
+            </w:pPr>
+            <w:r>
+              <w:rPr>
+                <w:rFonts w:ascii="Helvetica" w:hAnsi="Helvetica" w:eastAsia="Helvetica" w:cs="Helvetica"/>
+                <w:i w:val="false"/>
+                <w:b w:val="false"/>
+                <w:u w:val="none"/>
+                <w:sz w:val="22"/>
+                <w:szCs w:val="22"/>
+                <w:color w:val="000000"/>
+              </w:rPr>
+              <w:t xml:space="preserve">0.18, 2.93</w:t>
+            </w:r>
+          </w:p>
+        </w:tc>
+        <w:tc>
+          <w:tcPr>
+            <w:tcBorders>
+              <w:bottom w:val="none" w:sz="0" w:space="0" w:color="000000"/>
+              <w:top w:val="none" w:sz="0" w:space="0" w:color="000000"/>
+              <w:left w:val="none" w:sz="0" w:space="0" w:color="000000"/>
+              <w:right w:val="none" w:sz="0" w:space="0" w:color="000000"/>
+            </w:tcBorders>
+            <w:shd w:val="clear" w:color="auto" w:fill="FFFFFF"/>
+            <w:tcMar>
+              <w:top w:w="0" w:type="dxa"/>
+              <w:bottom w:w="0" w:type="dxa"/>
+              <w:left w:w="0" w:type="dxa"/>
+              <w:right w:w="0" w:type="dxa"/>
+            </w:tcMar>
+            <w:vAlign w:val="top"/>
+          </w:tcPr>
+          <w:p>
+            <w:pPr>
+              <w:pStyle w:val="Normal"/>
+              <w:jc w:val="center"/>
+              <w:pBdr>
+                <w:bottom w:val="none" w:sz="0" w:space="0" w:color="000000"/>
+                <w:top w:val="none" w:sz="0" w:space="0" w:color="000000"/>
+                <w:left w:val="none" w:sz="0" w:space="0" w:color="000000"/>
+                <w:right w:val="none" w:sz="0" w:space="0" w:color="000000"/>
+              </w:pBdr>
+              <w:spacing w:after="100" w:before="100" w:line="240"/>
+              <w:ind w:left="100" w:right="100" w:firstLine="0" w:firstLineChars="0"/>
+              <w:rPr>
+                <w:rFonts w:ascii="Helvetica" w:hAnsi="Helvetica" w:eastAsia="Helvetica" w:cs="Helvetica"/>
+                <w:i w:val="false"/>
+                <w:b w:val="false"/>
+                <w:u w:val="none"/>
+                <w:sz w:val="22"/>
+                <w:szCs w:val="22"/>
+                <w:color w:val="000000"/>
+              </w:rPr>
+            </w:pPr>
+            <w:r>
+              <w:rPr>
+                <w:rFonts w:ascii="Helvetica" w:hAnsi="Helvetica" w:eastAsia="Helvetica" w:cs="Helvetica"/>
+                <w:i w:val="false"/>
+                <w:b w:val="false"/>
+                <w:u w:val="none"/>
+                <w:sz w:val="22"/>
+                <w:szCs w:val="22"/>
+                <w:color w:val="000000"/>
+              </w:rPr>
+              <w:t xml:space="preserve">0.660</w:t>
             </w:r>
           </w:p>
         </w:tc>
@@ -15811,7 +15811,7 @@
                 <w:szCs w:val="22"/>
                 <w:color w:val="000000"/>
               </w:rPr>
-              <w:t xml:space="preserve">323</w:t>
+              <w:t xml:space="preserve">322</w:t>
             </w:r>
           </w:p>
         </w:tc>
@@ -15970,7 +15970,7 @@
                 <w:szCs w:val="22"/>
                 <w:color w:val="000000"/>
               </w:rPr>
-              <w:t xml:space="preserve">0.073</w:t>
+              <w:t xml:space="preserve">0.079</w:t>
             </w:r>
           </w:p>
         </w:tc>
@@ -16023,7 +16023,7 @@
                 <w:szCs w:val="22"/>
                 <w:color w:val="000000"/>
               </w:rPr>
-              <w:t xml:space="preserve">323</w:t>
+              <w:t xml:space="preserve">322</w:t>
             </w:r>
           </w:p>
         </w:tc>
@@ -16182,7 +16182,7 @@
                 <w:szCs w:val="22"/>
                 <w:color w:val="000000"/>
               </w:rPr>
-              <w:t xml:space="preserve">0.820</w:t>
+              <w:t xml:space="preserve">0.810</w:t>
             </w:r>
           </w:p>
         </w:tc>
